--- a/dicomtool-manual.docx
+++ b/dicomtool-manual.docx
@@ -71,7 +71,7 @@
           <w:sz w:val="32"/>
           <w:szCs w:val="32"/>
         </w:rPr>
-        <w:t xml:space="preserve">Usage Manual  v1.4.4</w:t>
+        <w:t xml:space="preserve">Usage Manual  v1.5.0</w:t>
       </w:r>
     </w:p>
     <w:p>
@@ -85,7 +85,7 @@
           <w:sz w:val="24"/>
           <w:szCs w:val="24"/>
         </w:rPr>
-        <w:t xml:space="preserve">July 16, 2026</w:t>
+        <w:t xml:space="preserve">July 28, 2026</w:t>
       </w:r>
     </w:p>
     <w:p>
@@ -1247,6 +1247,14 @@
         <w:pStyle w:val="Code"/>
       </w:pPr>
       <w:r>
+        <w:t xml:space="preserve">    [shiftdays:&lt;n&gt;]</w:t>
+      </w:r>
+    </w:p>
+    <w:p>
+      <w:pPr>
+        <w:pStyle w:val="Code"/>
+      </w:pPr>
+      <w:r>
         <w:t xml:space="preserve">    [uid:&lt;suffix&gt;]</w:t>
       </w:r>
     </w:p>
@@ -1610,6 +1618,83 @@
                 <w:szCs w:val="18"/>
                 <w:shd w:val="clear" w:color="auto" w:fill="EBEBEB"/>
               </w:rPr>
+              <w:t xml:space="preserve">shiftdays:&lt;n&gt;</w:t>
+            </w:r>
+          </w:p>
+        </w:tc>
+        <w:tc>
+          <w:tcPr>
+            <w:tcW w:w="6300" w:type="dxa"/>
+            <w:shd w:val="clear" w:color="auto" w:fill="F5F5F5"/>
+          </w:tcPr>
+          <w:p>
+            <w:r>
+              <w:t xml:space="preserve">Shift every DA (Date) and DT (DateTime) field in each file by </w:t>
+            </w:r>
+            <w:r>
+              <w:rPr>
+                <w:rFonts w:ascii="Courier New" w:hAnsi="Courier New"/>
+                <w:sz w:val="18"/>
+                <w:szCs w:val="18"/>
+                <w:shd w:val="clear" w:color="auto" w:fill="EBEBEB"/>
+              </w:rPr>
+              <w:t xml:space="preserve">n</w:t>
+            </w:r>
+            <w:r>
+              <w:t xml:space="preserve"> days. </w:t>
+            </w:r>
+            <w:r>
+              <w:rPr>
+                <w:rFonts w:ascii="Courier New" w:hAnsi="Courier New"/>
+                <w:sz w:val="18"/>
+                <w:szCs w:val="18"/>
+                <w:shd w:val="clear" w:color="auto" w:fill="EBEBEB"/>
+              </w:rPr>
+              <w:t xml:space="preserve">n</w:t>
+            </w:r>
+            <w:r>
+              <w:t xml:space="preserve"> may be negative, zero, or positive. For DT fields, only the leading date component moves; the time, fraction, and timezone portion is preserved unchanged. Patient Date of Birth (0010,0030) is never affected by </w:t>
+            </w:r>
+            <w:r>
+              <w:rPr>
+                <w:rFonts w:ascii="Courier New" w:hAnsi="Courier New"/>
+                <w:sz w:val="18"/>
+                <w:szCs w:val="18"/>
+                <w:shd w:val="clear" w:color="auto" w:fill="EBEBEB"/>
+              </w:rPr>
+              <w:t xml:space="preserve">shiftdays:</w:t>
+            </w:r>
+            <w:r>
+              <w:t xml:space="preserve"> — use </w:t>
+            </w:r>
+            <w:r>
+              <w:rPr>
+                <w:rFonts w:ascii="Courier New" w:hAnsi="Courier New"/>
+                <w:sz w:val="18"/>
+                <w:szCs w:val="18"/>
+                <w:shd w:val="clear" w:color="auto" w:fill="EBEBEB"/>
+              </w:rPr>
+              <w:t xml:space="preserve">dob:</w:t>
+            </w:r>
+            <w:r>
+              <w:t xml:space="preserve"> for that field instead.</w:t>
+            </w:r>
+          </w:p>
+        </w:tc>
+      </w:tr>
+      <w:tr>
+        <w:tc>
+          <w:tcPr>
+            <w:tcW w:w="2700" w:type="dxa"/>
+          </w:tcPr>
+          <w:p>
+            <w:r>
+              <w:rPr>
+                <w:rFonts w:ascii="Courier New" w:hAnsi="Courier New"/>
+                <w:sz w:val="18"/>
+                <w:szCs w:val="18"/>
+                <w:shd w:val="clear" w:color="auto" w:fill="EBEBEB"/>
+              </w:rPr>
               <w:t xml:space="preserve">uid:&lt;suffix&gt;</w:t>
             </w:r>
           </w:p>
@@ -1617,37 +1702,58 @@
         <w:tc>
           <w:tcPr>
             <w:tcW w:w="6300" w:type="dxa"/>
+          </w:tcPr>
+          <w:p>
+            <w:r>
+              <w:t xml:space="preserve">Append </w:t>
+            </w:r>
+            <w:r>
+              <w:rPr>
+                <w:rFonts w:ascii="Courier New" w:hAnsi="Courier New"/>
+                <w:sz w:val="18"/>
+                <w:szCs w:val="18"/>
+                <w:shd w:val="clear" w:color="auto" w:fill="EBEBEB"/>
+              </w:rPr>
+              <w:t xml:space="preserve">.&lt;suffix&gt;</w:t>
+            </w:r>
+            <w:r>
+              <w:t xml:space="preserve"> to every UID field in each file. If the result would exceed 64 characters the last dot-delimited component is replaced instead of appended. </w:t>
+            </w:r>
+            <w:r>
+              <w:rPr>
+                <w:rFonts w:ascii="Courier New" w:hAnsi="Courier New"/>
+                <w:sz w:val="18"/>
+                <w:szCs w:val="18"/>
+                <w:shd w:val="clear" w:color="auto" w:fill="EBEBEB"/>
+              </w:rPr>
+              <w:t xml:space="preserve">&lt;suffix&gt;</w:t>
+            </w:r>
+            <w:r>
+              <w:t xml:space="preserve"> must contain digits only. Transfer Syntax UIDs are excluded. Mutually exclusive with </w:t>
+            </w:r>
+            <w:r>
+              <w:rPr>
+                <w:rFonts w:ascii="Courier New" w:hAnsi="Courier New"/>
+                <w:sz w:val="18"/>
+                <w:szCs w:val="18"/>
+                <w:shd w:val="clear" w:color="auto" w:fill="EBEBEB"/>
+              </w:rPr>
+              <w:t xml:space="preserve">remapuids:true</w:t>
+            </w:r>
+            <w:r>
+              <w:t xml:space="preserve">.</w:t>
+            </w:r>
+          </w:p>
+        </w:tc>
+      </w:tr>
+      <w:tr>
+        <w:tc>
+          <w:tcPr>
+            <w:tcW w:w="2700" w:type="dxa"/>
             <w:shd w:val="clear" w:color="auto" w:fill="F5F5F5"/>
           </w:tcPr>
           <w:p>
             <w:r>
-              <w:t xml:space="preserve">Append </w:t>
-            </w:r>
-            <w:r>
-              <w:rPr>
-                <w:rFonts w:ascii="Courier New" w:hAnsi="Courier New"/>
-                <w:sz w:val="18"/>
-                <w:szCs w:val="18"/>
-                <w:shd w:val="clear" w:color="auto" w:fill="EBEBEB"/>
-              </w:rPr>
-              <w:t xml:space="preserve">.&lt;suffix&gt;</w:t>
-            </w:r>
-            <w:r>
-              <w:t xml:space="preserve"> to every UID field in each file. If the result would exceed 64 characters the last dot-delimited component is replaced instead of appended. </w:t>
-            </w:r>
-            <w:r>
-              <w:rPr>
-                <w:rFonts w:ascii="Courier New" w:hAnsi="Courier New"/>
-                <w:sz w:val="18"/>
-                <w:szCs w:val="18"/>
-                <w:shd w:val="clear" w:color="auto" w:fill="EBEBEB"/>
-              </w:rPr>
-              <w:t xml:space="preserve">&lt;suffix&gt;</w:t>
-            </w:r>
-            <w:r>
-              <w:t xml:space="preserve"> must contain digits only. Transfer Syntax UIDs are excluded. Mutually exclusive with </w:t>
-            </w:r>
-            <w:r>
               <w:rPr>
                 <w:rFonts w:ascii="Courier New" w:hAnsi="Courier New"/>
                 <w:sz w:val="18"/>
@@ -1656,6 +1762,26 @@
               </w:rPr>
               <w:t xml:space="preserve">remapuids:true</w:t>
             </w:r>
+          </w:p>
+        </w:tc>
+        <w:tc>
+          <w:tcPr>
+            <w:tcW w:w="6300" w:type="dxa"/>
+            <w:shd w:val="clear" w:color="auto" w:fill="F5F5F5"/>
+          </w:tcPr>
+          <w:p>
+            <w:r>
+              <w:t xml:space="preserve">Replace every study, series, and instance UID — and all references to them — with a freshly generated UID. Remapping is consistent across the entire run: the same source UID always maps to the same new UID in every file, so study/series/instance relationships and internal cross-references are preserved while linkage to the source is severed. SOP Class UIDs, Transfer Syntax UIDs, and the Implementation Class UID are left unchanged so files remain valid. Cannot be combined with </w:t>
+            </w:r>
+            <w:r>
+              <w:rPr>
+                <w:rFonts w:ascii="Courier New" w:hAnsi="Courier New"/>
+                <w:sz w:val="18"/>
+                <w:szCs w:val="18"/>
+                <w:shd w:val="clear" w:color="auto" w:fill="EBEBEB"/>
+              </w:rPr>
+              <w:t xml:space="preserve">uid:</w:t>
+            </w:r>
             <w:r>
               <w:t xml:space="preserve">.</w:t>
             </w:r>
@@ -1675,26 +1801,56 @@
                 <w:szCs w:val="18"/>
                 <w:shd w:val="clear" w:color="auto" w:fill="EBEBEB"/>
               </w:rPr>
-              <w:t xml:space="preserve">remapuids:true</w:t>
-            </w:r>
-          </w:p>
-        </w:tc>
-        <w:tc>
-          <w:tcPr>
-            <w:tcW w:w="6300" w:type="dxa"/>
-          </w:tcPr>
-          <w:p>
-            <w:r>
-              <w:t xml:space="preserve">Replace every study, series, and instance UID — and all references to them — with a freshly generated UID. Remapping is consistent across the entire run: the same source UID always maps to the same new UID in every file, so study/series/instance relationships and internal cross-references are preserved while linkage to the source is severed. SOP Class UIDs, Transfer Syntax UIDs, and the Implementation Class UID are left unchanged so files remain valid. Cannot be combined with </w:t>
-            </w:r>
-            <w:r>
-              <w:rPr>
-                <w:rFonts w:ascii="Courier New" w:hAnsi="Courier New"/>
-                <w:sz w:val="18"/>
-                <w:szCs w:val="18"/>
-                <w:shd w:val="clear" w:color="auto" w:fill="EBEBEB"/>
-              </w:rPr>
-              <w:t xml:space="preserve">uid:</w:t>
+              <w:t xml:space="preserve">noprivate:true</w:t>
+            </w:r>
+          </w:p>
+        </w:tc>
+        <w:tc>
+          <w:tcPr>
+            <w:tcW w:w="6300" w:type="dxa"/>
+          </w:tcPr>
+          <w:p>
+            <w:r>
+              <w:t xml:space="preserve">Remove all private tags (those with an odd group number) before writing output.</w:t>
+            </w:r>
+          </w:p>
+        </w:tc>
+      </w:tr>
+      <w:tr>
+        <w:tc>
+          <w:tcPr>
+            <w:tcW w:w="2700" w:type="dxa"/>
+            <w:shd w:val="clear" w:color="auto" w:fill="F5F5F5"/>
+          </w:tcPr>
+          <w:p>
+            <w:r>
+              <w:rPr>
+                <w:rFonts w:ascii="Courier New" w:hAnsi="Courier New"/>
+                <w:sz w:val="18"/>
+                <w:szCs w:val="18"/>
+                <w:shd w:val="clear" w:color="auto" w:fill="EBEBEB"/>
+              </w:rPr>
+              <w:t xml:space="preserve">ignoretype:&lt;types&gt;</w:t>
+            </w:r>
+          </w:p>
+        </w:tc>
+        <w:tc>
+          <w:tcPr>
+            <w:tcW w:w="6300" w:type="dxa"/>
+            <w:shd w:val="clear" w:color="auto" w:fill="F5F5F5"/>
+          </w:tcPr>
+          <w:p>
+            <w:r>
+              <w:t xml:space="preserve">Skip files whose Image Type tag (0008,0008) contains any of the supplied comma-delimited values. Comparison is case-insensitive. Example: </w:t>
+            </w:r>
+            <w:r>
+              <w:rPr>
+                <w:rFonts w:ascii="Courier New" w:hAnsi="Courier New"/>
+                <w:sz w:val="18"/>
+                <w:szCs w:val="18"/>
+                <w:shd w:val="clear" w:color="auto" w:fill="EBEBEB"/>
+              </w:rPr>
+              <w:t xml:space="preserve">ignoretype:SECONDARY,DERIVED</w:t>
             </w:r>
             <w:r>
               <w:t xml:space="preserve">.</w:t>
@@ -1706,6 +1862,46 @@
         <w:tc>
           <w:tcPr>
             <w:tcW w:w="2700" w:type="dxa"/>
+          </w:tcPr>
+          <w:p>
+            <w:r>
+              <w:rPr>
+                <w:rFonts w:ascii="Courier New" w:hAnsi="Courier New"/>
+                <w:sz w:val="18"/>
+                <w:szCs w:val="18"/>
+                <w:shd w:val="clear" w:color="auto" w:fill="EBEBEB"/>
+              </w:rPr>
+              <w:t xml:space="preserve">ignoremodality:&lt;modalities&gt;</w:t>
+            </w:r>
+          </w:p>
+        </w:tc>
+        <w:tc>
+          <w:tcPr>
+            <w:tcW w:w="6300" w:type="dxa"/>
+          </w:tcPr>
+          <w:p>
+            <w:r>
+              <w:t xml:space="preserve">Skip files whose Modality tag (0008,0060) matches any of the supplied comma-delimited values. Comparison is case-insensitive. Example: </w:t>
+            </w:r>
+            <w:r>
+              <w:rPr>
+                <w:rFonts w:ascii="Courier New" w:hAnsi="Courier New"/>
+                <w:sz w:val="18"/>
+                <w:szCs w:val="18"/>
+                <w:shd w:val="clear" w:color="auto" w:fill="EBEBEB"/>
+              </w:rPr>
+              <w:t xml:space="preserve">ignoremodality:SC,PR</w:t>
+            </w:r>
+            <w:r>
+              <w:t xml:space="preserve">.</w:t>
+            </w:r>
+          </w:p>
+        </w:tc>
+      </w:tr>
+      <w:tr>
+        <w:tc>
+          <w:tcPr>
+            <w:tcW w:w="2700" w:type="dxa"/>
             <w:shd w:val="clear" w:color="auto" w:fill="F5F5F5"/>
           </w:tcPr>
           <w:p>
@@ -1716,7 +1912,7 @@
                 <w:szCs w:val="18"/>
                 <w:shd w:val="clear" w:color="auto" w:fill="EBEBEB"/>
               </w:rPr>
-              <w:t xml:space="preserve">noprivate:true</w:t>
+              <w:t xml:space="preserve">maskrows:&lt;n&gt;</w:t>
             </w:r>
           </w:p>
         </w:tc>
@@ -1727,44 +1923,234 @@
           </w:tcPr>
           <w:p>
             <w:r>
-              <w:t xml:space="preserve">Remove all private tags (those with an odd group number) before writing output.</w:t>
-            </w:r>
-          </w:p>
-        </w:tc>
-      </w:tr>
-      <w:tr>
-        <w:tc>
-          <w:tcPr>
-            <w:tcW w:w="2700" w:type="dxa"/>
-          </w:tcPr>
-          <w:p>
-            <w:r>
-              <w:rPr>
-                <w:rFonts w:ascii="Courier New" w:hAnsi="Courier New"/>
-                <w:sz w:val="18"/>
-                <w:szCs w:val="18"/>
-                <w:shd w:val="clear" w:color="auto" w:fill="EBEBEB"/>
-              </w:rPr>
-              <w:t xml:space="preserve">ignoretype:&lt;types&gt;</w:t>
-            </w:r>
-          </w:p>
-        </w:tc>
-        <w:tc>
-          <w:tcPr>
-            <w:tcW w:w="6300" w:type="dxa"/>
-          </w:tcPr>
-          <w:p>
-            <w:r>
-              <w:t xml:space="preserve">Skip files whose Image Type tag (0008,0008) contains any of the supplied comma-delimited values. Comparison is case-insensitive. Example: </w:t>
-            </w:r>
-            <w:r>
-              <w:rPr>
-                <w:rFonts w:ascii="Courier New" w:hAnsi="Courier New"/>
-                <w:sz w:val="18"/>
-                <w:szCs w:val="18"/>
-                <w:shd w:val="clear" w:color="auto" w:fill="EBEBEB"/>
-              </w:rPr>
-              <w:t xml:space="preserve">ignoretype:SECONDARY,DERIVED</w:t>
+              <w:t xml:space="preserve">Zero out the first </w:t>
+            </w:r>
+            <w:r>
+              <w:rPr>
+                <w:rFonts w:ascii="Courier New" w:hAnsi="Courier New"/>
+                <w:sz w:val="18"/>
+                <w:szCs w:val="18"/>
+                <w:shd w:val="clear" w:color="auto" w:fill="EBEBEB"/>
+              </w:rPr>
+              <w:t xml:space="preserve">n</w:t>
+            </w:r>
+            <w:r>
+              <w:t xml:space="preserve"> pixel rows from the top of each image frame. Applies only to uncompressed (native) pixel data; compressed files produce a warning when </w:t>
+            </w:r>
+            <w:r>
+              <w:rPr>
+                <w:rFonts w:ascii="Courier New" w:hAnsi="Courier New"/>
+                <w:sz w:val="18"/>
+                <w:szCs w:val="18"/>
+                <w:shd w:val="clear" w:color="auto" w:fill="EBEBEB"/>
+              </w:rPr>
+              <w:t xml:space="preserve">verbose:true</w:t>
+            </w:r>
+            <w:r>
+              <w:t xml:space="preserve"> is set. </w:t>
+            </w:r>
+            <w:r>
+              <w:rPr>
+                <w:rFonts w:ascii="Courier New" w:hAnsi="Courier New"/>
+                <w:sz w:val="18"/>
+                <w:szCs w:val="18"/>
+                <w:shd w:val="clear" w:color="auto" w:fill="EBEBEB"/>
+              </w:rPr>
+              <w:t xml:space="preserve">n</w:t>
+            </w:r>
+            <w:r>
+              <w:t xml:space="preserve"> must be a positive integer.</w:t>
+            </w:r>
+          </w:p>
+        </w:tc>
+      </w:tr>
+      <w:tr>
+        <w:tc>
+          <w:tcPr>
+            <w:tcW w:w="2700" w:type="dxa"/>
+          </w:tcPr>
+          <w:p>
+            <w:r>
+              <w:rPr>
+                <w:rFonts w:ascii="Courier New" w:hAnsi="Courier New"/>
+                <w:sz w:val="18"/>
+                <w:szCs w:val="18"/>
+                <w:shd w:val="clear" w:color="auto" w:fill="EBEBEB"/>
+              </w:rPr>
+              <w:t xml:space="preserve">fixvr:correct|skip|passthrough</w:t>
+            </w:r>
+          </w:p>
+        </w:tc>
+        <w:tc>
+          <w:tcPr>
+            <w:tcW w:w="6300" w:type="dxa"/>
+          </w:tcPr>
+          <w:p>
+            <w:r>
+              <w:t xml:space="preserve">Handle tags whose Value Representation (VR) does not match the DICOM standard dictionary. </w:t>
+            </w:r>
+            <w:r>
+              <w:rPr>
+                <w:rFonts w:ascii="Courier New" w:hAnsi="Courier New"/>
+                <w:sz w:val="18"/>
+                <w:szCs w:val="18"/>
+                <w:shd w:val="clear" w:color="auto" w:fill="EBEBEB"/>
+              </w:rPr>
+              <w:t xml:space="preserve">correct</w:t>
+            </w:r>
+            <w:r>
+              <w:t xml:space="preserve"> attempts to re-encode the tag value under the correct VR, falling back to removal if the conversion is not possible. </w:t>
+            </w:r>
+            <w:r>
+              <w:rPr>
+                <w:rFonts w:ascii="Courier New" w:hAnsi="Courier New"/>
+                <w:sz w:val="18"/>
+                <w:szCs w:val="18"/>
+                <w:shd w:val="clear" w:color="auto" w:fill="EBEBEB"/>
+              </w:rPr>
+              <w:t xml:space="preserve">skip</w:t>
+            </w:r>
+            <w:r>
+              <w:t xml:space="preserve"> silently removes all mismatched tags. </w:t>
+            </w:r>
+            <w:r>
+              <w:rPr>
+                <w:rFonts w:ascii="Courier New" w:hAnsi="Courier New"/>
+                <w:sz w:val="18"/>
+                <w:szCs w:val="18"/>
+                <w:shd w:val="clear" w:color="auto" w:fill="EBEBEB"/>
+              </w:rPr>
+              <w:t xml:space="preserve">passthrough</w:t>
+            </w:r>
+            <w:r>
+              <w:t xml:space="preserve"> writes the file as-is, suppressing the VR verification error. Private and unknown tags are always kept unchanged. When </w:t>
+            </w:r>
+            <w:r>
+              <w:rPr>
+                <w:rFonts w:ascii="Courier New" w:hAnsi="Courier New"/>
+                <w:sz w:val="18"/>
+                <w:szCs w:val="18"/>
+                <w:shd w:val="clear" w:color="auto" w:fill="EBEBEB"/>
+              </w:rPr>
+              <w:t xml:space="preserve">verbose:true</w:t>
+            </w:r>
+            <w:r>
+              <w:t xml:space="preserve"> is set, each affected tag is reported.</w:t>
+            </w:r>
+          </w:p>
+        </w:tc>
+      </w:tr>
+      <w:tr>
+        <w:tc>
+          <w:tcPr>
+            <w:tcW w:w="2700" w:type="dxa"/>
+            <w:shd w:val="clear" w:color="auto" w:fill="F5F5F5"/>
+          </w:tcPr>
+          <w:p>
+            <w:r>
+              <w:rPr>
+                <w:rFonts w:ascii="Courier New" w:hAnsi="Courier New"/>
+                <w:sz w:val="18"/>
+                <w:szCs w:val="18"/>
+                <w:shd w:val="clear" w:color="auto" w:fill="EBEBEB"/>
+              </w:rPr>
+              <w:t xml:space="preserve">workers:&lt;n&gt;</w:t>
+            </w:r>
+          </w:p>
+        </w:tc>
+        <w:tc>
+          <w:tcPr>
+            <w:tcW w:w="6300" w:type="dxa"/>
+            <w:shd w:val="clear" w:color="auto" w:fill="F5F5F5"/>
+          </w:tcPr>
+          <w:p>
+            <w:r>
+              <w:t xml:space="preserve">Number of files to process simultaneously. Defaults to the number of logical CPU cores. Set to </w:t>
+            </w:r>
+            <w:r>
+              <w:rPr>
+                <w:rFonts w:ascii="Courier New" w:hAnsi="Courier New"/>
+                <w:sz w:val="18"/>
+                <w:szCs w:val="18"/>
+                <w:shd w:val="clear" w:color="auto" w:fill="EBEBEB"/>
+              </w:rPr>
+              <w:t xml:space="preserve">1</w:t>
+            </w:r>
+            <w:r>
+              <w:t xml:space="preserve"> to process files serially. Set to </w:t>
+            </w:r>
+            <w:r>
+              <w:rPr>
+                <w:rFonts w:ascii="Courier New" w:hAnsi="Courier New"/>
+                <w:sz w:val="18"/>
+                <w:szCs w:val="18"/>
+                <w:shd w:val="clear" w:color="auto" w:fill="EBEBEB"/>
+              </w:rPr>
+              <w:t xml:space="preserve">0</w:t>
+            </w:r>
+            <w:r>
+              <w:t xml:space="preserve"> to restore the default.</w:t>
+            </w:r>
+          </w:p>
+        </w:tc>
+      </w:tr>
+      <w:tr>
+        <w:tc>
+          <w:tcPr>
+            <w:tcW w:w="2700" w:type="dxa"/>
+          </w:tcPr>
+          <w:p>
+            <w:r>
+              <w:rPr>
+                <w:rFonts w:ascii="Courier New" w:hAnsi="Courier New"/>
+                <w:sz w:val="18"/>
+                <w:szCs w:val="18"/>
+                <w:shd w:val="clear" w:color="auto" w:fill="EBEBEB"/>
+              </w:rPr>
+              <w:t xml:space="preserve">zip:true</w:t>
+            </w:r>
+          </w:p>
+        </w:tc>
+        <w:tc>
+          <w:tcPr>
+            <w:tcW w:w="6300" w:type="dxa"/>
+          </w:tcPr>
+          <w:p>
+            <w:r>
+              <w:t xml:space="preserve">Package all output files into a single ZIP archive instead of writing them to a directory. The </w:t>
+            </w:r>
+            <w:r>
+              <w:rPr>
+                <w:rFonts w:ascii="Courier New" w:hAnsi="Courier New"/>
+                <w:sz w:val="18"/>
+                <w:szCs w:val="18"/>
+                <w:shd w:val="clear" w:color="auto" w:fill="EBEBEB"/>
+              </w:rPr>
+              <w:t xml:space="preserve">output:</w:t>
+            </w:r>
+            <w:r>
+              <w:t xml:space="preserve"> path is used as the ZIP file name; a </w:t>
+            </w:r>
+            <w:r>
+              <w:rPr>
+                <w:rFonts w:ascii="Courier New" w:hAnsi="Courier New"/>
+                <w:sz w:val="18"/>
+                <w:szCs w:val="18"/>
+                <w:shd w:val="clear" w:color="auto" w:fill="EBEBEB"/>
+              </w:rPr>
+              <w:t xml:space="preserve">.zip</w:t>
+            </w:r>
+            <w:r>
+              <w:t xml:space="preserve"> extension is appended automatically if not already present. Cannot be combined with </w:t>
+            </w:r>
+            <w:r>
+              <w:rPr>
+                <w:rFonts w:ascii="Courier New" w:hAnsi="Courier New"/>
+                <w:sz w:val="18"/>
+                <w:szCs w:val="18"/>
+                <w:shd w:val="clear" w:color="auto" w:fill="EBEBEB"/>
+              </w:rPr>
+              <w:t xml:space="preserve">dicomdir:true</w:t>
             </w:r>
             <w:r>
               <w:t xml:space="preserve">.</w:t>
@@ -1786,7 +2172,7 @@
                 <w:szCs w:val="18"/>
                 <w:shd w:val="clear" w:color="auto" w:fill="EBEBEB"/>
               </w:rPr>
-              <w:t xml:space="preserve">ignoremodality:&lt;modalities&gt;</w:t>
+              <w:t xml:space="preserve">dicomdir:true</w:t>
             </w:r>
           </w:p>
         </w:tc>
@@ -1797,16 +2183,16 @@
           </w:tcPr>
           <w:p>
             <w:r>
-              <w:t xml:space="preserve">Skip files whose Modality tag (0008,0060) matches any of the supplied comma-delimited values. Comparison is case-insensitive. Example: </w:t>
-            </w:r>
-            <w:r>
-              <w:rPr>
-                <w:rFonts w:ascii="Courier New" w:hAnsi="Courier New"/>
-                <w:sz w:val="18"/>
-                <w:szCs w:val="18"/>
-                <w:shd w:val="clear" w:color="auto" w:fill="EBEBEB"/>
-              </w:rPr>
-              <w:t xml:space="preserve">ignoremodality:SC,PR</w:t>
+              <w:t xml:space="preserve">After all files have been written, generate a DICOMDIR index file in the output directory. Cannot be combined with </w:t>
+            </w:r>
+            <w:r>
+              <w:rPr>
+                <w:rFonts w:ascii="Courier New" w:hAnsi="Courier New"/>
+                <w:sz w:val="18"/>
+                <w:szCs w:val="18"/>
+                <w:shd w:val="clear" w:color="auto" w:fill="EBEBEB"/>
+              </w:rPr>
+              <w:t xml:space="preserve">zip:true</w:t>
             </w:r>
             <w:r>
               <w:t xml:space="preserve">.</w:t>
@@ -1827,30 +2213,81 @@
                 <w:szCs w:val="18"/>
                 <w:shd w:val="clear" w:color="auto" w:fill="EBEBEB"/>
               </w:rPr>
-              <w:t xml:space="preserve">maskrows:&lt;n&gt;</w:t>
-            </w:r>
-          </w:p>
-        </w:tc>
-        <w:tc>
-          <w:tcPr>
-            <w:tcW w:w="6300" w:type="dxa"/>
-          </w:tcPr>
-          <w:p>
-            <w:r>
-              <w:t xml:space="preserve">Zero out the first </w:t>
-            </w:r>
-            <w:r>
-              <w:rPr>
-                <w:rFonts w:ascii="Courier New" w:hAnsi="Courier New"/>
-                <w:sz w:val="18"/>
-                <w:szCs w:val="18"/>
-                <w:shd w:val="clear" w:color="auto" w:fill="EBEBEB"/>
-              </w:rPr>
-              <w:t xml:space="preserve">n</w:t>
-            </w:r>
-            <w:r>
-              <w:t xml:space="preserve"> pixel rows from the top of each image frame. Applies only to uncompressed (native) pixel data; compressed files produce a warning when </w:t>
-            </w:r>
+              <w:t xml:space="preserve">profile:&lt;name&gt;</w:t>
+            </w:r>
+          </w:p>
+        </w:tc>
+        <w:tc>
+          <w:tcPr>
+            <w:tcW w:w="6300" w:type="dxa"/>
+          </w:tcPr>
+          <w:p>
+            <w:r>
+              <w:t xml:space="preserve">Apply a named processing profile from </w:t>
+            </w:r>
+            <w:r>
+              <w:rPr>
+                <w:rFonts w:ascii="Courier New" w:hAnsi="Courier New"/>
+                <w:sz w:val="18"/>
+                <w:szCs w:val="18"/>
+                <w:shd w:val="clear" w:color="auto" w:fill="EBEBEB"/>
+              </w:rPr>
+              <w:t xml:space="preserve">profiles.json</w:t>
+            </w:r>
+            <w:r>
+              <w:t xml:space="preserve">. CLI parameters take precedence over profile values. See Section 6.</w:t>
+            </w:r>
+          </w:p>
+        </w:tc>
+      </w:tr>
+      <w:tr>
+        <w:tc>
+          <w:tcPr>
+            <w:tcW w:w="2700" w:type="dxa"/>
+            <w:shd w:val="clear" w:color="auto" w:fill="F5F5F5"/>
+          </w:tcPr>
+          <w:p>
+            <w:r>
+              <w:rPr>
+                <w:rFonts w:ascii="Courier New" w:hAnsi="Courier New"/>
+                <w:sz w:val="18"/>
+                <w:szCs w:val="18"/>
+                <w:shd w:val="clear" w:color="auto" w:fill="EBEBEB"/>
+              </w:rPr>
+              <w:t xml:space="preserve">errorlog:txt|csv|json</w:t>
+            </w:r>
+          </w:p>
+        </w:tc>
+        <w:tc>
+          <w:tcPr>
+            <w:tcW w:w="6300" w:type="dxa"/>
+            <w:shd w:val="clear" w:color="auto" w:fill="F5F5F5"/>
+          </w:tcPr>
+          <w:p>
+            <w:r>
+              <w:t xml:space="preserve">When one or more files fail, write the detailed per-file error messages to an </w:t>
+            </w:r>
+            <w:r>
+              <w:rPr>
+                <w:rFonts w:ascii="Courier New" w:hAnsi="Courier New"/>
+                <w:sz w:val="18"/>
+                <w:szCs w:val="18"/>
+                <w:shd w:val="clear" w:color="auto" w:fill="EBEBEB"/>
+              </w:rPr>
+              <w:t xml:space="preserve">ERROR.&lt;ext&gt;</w:t>
+            </w:r>
+            <w:r>
+              <w:t xml:space="preserve"> file in the root of the output directory instead of the console, in the chosen format. Without this parameter, the details print to the console. See the Error Handling subsection.</w:t>
+            </w:r>
+          </w:p>
+        </w:tc>
+      </w:tr>
+      <w:tr>
+        <w:tc>
+          <w:tcPr>
+            <w:tcW w:w="2700" w:type="dxa"/>
+          </w:tcPr>
+          <w:p>
             <w:r>
               <w:rPr>
                 <w:rFonts w:ascii="Courier New" w:hAnsi="Courier New"/>
@@ -1860,364 +2297,11 @@
               </w:rPr>
               <w:t xml:space="preserve">verbose:true</w:t>
             </w:r>
-            <w:r>
-              <w:t xml:space="preserve"> is set. </w:t>
-            </w:r>
-            <w:r>
-              <w:rPr>
-                <w:rFonts w:ascii="Courier New" w:hAnsi="Courier New"/>
-                <w:sz w:val="18"/>
-                <w:szCs w:val="18"/>
-                <w:shd w:val="clear" w:color="auto" w:fill="EBEBEB"/>
-              </w:rPr>
-              <w:t xml:space="preserve">n</w:t>
-            </w:r>
-            <w:r>
-              <w:t xml:space="preserve"> must be a positive integer.</w:t>
-            </w:r>
-          </w:p>
-        </w:tc>
-      </w:tr>
-      <w:tr>
-        <w:tc>
-          <w:tcPr>
-            <w:tcW w:w="2700" w:type="dxa"/>
-            <w:shd w:val="clear" w:color="auto" w:fill="F5F5F5"/>
-          </w:tcPr>
-          <w:p>
-            <w:r>
-              <w:rPr>
-                <w:rFonts w:ascii="Courier New" w:hAnsi="Courier New"/>
-                <w:sz w:val="18"/>
-                <w:szCs w:val="18"/>
-                <w:shd w:val="clear" w:color="auto" w:fill="EBEBEB"/>
-              </w:rPr>
-              <w:t xml:space="preserve">fixvr:correct|skip|passthrough</w:t>
-            </w:r>
-          </w:p>
-        </w:tc>
-        <w:tc>
-          <w:tcPr>
-            <w:tcW w:w="6300" w:type="dxa"/>
-            <w:shd w:val="clear" w:color="auto" w:fill="F5F5F5"/>
-          </w:tcPr>
-          <w:p>
-            <w:r>
-              <w:t xml:space="preserve">Handle tags whose Value Representation (VR) does not match the DICOM standard dictionary. </w:t>
-            </w:r>
-            <w:r>
-              <w:rPr>
-                <w:rFonts w:ascii="Courier New" w:hAnsi="Courier New"/>
-                <w:sz w:val="18"/>
-                <w:szCs w:val="18"/>
-                <w:shd w:val="clear" w:color="auto" w:fill="EBEBEB"/>
-              </w:rPr>
-              <w:t xml:space="preserve">correct</w:t>
-            </w:r>
-            <w:r>
-              <w:t xml:space="preserve"> attempts to re-encode the tag value under the correct VR, falling back to removal if the conversion is not possible. </w:t>
-            </w:r>
-            <w:r>
-              <w:rPr>
-                <w:rFonts w:ascii="Courier New" w:hAnsi="Courier New"/>
-                <w:sz w:val="18"/>
-                <w:szCs w:val="18"/>
-                <w:shd w:val="clear" w:color="auto" w:fill="EBEBEB"/>
-              </w:rPr>
-              <w:t xml:space="preserve">skip</w:t>
-            </w:r>
-            <w:r>
-              <w:t xml:space="preserve"> silently removes all mismatched tags. </w:t>
-            </w:r>
-            <w:r>
-              <w:rPr>
-                <w:rFonts w:ascii="Courier New" w:hAnsi="Courier New"/>
-                <w:sz w:val="18"/>
-                <w:szCs w:val="18"/>
-                <w:shd w:val="clear" w:color="auto" w:fill="EBEBEB"/>
-              </w:rPr>
-              <w:t xml:space="preserve">passthrough</w:t>
-            </w:r>
-            <w:r>
-              <w:t xml:space="preserve"> writes the file as-is, suppressing the VR verification error. Private and unknown tags are always kept unchanged. When </w:t>
-            </w:r>
-            <w:r>
-              <w:rPr>
-                <w:rFonts w:ascii="Courier New" w:hAnsi="Courier New"/>
-                <w:sz w:val="18"/>
-                <w:szCs w:val="18"/>
-                <w:shd w:val="clear" w:color="auto" w:fill="EBEBEB"/>
-              </w:rPr>
-              <w:t xml:space="preserve">verbose:true</w:t>
-            </w:r>
-            <w:r>
-              <w:t xml:space="preserve"> is set, each affected tag is reported.</w:t>
-            </w:r>
-          </w:p>
-        </w:tc>
-      </w:tr>
-      <w:tr>
-        <w:tc>
-          <w:tcPr>
-            <w:tcW w:w="2700" w:type="dxa"/>
-          </w:tcPr>
-          <w:p>
-            <w:r>
-              <w:rPr>
-                <w:rFonts w:ascii="Courier New" w:hAnsi="Courier New"/>
-                <w:sz w:val="18"/>
-                <w:szCs w:val="18"/>
-                <w:shd w:val="clear" w:color="auto" w:fill="EBEBEB"/>
-              </w:rPr>
-              <w:t xml:space="preserve">workers:&lt;n&gt;</w:t>
-            </w:r>
-          </w:p>
-        </w:tc>
-        <w:tc>
-          <w:tcPr>
-            <w:tcW w:w="6300" w:type="dxa"/>
-          </w:tcPr>
-          <w:p>
-            <w:r>
-              <w:t xml:space="preserve">Number of files to process simultaneously. Defaults to the number of logical CPU cores. Set to </w:t>
-            </w:r>
-            <w:r>
-              <w:rPr>
-                <w:rFonts w:ascii="Courier New" w:hAnsi="Courier New"/>
-                <w:sz w:val="18"/>
-                <w:szCs w:val="18"/>
-                <w:shd w:val="clear" w:color="auto" w:fill="EBEBEB"/>
-              </w:rPr>
-              <w:t xml:space="preserve">1</w:t>
-            </w:r>
-            <w:r>
-              <w:t xml:space="preserve"> to process files serially. Set to </w:t>
-            </w:r>
-            <w:r>
-              <w:rPr>
-                <w:rFonts w:ascii="Courier New" w:hAnsi="Courier New"/>
-                <w:sz w:val="18"/>
-                <w:szCs w:val="18"/>
-                <w:shd w:val="clear" w:color="auto" w:fill="EBEBEB"/>
-              </w:rPr>
-              <w:t xml:space="preserve">0</w:t>
-            </w:r>
-            <w:r>
-              <w:t xml:space="preserve"> to restore the default.</w:t>
-            </w:r>
-          </w:p>
-        </w:tc>
-      </w:tr>
-      <w:tr>
-        <w:tc>
-          <w:tcPr>
-            <w:tcW w:w="2700" w:type="dxa"/>
-            <w:shd w:val="clear" w:color="auto" w:fill="F5F5F5"/>
-          </w:tcPr>
-          <w:p>
-            <w:r>
-              <w:rPr>
-                <w:rFonts w:ascii="Courier New" w:hAnsi="Courier New"/>
-                <w:sz w:val="18"/>
-                <w:szCs w:val="18"/>
-                <w:shd w:val="clear" w:color="auto" w:fill="EBEBEB"/>
-              </w:rPr>
-              <w:t xml:space="preserve">zip:true</w:t>
-            </w:r>
-          </w:p>
-        </w:tc>
-        <w:tc>
-          <w:tcPr>
-            <w:tcW w:w="6300" w:type="dxa"/>
-            <w:shd w:val="clear" w:color="auto" w:fill="F5F5F5"/>
-          </w:tcPr>
-          <w:p>
-            <w:r>
-              <w:t xml:space="preserve">Package all output files into a single ZIP archive instead of writing them to a directory. The </w:t>
-            </w:r>
-            <w:r>
-              <w:rPr>
-                <w:rFonts w:ascii="Courier New" w:hAnsi="Courier New"/>
-                <w:sz w:val="18"/>
-                <w:szCs w:val="18"/>
-                <w:shd w:val="clear" w:color="auto" w:fill="EBEBEB"/>
-              </w:rPr>
-              <w:t xml:space="preserve">output:</w:t>
-            </w:r>
-            <w:r>
-              <w:t xml:space="preserve"> path is used as the ZIP file name; a </w:t>
-            </w:r>
-            <w:r>
-              <w:rPr>
-                <w:rFonts w:ascii="Courier New" w:hAnsi="Courier New"/>
-                <w:sz w:val="18"/>
-                <w:szCs w:val="18"/>
-                <w:shd w:val="clear" w:color="auto" w:fill="EBEBEB"/>
-              </w:rPr>
-              <w:t xml:space="preserve">.zip</w:t>
-            </w:r>
-            <w:r>
-              <w:t xml:space="preserve"> extension is appended automatically if not already present. Cannot be combined with </w:t>
-            </w:r>
-            <w:r>
-              <w:rPr>
-                <w:rFonts w:ascii="Courier New" w:hAnsi="Courier New"/>
-                <w:sz w:val="18"/>
-                <w:szCs w:val="18"/>
-                <w:shd w:val="clear" w:color="auto" w:fill="EBEBEB"/>
-              </w:rPr>
-              <w:t xml:space="preserve">dicomdir:true</w:t>
-            </w:r>
-            <w:r>
-              <w:t xml:space="preserve">.</w:t>
-            </w:r>
-          </w:p>
-        </w:tc>
-      </w:tr>
-      <w:tr>
-        <w:tc>
-          <w:tcPr>
-            <w:tcW w:w="2700" w:type="dxa"/>
-          </w:tcPr>
-          <w:p>
-            <w:r>
-              <w:rPr>
-                <w:rFonts w:ascii="Courier New" w:hAnsi="Courier New"/>
-                <w:sz w:val="18"/>
-                <w:szCs w:val="18"/>
-                <w:shd w:val="clear" w:color="auto" w:fill="EBEBEB"/>
-              </w:rPr>
-              <w:t xml:space="preserve">dicomdir:true</w:t>
-            </w:r>
-          </w:p>
-        </w:tc>
-        <w:tc>
-          <w:tcPr>
-            <w:tcW w:w="6300" w:type="dxa"/>
-          </w:tcPr>
-          <w:p>
-            <w:r>
-              <w:t xml:space="preserve">After all files have been written, generate a DICOMDIR index file in the output directory. Cannot be combined with </w:t>
-            </w:r>
-            <w:r>
-              <w:rPr>
-                <w:rFonts w:ascii="Courier New" w:hAnsi="Courier New"/>
-                <w:sz w:val="18"/>
-                <w:szCs w:val="18"/>
-                <w:shd w:val="clear" w:color="auto" w:fill="EBEBEB"/>
-              </w:rPr>
-              <w:t xml:space="preserve">zip:true</w:t>
-            </w:r>
-            <w:r>
-              <w:t xml:space="preserve">.</w:t>
-            </w:r>
-          </w:p>
-        </w:tc>
-      </w:tr>
-      <w:tr>
-        <w:tc>
-          <w:tcPr>
-            <w:tcW w:w="2700" w:type="dxa"/>
-            <w:shd w:val="clear" w:color="auto" w:fill="F5F5F5"/>
-          </w:tcPr>
-          <w:p>
-            <w:r>
-              <w:rPr>
-                <w:rFonts w:ascii="Courier New" w:hAnsi="Courier New"/>
-                <w:sz w:val="18"/>
-                <w:szCs w:val="18"/>
-                <w:shd w:val="clear" w:color="auto" w:fill="EBEBEB"/>
-              </w:rPr>
-              <w:t xml:space="preserve">profile:&lt;name&gt;</w:t>
-            </w:r>
-          </w:p>
-        </w:tc>
-        <w:tc>
-          <w:tcPr>
-            <w:tcW w:w="6300" w:type="dxa"/>
-            <w:shd w:val="clear" w:color="auto" w:fill="F5F5F5"/>
-          </w:tcPr>
-          <w:p>
-            <w:r>
-              <w:t xml:space="preserve">Apply a named processing profile from </w:t>
-            </w:r>
-            <w:r>
-              <w:rPr>
-                <w:rFonts w:ascii="Courier New" w:hAnsi="Courier New"/>
-                <w:sz w:val="18"/>
-                <w:szCs w:val="18"/>
-                <w:shd w:val="clear" w:color="auto" w:fill="EBEBEB"/>
-              </w:rPr>
-              <w:t xml:space="preserve">profiles.json</w:t>
-            </w:r>
-            <w:r>
-              <w:t xml:space="preserve">. CLI parameters take precedence over profile values. See Section 6.</w:t>
-            </w:r>
-          </w:p>
-        </w:tc>
-      </w:tr>
-      <w:tr>
-        <w:tc>
-          <w:tcPr>
-            <w:tcW w:w="2700" w:type="dxa"/>
-          </w:tcPr>
-          <w:p>
-            <w:r>
-              <w:rPr>
-                <w:rFonts w:ascii="Courier New" w:hAnsi="Courier New"/>
-                <w:sz w:val="18"/>
-                <w:szCs w:val="18"/>
-                <w:shd w:val="clear" w:color="auto" w:fill="EBEBEB"/>
-              </w:rPr>
-              <w:t xml:space="preserve">errorlog:txt|csv|json</w:t>
-            </w:r>
-          </w:p>
-        </w:tc>
-        <w:tc>
-          <w:tcPr>
-            <w:tcW w:w="6300" w:type="dxa"/>
-          </w:tcPr>
-          <w:p>
-            <w:r>
-              <w:t xml:space="preserve">When one or more files fail, write the detailed per-file error messages to an </w:t>
-            </w:r>
-            <w:r>
-              <w:rPr>
-                <w:rFonts w:ascii="Courier New" w:hAnsi="Courier New"/>
-                <w:sz w:val="18"/>
-                <w:szCs w:val="18"/>
-                <w:shd w:val="clear" w:color="auto" w:fill="EBEBEB"/>
-              </w:rPr>
-              <w:t xml:space="preserve">ERROR.&lt;ext&gt;</w:t>
-            </w:r>
-            <w:r>
-              <w:t xml:space="preserve"> file in the root of the output directory instead of the console, in the chosen format. Without this parameter, the details print to the console. See the Error Handling subsection.</w:t>
-            </w:r>
-          </w:p>
-        </w:tc>
-      </w:tr>
-      <w:tr>
-        <w:tc>
-          <w:tcPr>
-            <w:tcW w:w="2700" w:type="dxa"/>
-            <w:shd w:val="clear" w:color="auto" w:fill="F5F5F5"/>
-          </w:tcPr>
-          <w:p>
-            <w:r>
-              <w:rPr>
-                <w:rFonts w:ascii="Courier New" w:hAnsi="Courier New"/>
-                <w:sz w:val="18"/>
-                <w:szCs w:val="18"/>
-                <w:shd w:val="clear" w:color="auto" w:fill="EBEBEB"/>
-              </w:rPr>
-              <w:t xml:space="preserve">verbose:true</w:t>
-            </w:r>
-          </w:p>
-        </w:tc>
-        <w:tc>
-          <w:tcPr>
-            <w:tcW w:w="6300" w:type="dxa"/>
-            <w:shd w:val="clear" w:color="auto" w:fill="F5F5F5"/>
+          </w:p>
+        </w:tc>
+        <w:tc>
+          <w:tcPr>
+            <w:tcW w:w="6300" w:type="dxa"/>
           </w:tcPr>
           <w:p>
             <w:r>
@@ -2354,7 +2438,27 @@
         <w:pStyle w:val="ListBullet"/>
       </w:pPr>
       <w:r>
-        <w:t xml:space="preserve">7. Apply DOB mask (if </w:t>
+        <w:t xml:space="preserve">7. Shift DA/DT date fields (if </w:t>
+      </w:r>
+      <w:r>
+        <w:rPr>
+          <w:rFonts w:ascii="Courier New" w:hAnsi="Courier New"/>
+          <w:sz w:val="18"/>
+          <w:szCs w:val="18"/>
+          <w:shd w:val="clear" w:color="auto" w:fill="EBEBEB"/>
+        </w:rPr>
+        <w:t xml:space="preserve">shiftdays:</w:t>
+      </w:r>
+      <w:r>
+        <w:t xml:space="preserve"> supplied)</w:t>
+      </w:r>
+    </w:p>
+    <w:p>
+      <w:pPr>
+        <w:pStyle w:val="ListBullet"/>
+      </w:pPr>
+      <w:r>
+        <w:t xml:space="preserve">8. Apply DOB mask (if </w:t>
       </w:r>
       <w:r>
         <w:rPr>
@@ -2374,7 +2478,7 @@
         <w:pStyle w:val="ListBullet"/>
       </w:pPr>
       <w:r>
-        <w:t xml:space="preserve">8. Apply UID suffix (if </w:t>
+        <w:t xml:space="preserve">9. Apply UID suffix (if </w:t>
       </w:r>
       <w:r>
         <w:rPr>
@@ -2406,7 +2510,7 @@
         <w:pStyle w:val="ListBullet"/>
       </w:pPr>
       <w:r>
-        <w:t xml:space="preserve">9. Apply row mask (if </w:t>
+        <w:t xml:space="preserve">10. Apply row mask (if </w:t>
       </w:r>
       <w:r>
         <w:rPr>
@@ -2426,7 +2530,7 @@
         <w:pStyle w:val="ListBullet"/>
       </w:pPr>
       <w:r>
-        <w:t xml:space="preserve">10. Apply all </w:t>
+        <w:t xml:space="preserve">11. Apply all </w:t>
       </w:r>
       <w:r>
         <w:rPr>
@@ -2446,7 +2550,7 @@
         <w:pStyle w:val="ListBullet"/>
       </w:pPr>
       <w:r>
-        <w:t xml:space="preserve">11. Write output file to directory, or to the ZIP archive if </w:t>
+        <w:t xml:space="preserve">12. Write output file to directory, or to the ZIP archive if </w:t>
       </w:r>
       <w:r>
         <w:rPr>
@@ -2839,6 +2943,22 @@
       </w:pPr>
       <w:r>
         <w:t xml:space="preserve">    profile:base-deident errorlog:json</w:t>
+      </w:r>
+    </w:p>
+    <w:p>
+      <w:pPr>
+        <w:pStyle w:val="Code"/>
+      </w:pPr>
+      <w:r>
+        <w:t xml:space="preserve">dicomtool modify input:C:\study output:C:\deidentified</w:t>
+      </w:r>
+    </w:p>
+    <w:p>
+      <w:pPr>
+        <w:pStyle w:val="Code"/>
+      </w:pPr>
+      <w:r>
+        <w:t xml:space="preserve">    shiftdays:-45 noprivate:true</w:t>
       </w:r>
     </w:p>
     <w:p>
@@ -7025,7 +7145,131 @@
         <w:pStyle w:val="Heading2"/>
       </w:pPr>
       <w:r>
-        <w:t>8.7  Appending a UID Suffix</w:t>
+        <w:t>8.7  Shifting Date Fields</w:t>
+      </w:r>
+    </w:p>
+    <w:p>
+      <w:r>
+        <w:t xml:space="preserve">The </w:t>
+      </w:r>
+      <w:r>
+        <w:rPr>
+          <w:rFonts w:ascii="Courier New" w:hAnsi="Courier New"/>
+          <w:sz w:val="18"/>
+          <w:szCs w:val="18"/>
+          <w:shd w:val="clear" w:color="auto" w:fill="EBEBEB"/>
+        </w:rPr>
+        <w:t xml:space="preserve">shiftdays:&lt;n&gt;</w:t>
+      </w:r>
+      <w:r>
+        <w:t xml:space="preserve"> parameter shifts every DA (Date) and DT (DateTime) field by </w:t>
+      </w:r>
+      <w:r>
+        <w:rPr>
+          <w:rFonts w:ascii="Courier New" w:hAnsi="Courier New"/>
+          <w:sz w:val="18"/>
+          <w:szCs w:val="18"/>
+          <w:shd w:val="clear" w:color="auto" w:fill="EBEBEB"/>
+        </w:rPr>
+        <w:t xml:space="preserve">n</w:t>
+      </w:r>
+      <w:r>
+        <w:t xml:space="preserve"> days, preserving the interval between dates within a study (e.g. days between a baseline and follow-up exam) without exposing the real calendar dates. </w:t>
+      </w:r>
+      <w:r>
+        <w:rPr>
+          <w:rFonts w:ascii="Courier New" w:hAnsi="Courier New"/>
+          <w:sz w:val="18"/>
+          <w:szCs w:val="18"/>
+          <w:shd w:val="clear" w:color="auto" w:fill="EBEBEB"/>
+        </w:rPr>
+        <w:t xml:space="preserve">n</w:t>
+      </w:r>
+      <w:r>
+        <w:t xml:space="preserve"> may be negative, zero, or positive. Patient Date of Birth (0010,0030) is never touched by </w:t>
+      </w:r>
+      <w:r>
+        <w:rPr>
+          <w:rFonts w:ascii="Courier New" w:hAnsi="Courier New"/>
+          <w:sz w:val="18"/>
+          <w:szCs w:val="18"/>
+          <w:shd w:val="clear" w:color="auto" w:fill="EBEBEB"/>
+        </w:rPr>
+        <w:t xml:space="preserve">shiftdays:</w:t>
+      </w:r>
+      <w:r>
+        <w:t xml:space="preserve"> -- combine it with </w:t>
+      </w:r>
+      <w:r>
+        <w:rPr>
+          <w:rFonts w:ascii="Courier New" w:hAnsi="Courier New"/>
+          <w:sz w:val="18"/>
+          <w:szCs w:val="18"/>
+          <w:shd w:val="clear" w:color="auto" w:fill="EBEBEB"/>
+        </w:rPr>
+        <w:t xml:space="preserve">dob:</w:t>
+      </w:r>
+      <w:r>
+        <w:t xml:space="preserve"> if the birth date also needs to be masked.</w:t>
+      </w:r>
+    </w:p>
+    <w:p>
+      <w:r>
+        <w:t xml:space="preserve">Shift every date back by 45 days:</w:t>
+      </w:r>
+    </w:p>
+    <w:p>
+      <w:pPr>
+        <w:pStyle w:val="Code"/>
+      </w:pPr>
+      <w:r>
+        <w:t xml:space="preserve">dicomtool modify input:C:\study output:C:\out shiftdays:-45</w:t>
+      </w:r>
+    </w:p>
+    <w:p>
+      <w:r>
+        <w:t xml:space="preserve">Combine with other de-identification steps:</w:t>
+      </w:r>
+    </w:p>
+    <w:p>
+      <w:pPr>
+        <w:pStyle w:val="Code"/>
+      </w:pPr>
+      <w:r>
+        <w:t xml:space="preserve">dicomtool modify input:C:\study output:C:\out</w:t>
+      </w:r>
+    </w:p>
+    <w:p>
+      <w:pPr>
+        <w:pStyle w:val="Code"/>
+      </w:pPr>
+      <w:r>
+        <w:t xml:space="preserve">    set:PatientName=ANON dob:YYYY0101 noprivate:true shiftdays:-45</w:t>
+      </w:r>
+    </w:p>
+    <w:p>
+      <w:r>
+        <w:t xml:space="preserve">For a DT field such as AcquisitionDateTime (0008,002A), only the leading </w:t>
+      </w:r>
+      <w:r>
+        <w:rPr>
+          <w:rFonts w:ascii="Courier New" w:hAnsi="Courier New"/>
+          <w:sz w:val="18"/>
+          <w:szCs w:val="18"/>
+          <w:shd w:val="clear" w:color="auto" w:fill="EBEBEB"/>
+        </w:rPr>
+        <w:t xml:space="preserve">YYYYMMDD</w:t>
+      </w:r>
+      <w:r>
+        <w:t xml:space="preserve"> date component is shifted; the time, fraction, and timezone portion is left exactly as it was.</w:t>
+      </w:r>
+    </w:p>
+    <w:p>
+      <w:pPr>
+        <w:pStyle w:val="Heading2"/>
+      </w:pPr>
+      <w:r>
+        <w:t>8.8  Appending a UID Suffix</w:t>
       </w:r>
     </w:p>
     <w:p>
@@ -7063,7 +7307,7 @@
         <w:pStyle w:val="Heading2"/>
       </w:pPr>
       <w:r>
-        <w:t>8.8  Skipping Files by Image Type or Modality</w:t>
+        <w:t>8.9  Skipping Files by Image Type or Modality</w:t>
       </w:r>
     </w:p>
     <w:p>
@@ -7159,7 +7403,7 @@
         <w:pStyle w:val="Heading2"/>
       </w:pPr>
       <w:r>
-        <w:t>8.9  Masking Pixel Rows</w:t>
+        <w:t>8.10  Masking Pixel Rows</w:t>
       </w:r>
     </w:p>
     <w:p>
@@ -7300,7 +7544,7 @@
         <w:pStyle w:val="Heading2"/>
       </w:pPr>
       <w:r>
-        <w:t>8.10  Full De-identification Without a Profile</w:t>
+        <w:t>8.11  Full De-identification Without a Profile</w:t>
       </w:r>
     </w:p>
     <w:p>
@@ -7420,7 +7664,7 @@
         <w:pStyle w:val="Heading2"/>
       </w:pPr>
       <w:r>
-        <w:t>8.11  Applying a Profile</w:t>
+        <w:t>8.12  Applying a Profile</w:t>
       </w:r>
     </w:p>
     <w:p>
@@ -7436,7 +7680,7 @@
         <w:pStyle w:val="Heading2"/>
       </w:pPr>
       <w:r>
-        <w:t>8.12  Overriding a Profile Parameter</w:t>
+        <w:t>8.13  Overriding a Profile Parameter</w:t>
       </w:r>
     </w:p>
     <w:p>
@@ -7481,7 +7725,7 @@
         <w:pStyle w:val="Heading2"/>
       </w:pPr>
       <w:r>
-        <w:t>8.13  Generating a DICOMDIR</w:t>
+        <w:t>8.14  Generating a DICOMDIR</w:t>
       </w:r>
     </w:p>
     <w:p>
@@ -7519,7 +7763,7 @@
         <w:pStyle w:val="Heading2"/>
       </w:pPr>
       <w:r>
-        <w:t>8.14  Relative Output Path</w:t>
+        <w:t>8.15  Relative Output Path</w:t>
       </w:r>
     </w:p>
     <w:p>
@@ -7584,7 +7828,7 @@
         <w:pStyle w:val="Heading2"/>
       </w:pPr>
       <w:r>
-        <w:t>8.15  Managing Tag Aliases</w:t>
+        <w:t>8.16  Managing Tag Aliases</w:t>
       </w:r>
     </w:p>
     <w:p>
@@ -7658,7 +7902,7 @@
         <w:pStyle w:val="Heading2"/>
       </w:pPr>
       <w:r>
-        <w:t>8.16  Creating and Using a Profile</w:t>
+        <w:t>8.17  Creating and Using a Profile</w:t>
       </w:r>
     </w:p>
     <w:p>
@@ -7814,7 +8058,7 @@
         <w:pStyle w:val="Heading2"/>
       </w:pPr>
       <w:r>
-        <w:t>8.17  Using Profile Inheritance</w:t>
+        <w:t>8.18  Using Profile Inheritance</w:t>
       </w:r>
     </w:p>
     <w:p>
@@ -7941,7 +8185,7 @@
         <w:pStyle w:val="Heading2"/>
       </w:pPr>
       <w:r>
-        <w:t>8.18  Packaging Output as a ZIP Archive</w:t>
+        <w:t>8.19  Packaging Output as a ZIP Archive</w:t>
       </w:r>
     </w:p>
     <w:p>
@@ -8134,7 +8378,7 @@
         <w:pStyle w:val="Heading2"/>
       </w:pPr>
       <w:r>
-        <w:t>8.19  Handling Tags with Incorrect Value Representations</w:t>
+        <w:t>8.20  Handling Tags with Incorrect Value Representations</w:t>
       </w:r>
     </w:p>
     <w:p>
@@ -8475,7 +8719,7 @@
         <w:pStyle w:val="Heading2"/>
       </w:pPr>
       <w:r>
-        <w:t>8.20  Parallel Processing</w:t>
+        <w:t>8.21  Parallel Processing</w:t>
       </w:r>
     </w:p>
     <w:p>
@@ -8615,7 +8859,7 @@
         <w:pStyle w:val="Heading2"/>
       </w:pPr>
       <w:r>
-        <w:t>8.22  Resetting Configuration to Defaults</w:t>
+        <w:t>8.23  Resetting Configuration to Defaults</w:t>
       </w:r>
     </w:p>
     <w:p>
@@ -8681,7 +8925,7 @@
         <w:pStyle w:val="Heading2"/>
       </w:pPr>
       <w:r>
-        <w:t>8.23  Verbose Mode</w:t>
+        <w:t>8.24  Verbose Mode</w:t>
       </w:r>
     </w:p>
     <w:p>

--- a/dicomtool-manual.docx
+++ b/dicomtool-manual.docx
@@ -71,7 +71,7 @@
           <w:sz w:val="32"/>
           <w:szCs w:val="32"/>
         </w:rPr>
-        <w:t xml:space="preserve">Usage Manual  v1.5.0</w:t>
+        <w:t xml:space="preserve">Usage Manual  v2.0.0</w:t>
       </w:r>
     </w:p>
     <w:p>
@@ -85,7 +85,7 @@
           <w:sz w:val="24"/>
           <w:szCs w:val="24"/>
         </w:rPr>
-        <w:t xml:space="preserve">July 28, 2026</w:t>
+        <w:t xml:space="preserve">September 15, 2026</w:t>
       </w:r>
     </w:p>
     <w:p>
@@ -227,7 +227,7 @@
         <w:pStyle w:val="ListBullet"/>
       </w:pPr>
       <w:r>
-        <w:t xml:space="preserve">Append a numeric suffix to all UID fields, with automatic length management</w:t>
+        <w:t xml:space="preserve">Replace study, series, and instance UIDs with freshly generated, consistent values, renaming files and folders named after them</w:t>
       </w:r>
     </w:p>
     <w:p>
@@ -1255,14 +1255,6 @@
         <w:pStyle w:val="Code"/>
       </w:pPr>
       <w:r>
-        <w:t xml:space="preserve">    [uid:&lt;suffix&gt;]</w:t>
-      </w:r>
-    </w:p>
-    <w:p>
-      <w:pPr>
-        <w:pStyle w:val="Code"/>
-      </w:pPr>
-      <w:r>
         <w:t xml:space="preserve">    [remapuids:true]</w:t>
       </w:r>
     </w:p>
@@ -1695,18 +1687,28 @@
                 <w:szCs w:val="18"/>
                 <w:shd w:val="clear" w:color="auto" w:fill="EBEBEB"/>
               </w:rPr>
-              <w:t xml:space="preserve">uid:&lt;suffix&gt;</w:t>
-            </w:r>
-          </w:p>
-        </w:tc>
-        <w:tc>
-          <w:tcPr>
-            <w:tcW w:w="6300" w:type="dxa"/>
-          </w:tcPr>
-          <w:p>
-            <w:r>
-              <w:t xml:space="preserve">Append </w:t>
-            </w:r>
+              <w:t xml:space="preserve">remapuids:true</w:t>
+            </w:r>
+          </w:p>
+        </w:tc>
+        <w:tc>
+          <w:tcPr>
+            <w:tcW w:w="6300" w:type="dxa"/>
+          </w:tcPr>
+          <w:p>
+            <w:r>
+              <w:t xml:space="preserve">Replace every study, series, and instance UID — and all references to them — with a freshly generated UID. Remapping is consistent across the entire run: the same source UID always maps to the same new UID in every file, so study/series/instance relationships and internal cross-references are preserved while linkage to the source is severed. SOP Class UIDs, Transfer Syntax UIDs, and the Implementation Class UID are left unchanged so files remain valid. Output file and folder names that contain a remapped UID are rewritten with the new UID, so no original UID survives in the output paths, ZIP entry names, or DICOMDIR either. See Section 9.4.</w:t>
+            </w:r>
+          </w:p>
+        </w:tc>
+      </w:tr>
+      <w:tr>
+        <w:tc>
+          <w:tcPr>
+            <w:tcW w:w="2700" w:type="dxa"/>
+            <w:shd w:val="clear" w:color="auto" w:fill="F5F5F5"/>
+          </w:tcPr>
+          <w:p>
             <w:r>
               <w:rPr>
                 <w:rFonts w:ascii="Courier New" w:hAnsi="Courier New"/>
@@ -1714,11 +1716,28 @@
                 <w:szCs w:val="18"/>
                 <w:shd w:val="clear" w:color="auto" w:fill="EBEBEB"/>
               </w:rPr>
-              <w:t xml:space="preserve">.&lt;suffix&gt;</w:t>
-            </w:r>
-            <w:r>
-              <w:t xml:space="preserve"> to every UID field in each file. If the result would exceed 64 characters the last dot-delimited component is replaced instead of appended. </w:t>
-            </w:r>
+              <w:t xml:space="preserve">noprivate:true</w:t>
+            </w:r>
+          </w:p>
+        </w:tc>
+        <w:tc>
+          <w:tcPr>
+            <w:tcW w:w="6300" w:type="dxa"/>
+            <w:shd w:val="clear" w:color="auto" w:fill="F5F5F5"/>
+          </w:tcPr>
+          <w:p>
+            <w:r>
+              <w:t xml:space="preserve">Remove all private tags (those with an odd group number) before writing output.</w:t>
+            </w:r>
+          </w:p>
+        </w:tc>
+      </w:tr>
+      <w:tr>
+        <w:tc>
+          <w:tcPr>
+            <w:tcW w:w="2700" w:type="dxa"/>
+          </w:tcPr>
+          <w:p>
             <w:r>
               <w:rPr>
                 <w:rFonts w:ascii="Courier New" w:hAnsi="Courier New"/>
@@ -1726,10 +1745,17 @@
                 <w:szCs w:val="18"/>
                 <w:shd w:val="clear" w:color="auto" w:fill="EBEBEB"/>
               </w:rPr>
-              <w:t xml:space="preserve">&lt;suffix&gt;</w:t>
-            </w:r>
-            <w:r>
-              <w:t xml:space="preserve"> must contain digits only. Transfer Syntax UIDs are excluded. Mutually exclusive with </w:t>
+              <w:t xml:space="preserve">ignoretype:&lt;types&gt;</w:t>
+            </w:r>
+          </w:p>
+        </w:tc>
+        <w:tc>
+          <w:tcPr>
+            <w:tcW w:w="6300" w:type="dxa"/>
+          </w:tcPr>
+          <w:p>
+            <w:r>
+              <w:t xml:space="preserve">Skip files whose Image Type tag (0008,0008) contains any of the supplied comma-delimited values. Comparison is case-insensitive. Example: </w:t>
             </w:r>
             <w:r>
               <w:rPr>
@@ -1738,7 +1764,7 @@
                 <w:szCs w:val="18"/>
                 <w:shd w:val="clear" w:color="auto" w:fill="EBEBEB"/>
               </w:rPr>
-              <w:t xml:space="preserve">remapuids:true</w:t>
+              <w:t xml:space="preserve">ignoretype:SECONDARY,DERIVED</w:t>
             </w:r>
             <w:r>
               <w:t xml:space="preserve">.</w:t>
@@ -1760,7 +1786,7 @@
                 <w:szCs w:val="18"/>
                 <w:shd w:val="clear" w:color="auto" w:fill="EBEBEB"/>
               </w:rPr>
-              <w:t xml:space="preserve">remapuids:true</w:t>
+              <w:t xml:space="preserve">ignoremodality:&lt;modalities&gt;</w:t>
             </w:r>
           </w:p>
         </w:tc>
@@ -1771,7 +1797,7 @@
           </w:tcPr>
           <w:p>
             <w:r>
-              <w:t xml:space="preserve">Replace every study, series, and instance UID — and all references to them — with a freshly generated UID. Remapping is consistent across the entire run: the same source UID always maps to the same new UID in every file, so study/series/instance relationships and internal cross-references are preserved while linkage to the source is severed. SOP Class UIDs, Transfer Syntax UIDs, and the Implementation Class UID are left unchanged so files remain valid. Cannot be combined with </w:t>
+              <w:t xml:space="preserve">Skip files whose Modality tag (0008,0060) matches any of the supplied comma-delimited values. Comparison is case-insensitive. Example: </w:t>
             </w:r>
             <w:r>
               <w:rPr>
@@ -1780,7 +1806,7 @@
                 <w:szCs w:val="18"/>
                 <w:shd w:val="clear" w:color="auto" w:fill="EBEBEB"/>
               </w:rPr>
-              <w:t xml:space="preserve">uid:</w:t>
+              <w:t xml:space="preserve">ignoremodality:SC,PR</w:t>
             </w:r>
             <w:r>
               <w:t xml:space="preserve">.</w:t>
@@ -1801,28 +1827,18 @@
                 <w:szCs w:val="18"/>
                 <w:shd w:val="clear" w:color="auto" w:fill="EBEBEB"/>
               </w:rPr>
-              <w:t xml:space="preserve">noprivate:true</w:t>
-            </w:r>
-          </w:p>
-        </w:tc>
-        <w:tc>
-          <w:tcPr>
-            <w:tcW w:w="6300" w:type="dxa"/>
-          </w:tcPr>
-          <w:p>
-            <w:r>
-              <w:t xml:space="preserve">Remove all private tags (those with an odd group number) before writing output.</w:t>
-            </w:r>
-          </w:p>
-        </w:tc>
-      </w:tr>
-      <w:tr>
-        <w:tc>
-          <w:tcPr>
-            <w:tcW w:w="2700" w:type="dxa"/>
-            <w:shd w:val="clear" w:color="auto" w:fill="F5F5F5"/>
-          </w:tcPr>
-          <w:p>
+              <w:t xml:space="preserve">maskrows:&lt;n&gt;</w:t>
+            </w:r>
+          </w:p>
+        </w:tc>
+        <w:tc>
+          <w:tcPr>
+            <w:tcW w:w="6300" w:type="dxa"/>
+          </w:tcPr>
+          <w:p>
+            <w:r>
+              <w:t xml:space="preserve">Zero out the first </w:t>
+            </w:r>
             <w:r>
               <w:rPr>
                 <w:rFonts w:ascii="Courier New" w:hAnsi="Courier New"/>
@@ -1830,18 +1846,10 @@
                 <w:szCs w:val="18"/>
                 <w:shd w:val="clear" w:color="auto" w:fill="EBEBEB"/>
               </w:rPr>
-              <w:t xml:space="preserve">ignoretype:&lt;types&gt;</w:t>
-            </w:r>
-          </w:p>
-        </w:tc>
-        <w:tc>
-          <w:tcPr>
-            <w:tcW w:w="6300" w:type="dxa"/>
-            <w:shd w:val="clear" w:color="auto" w:fill="F5F5F5"/>
-          </w:tcPr>
-          <w:p>
-            <w:r>
-              <w:t xml:space="preserve">Skip files whose Image Type tag (0008,0008) contains any of the supplied comma-delimited values. Comparison is case-insensitive. Example: </w:t>
+              <w:t xml:space="preserve">n</w:t>
+            </w:r>
+            <w:r>
+              <w:t xml:space="preserve"> pixel rows from the top of each image frame. Applies only to uncompressed (native) pixel data; compressed files produce a warning when </w:t>
             </w:r>
             <w:r>
               <w:rPr>
@@ -1850,20 +1858,11 @@
                 <w:szCs w:val="18"/>
                 <w:shd w:val="clear" w:color="auto" w:fill="EBEBEB"/>
               </w:rPr>
-              <w:t xml:space="preserve">ignoretype:SECONDARY,DERIVED</w:t>
-            </w:r>
-            <w:r>
-              <w:t xml:space="preserve">.</w:t>
-            </w:r>
-          </w:p>
-        </w:tc>
-      </w:tr>
-      <w:tr>
-        <w:tc>
-          <w:tcPr>
-            <w:tcW w:w="2700" w:type="dxa"/>
-          </w:tcPr>
-          <w:p>
+              <w:t xml:space="preserve">verbose:true</w:t>
+            </w:r>
+            <w:r>
+              <w:t xml:space="preserve"> is set. </w:t>
+            </w:r>
             <w:r>
               <w:rPr>
                 <w:rFonts w:ascii="Courier New" w:hAnsi="Courier New"/>
@@ -1871,18 +1870,21 @@
                 <w:szCs w:val="18"/>
                 <w:shd w:val="clear" w:color="auto" w:fill="EBEBEB"/>
               </w:rPr>
-              <w:t xml:space="preserve">ignoremodality:&lt;modalities&gt;</w:t>
-            </w:r>
-          </w:p>
-        </w:tc>
-        <w:tc>
-          <w:tcPr>
-            <w:tcW w:w="6300" w:type="dxa"/>
-          </w:tcPr>
-          <w:p>
-            <w:r>
-              <w:t xml:space="preserve">Skip files whose Modality tag (0008,0060) matches any of the supplied comma-delimited values. Comparison is case-insensitive. Example: </w:t>
-            </w:r>
+              <w:t xml:space="preserve">n</w:t>
+            </w:r>
+            <w:r>
+              <w:t xml:space="preserve"> must be a positive integer.</w:t>
+            </w:r>
+          </w:p>
+        </w:tc>
+      </w:tr>
+      <w:tr>
+        <w:tc>
+          <w:tcPr>
+            <w:tcW w:w="2700" w:type="dxa"/>
+            <w:shd w:val="clear" w:color="auto" w:fill="F5F5F5"/>
+          </w:tcPr>
+          <w:p>
             <w:r>
               <w:rPr>
                 <w:rFonts w:ascii="Courier New" w:hAnsi="Courier New"/>
@@ -1890,21 +1892,19 @@
                 <w:szCs w:val="18"/>
                 <w:shd w:val="clear" w:color="auto" w:fill="EBEBEB"/>
               </w:rPr>
-              <w:t xml:space="preserve">ignoremodality:SC,PR</w:t>
-            </w:r>
-            <w:r>
-              <w:t xml:space="preserve">.</w:t>
-            </w:r>
-          </w:p>
-        </w:tc>
-      </w:tr>
-      <w:tr>
-        <w:tc>
-          <w:tcPr>
-            <w:tcW w:w="2700" w:type="dxa"/>
+              <w:t xml:space="preserve">fixvr:correct|skip|passthrough</w:t>
+            </w:r>
+          </w:p>
+        </w:tc>
+        <w:tc>
+          <w:tcPr>
+            <w:tcW w:w="6300" w:type="dxa"/>
             <w:shd w:val="clear" w:color="auto" w:fill="F5F5F5"/>
           </w:tcPr>
           <w:p>
+            <w:r>
+              <w:t xml:space="preserve">Handle tags whose Value Representation (VR) does not match the DICOM standard dictionary. </w:t>
+            </w:r>
             <w:r>
               <w:rPr>
                 <w:rFonts w:ascii="Courier New" w:hAnsi="Courier New"/>
@@ -1912,18 +1912,10 @@
                 <w:szCs w:val="18"/>
                 <w:shd w:val="clear" w:color="auto" w:fill="EBEBEB"/>
               </w:rPr>
-              <w:t xml:space="preserve">maskrows:&lt;n&gt;</w:t>
-            </w:r>
-          </w:p>
-        </w:tc>
-        <w:tc>
-          <w:tcPr>
-            <w:tcW w:w="6300" w:type="dxa"/>
-            <w:shd w:val="clear" w:color="auto" w:fill="F5F5F5"/>
-          </w:tcPr>
-          <w:p>
-            <w:r>
-              <w:t xml:space="preserve">Zero out the first </w:t>
+              <w:t xml:space="preserve">correct</w:t>
+            </w:r>
+            <w:r>
+              <w:t xml:space="preserve"> attempts to re-encode the tag value under the correct VR, falling back to removal if the conversion is not possible. </w:t>
             </w:r>
             <w:r>
               <w:rPr>
@@ -1932,10 +1924,10 @@
                 <w:szCs w:val="18"/>
                 <w:shd w:val="clear" w:color="auto" w:fill="EBEBEB"/>
               </w:rPr>
-              <w:t xml:space="preserve">n</w:t>
-            </w:r>
-            <w:r>
-              <w:t xml:space="preserve"> pixel rows from the top of each image frame. Applies only to uncompressed (native) pixel data; compressed files produce a warning when </w:t>
+              <w:t xml:space="preserve">skip</w:t>
+            </w:r>
+            <w:r>
+              <w:t xml:space="preserve"> silently removes all mismatched tags. </w:t>
             </w:r>
             <w:r>
               <w:rPr>
@@ -1944,10 +1936,10 @@
                 <w:szCs w:val="18"/>
                 <w:shd w:val="clear" w:color="auto" w:fill="EBEBEB"/>
               </w:rPr>
-              <w:t xml:space="preserve">verbose:true</w:t>
-            </w:r>
-            <w:r>
-              <w:t xml:space="preserve"> is set. </w:t>
+              <w:t xml:space="preserve">passthrough</w:t>
+            </w:r>
+            <w:r>
+              <w:t xml:space="preserve"> writes the file as-is, suppressing the VR verification error. Private and unknown tags are always kept unchanged. When </w:t>
             </w:r>
             <w:r>
               <w:rPr>
@@ -1956,10 +1948,10 @@
                 <w:szCs w:val="18"/>
                 <w:shd w:val="clear" w:color="auto" w:fill="EBEBEB"/>
               </w:rPr>
-              <w:t xml:space="preserve">n</w:t>
-            </w:r>
-            <w:r>
-              <w:t xml:space="preserve"> must be a positive integer.</w:t>
+              <w:t xml:space="preserve">verbose:true</w:t>
+            </w:r>
+            <w:r>
+              <w:t xml:space="preserve"> is set, each affected tag is reported.</w:t>
             </w:r>
           </w:p>
         </w:tc>
@@ -1977,17 +1969,17 @@
                 <w:szCs w:val="18"/>
                 <w:shd w:val="clear" w:color="auto" w:fill="EBEBEB"/>
               </w:rPr>
-              <w:t xml:space="preserve">fixvr:correct|skip|passthrough</w:t>
-            </w:r>
-          </w:p>
-        </w:tc>
-        <w:tc>
-          <w:tcPr>
-            <w:tcW w:w="6300" w:type="dxa"/>
-          </w:tcPr>
-          <w:p>
-            <w:r>
-              <w:t xml:space="preserve">Handle tags whose Value Representation (VR) does not match the DICOM standard dictionary. </w:t>
+              <w:t xml:space="preserve">workers:&lt;n&gt;</w:t>
+            </w:r>
+          </w:p>
+        </w:tc>
+        <w:tc>
+          <w:tcPr>
+            <w:tcW w:w="6300" w:type="dxa"/>
+          </w:tcPr>
+          <w:p>
+            <w:r>
+              <w:t xml:space="preserve">Number of files to process simultaneously. Defaults to the number of logical CPU cores. Set to </w:t>
             </w:r>
             <w:r>
               <w:rPr>
@@ -1996,10 +1988,10 @@
                 <w:szCs w:val="18"/>
                 <w:shd w:val="clear" w:color="auto" w:fill="EBEBEB"/>
               </w:rPr>
-              <w:t xml:space="preserve">correct</w:t>
-            </w:r>
-            <w:r>
-              <w:t xml:space="preserve"> attempts to re-encode the tag value under the correct VR, falling back to removal if the conversion is not possible. </w:t>
+              <w:t xml:space="preserve">1</w:t>
+            </w:r>
+            <w:r>
+              <w:t xml:space="preserve"> to process files serially. Set to </w:t>
             </w:r>
             <w:r>
               <w:rPr>
@@ -2008,11 +2000,21 @@
                 <w:szCs w:val="18"/>
                 <w:shd w:val="clear" w:color="auto" w:fill="EBEBEB"/>
               </w:rPr>
-              <w:t xml:space="preserve">skip</w:t>
-            </w:r>
-            <w:r>
-              <w:t xml:space="preserve"> silently removes all mismatched tags. </w:t>
-            </w:r>
+              <w:t xml:space="preserve">0</w:t>
+            </w:r>
+            <w:r>
+              <w:t xml:space="preserve"> to restore the default.</w:t>
+            </w:r>
+          </w:p>
+        </w:tc>
+      </w:tr>
+      <w:tr>
+        <w:tc>
+          <w:tcPr>
+            <w:tcW w:w="2700" w:type="dxa"/>
+            <w:shd w:val="clear" w:color="auto" w:fill="F5F5F5"/>
+          </w:tcPr>
+          <w:p>
             <w:r>
               <w:rPr>
                 <w:rFonts w:ascii="Courier New" w:hAnsi="Courier New"/>
@@ -2020,10 +2022,18 @@
                 <w:szCs w:val="18"/>
                 <w:shd w:val="clear" w:color="auto" w:fill="EBEBEB"/>
               </w:rPr>
-              <w:t xml:space="preserve">passthrough</w:t>
-            </w:r>
-            <w:r>
-              <w:t xml:space="preserve"> writes the file as-is, suppressing the VR verification error. Private and unknown tags are always kept unchanged. When </w:t>
+              <w:t xml:space="preserve">zip:true</w:t>
+            </w:r>
+          </w:p>
+        </w:tc>
+        <w:tc>
+          <w:tcPr>
+            <w:tcW w:w="6300" w:type="dxa"/>
+            <w:shd w:val="clear" w:color="auto" w:fill="F5F5F5"/>
+          </w:tcPr>
+          <w:p>
+            <w:r>
+              <w:t xml:space="preserve">Package all output files into a single ZIP archive instead of writing them to a directory. The </w:t>
             </w:r>
             <w:r>
               <w:rPr>
@@ -2032,21 +2042,11 @@
                 <w:szCs w:val="18"/>
                 <w:shd w:val="clear" w:color="auto" w:fill="EBEBEB"/>
               </w:rPr>
-              <w:t xml:space="preserve">verbose:true</w:t>
-            </w:r>
-            <w:r>
-              <w:t xml:space="preserve"> is set, each affected tag is reported.</w:t>
-            </w:r>
-          </w:p>
-        </w:tc>
-      </w:tr>
-      <w:tr>
-        <w:tc>
-          <w:tcPr>
-            <w:tcW w:w="2700" w:type="dxa"/>
-            <w:shd w:val="clear" w:color="auto" w:fill="F5F5F5"/>
-          </w:tcPr>
-          <w:p>
+              <w:t xml:space="preserve">output:</w:t>
+            </w:r>
+            <w:r>
+              <w:t xml:space="preserve"> path is used as the ZIP file name; a </w:t>
+            </w:r>
             <w:r>
               <w:rPr>
                 <w:rFonts w:ascii="Courier New" w:hAnsi="Courier New"/>
@@ -2054,18 +2054,10 @@
                 <w:szCs w:val="18"/>
                 <w:shd w:val="clear" w:color="auto" w:fill="EBEBEB"/>
               </w:rPr>
-              <w:t xml:space="preserve">workers:&lt;n&gt;</w:t>
-            </w:r>
-          </w:p>
-        </w:tc>
-        <w:tc>
-          <w:tcPr>
-            <w:tcW w:w="6300" w:type="dxa"/>
-            <w:shd w:val="clear" w:color="auto" w:fill="F5F5F5"/>
-          </w:tcPr>
-          <w:p>
-            <w:r>
-              <w:t xml:space="preserve">Number of files to process simultaneously. Defaults to the number of logical CPU cores. Set to </w:t>
+              <w:t xml:space="preserve">.zip</w:t>
+            </w:r>
+            <w:r>
+              <w:t xml:space="preserve"> extension is appended automatically if not already present. Cannot be combined with </w:t>
             </w:r>
             <w:r>
               <w:rPr>
@@ -2074,11 +2066,20 @@
                 <w:szCs w:val="18"/>
                 <w:shd w:val="clear" w:color="auto" w:fill="EBEBEB"/>
               </w:rPr>
-              <w:t xml:space="preserve">1</w:t>
-            </w:r>
-            <w:r>
-              <w:t xml:space="preserve"> to process files serially. Set to </w:t>
-            </w:r>
+              <w:t xml:space="preserve">dicomdir:true</w:t>
+            </w:r>
+            <w:r>
+              <w:t xml:space="preserve">.</w:t>
+            </w:r>
+          </w:p>
+        </w:tc>
+      </w:tr>
+      <w:tr>
+        <w:tc>
+          <w:tcPr>
+            <w:tcW w:w="2700" w:type="dxa"/>
+          </w:tcPr>
+          <w:p>
             <w:r>
               <w:rPr>
                 <w:rFonts w:ascii="Courier New" w:hAnsi="Courier New"/>
@@ -2086,20 +2087,18 @@
                 <w:szCs w:val="18"/>
                 <w:shd w:val="clear" w:color="auto" w:fill="EBEBEB"/>
               </w:rPr>
-              <w:t xml:space="preserve">0</w:t>
-            </w:r>
-            <w:r>
-              <w:t xml:space="preserve"> to restore the default.</w:t>
-            </w:r>
-          </w:p>
-        </w:tc>
-      </w:tr>
-      <w:tr>
-        <w:tc>
-          <w:tcPr>
-            <w:tcW w:w="2700" w:type="dxa"/>
-          </w:tcPr>
-          <w:p>
+              <w:t xml:space="preserve">dicomdir:true</w:t>
+            </w:r>
+          </w:p>
+        </w:tc>
+        <w:tc>
+          <w:tcPr>
+            <w:tcW w:w="6300" w:type="dxa"/>
+          </w:tcPr>
+          <w:p>
+            <w:r>
+              <w:t xml:space="preserve">After all files have been written, generate a DICOMDIR index file in the output directory. Cannot be combined with </w:t>
+            </w:r>
             <w:r>
               <w:rPr>
                 <w:rFonts w:ascii="Courier New" w:hAnsi="Courier New"/>
@@ -2109,16 +2108,19 @@
               </w:rPr>
               <w:t xml:space="preserve">zip:true</w:t>
             </w:r>
-          </w:p>
-        </w:tc>
-        <w:tc>
-          <w:tcPr>
-            <w:tcW w:w="6300" w:type="dxa"/>
-          </w:tcPr>
-          <w:p>
-            <w:r>
-              <w:t xml:space="preserve">Package all output files into a single ZIP archive instead of writing them to a directory. The </w:t>
-            </w:r>
+            <w:r>
+              <w:t xml:space="preserve">.</w:t>
+            </w:r>
+          </w:p>
+        </w:tc>
+      </w:tr>
+      <w:tr>
+        <w:tc>
+          <w:tcPr>
+            <w:tcW w:w="2700" w:type="dxa"/>
+            <w:shd w:val="clear" w:color="auto" w:fill="F5F5F5"/>
+          </w:tcPr>
+          <w:p>
             <w:r>
               <w:rPr>
                 <w:rFonts w:ascii="Courier New" w:hAnsi="Courier New"/>
@@ -2126,10 +2128,18 @@
                 <w:szCs w:val="18"/>
                 <w:shd w:val="clear" w:color="auto" w:fill="EBEBEB"/>
               </w:rPr>
-              <w:t xml:space="preserve">output:</w:t>
-            </w:r>
-            <w:r>
-              <w:t xml:space="preserve"> path is used as the ZIP file name; a </w:t>
+              <w:t xml:space="preserve">profile:&lt;name&gt;</w:t>
+            </w:r>
+          </w:p>
+        </w:tc>
+        <w:tc>
+          <w:tcPr>
+            <w:tcW w:w="6300" w:type="dxa"/>
+            <w:shd w:val="clear" w:color="auto" w:fill="F5F5F5"/>
+          </w:tcPr>
+          <w:p>
+            <w:r>
+              <w:t xml:space="preserve">Apply a named processing profile from </w:t>
             </w:r>
             <w:r>
               <w:rPr>
@@ -2138,10 +2148,10 @@
                 <w:szCs w:val="18"/>
                 <w:shd w:val="clear" w:color="auto" w:fill="EBEBEB"/>
               </w:rPr>
-              <w:t xml:space="preserve">.zip</w:t>
-            </w:r>
-            <w:r>
-              <w:t xml:space="preserve"> extension is appended automatically if not already present. Cannot be combined with </w:t>
+              <w:t xml:space="preserve">profiles.json</w:t>
+            </w:r>
+            <w:r>
+              <w:t xml:space="preserve">. CLI parameters take precedence over profile values. Only one profile may be given. If the profile cannot be applied — it does not exist, its base profile is missing or circular, or </w:t>
             </w:r>
             <w:r>
               <w:rPr>
@@ -2150,19 +2160,18 @@
                 <w:szCs w:val="18"/>
                 <w:shd w:val="clear" w:color="auto" w:fill="EBEBEB"/>
               </w:rPr>
-              <w:t xml:space="preserve">dicomdir:true</w:t>
-            </w:r>
-            <w:r>
-              <w:t xml:space="preserve">.</w:t>
-            </w:r>
-          </w:p>
-        </w:tc>
-      </w:tr>
-      <w:tr>
-        <w:tc>
-          <w:tcPr>
-            <w:tcW w:w="2700" w:type="dxa"/>
-            <w:shd w:val="clear" w:color="auto" w:fill="F5F5F5"/>
+              <w:t xml:space="preserve">profiles.json</w:t>
+            </w:r>
+            <w:r>
+              <w:t xml:space="preserve"> cannot be read — the command stops with an error before any file is processed, rather than running without it. See Section 6.</w:t>
+            </w:r>
+          </w:p>
+        </w:tc>
+      </w:tr>
+      <w:tr>
+        <w:tc>
+          <w:tcPr>
+            <w:tcW w:w="2700" w:type="dxa"/>
           </w:tcPr>
           <w:p>
             <w:r>
@@ -2172,18 +2181,17 @@
                 <w:szCs w:val="18"/>
                 <w:shd w:val="clear" w:color="auto" w:fill="EBEBEB"/>
               </w:rPr>
-              <w:t xml:space="preserve">dicomdir:true</w:t>
-            </w:r>
-          </w:p>
-        </w:tc>
-        <w:tc>
-          <w:tcPr>
-            <w:tcW w:w="6300" w:type="dxa"/>
-            <w:shd w:val="clear" w:color="auto" w:fill="F5F5F5"/>
-          </w:tcPr>
-          <w:p>
-            <w:r>
-              <w:t xml:space="preserve">After all files have been written, generate a DICOMDIR index file in the output directory. Cannot be combined with </w:t>
+              <w:t xml:space="preserve">errorlog:txt|csv|json</w:t>
+            </w:r>
+          </w:p>
+        </w:tc>
+        <w:tc>
+          <w:tcPr>
+            <w:tcW w:w="6300" w:type="dxa"/>
+          </w:tcPr>
+          <w:p>
+            <w:r>
+              <w:t xml:space="preserve">When one or more files fail, write the detailed per-file error messages to an </w:t>
             </w:r>
             <w:r>
               <w:rPr>
@@ -2192,18 +2200,19 @@
                 <w:szCs w:val="18"/>
                 <w:shd w:val="clear" w:color="auto" w:fill="EBEBEB"/>
               </w:rPr>
-              <w:t xml:space="preserve">zip:true</w:t>
-            </w:r>
-            <w:r>
-              <w:t xml:space="preserve">.</w:t>
-            </w:r>
-          </w:p>
-        </w:tc>
-      </w:tr>
-      <w:tr>
-        <w:tc>
-          <w:tcPr>
-            <w:tcW w:w="2700" w:type="dxa"/>
+              <w:t xml:space="preserve">ERROR.&lt;ext&gt;</w:t>
+            </w:r>
+            <w:r>
+              <w:t xml:space="preserve"> file in the root of the output directory instead of the console, in the chosen format. Without this parameter, the details print to the console. See the Error Handling subsection.</w:t>
+            </w:r>
+          </w:p>
+        </w:tc>
+      </w:tr>
+      <w:tr>
+        <w:tc>
+          <w:tcPr>
+            <w:tcW w:w="2700" w:type="dxa"/>
+            <w:shd w:val="clear" w:color="auto" w:fill="F5F5F5"/>
           </w:tcPr>
           <w:p>
             <w:r>
@@ -2213,95 +2222,14 @@
                 <w:szCs w:val="18"/>
                 <w:shd w:val="clear" w:color="auto" w:fill="EBEBEB"/>
               </w:rPr>
-              <w:t xml:space="preserve">profile:&lt;name&gt;</w:t>
-            </w:r>
-          </w:p>
-        </w:tc>
-        <w:tc>
-          <w:tcPr>
-            <w:tcW w:w="6300" w:type="dxa"/>
-          </w:tcPr>
-          <w:p>
-            <w:r>
-              <w:t xml:space="preserve">Apply a named processing profile from </w:t>
-            </w:r>
-            <w:r>
-              <w:rPr>
-                <w:rFonts w:ascii="Courier New" w:hAnsi="Courier New"/>
-                <w:sz w:val="18"/>
-                <w:szCs w:val="18"/>
-                <w:shd w:val="clear" w:color="auto" w:fill="EBEBEB"/>
-              </w:rPr>
-              <w:t xml:space="preserve">profiles.json</w:t>
-            </w:r>
-            <w:r>
-              <w:t xml:space="preserve">. CLI parameters take precedence over profile values. See Section 6.</w:t>
-            </w:r>
-          </w:p>
-        </w:tc>
-      </w:tr>
-      <w:tr>
-        <w:tc>
-          <w:tcPr>
-            <w:tcW w:w="2700" w:type="dxa"/>
+              <w:t xml:space="preserve">verbose:true</w:t>
+            </w:r>
+          </w:p>
+        </w:tc>
+        <w:tc>
+          <w:tcPr>
+            <w:tcW w:w="6300" w:type="dxa"/>
             <w:shd w:val="clear" w:color="auto" w:fill="F5F5F5"/>
-          </w:tcPr>
-          <w:p>
-            <w:r>
-              <w:rPr>
-                <w:rFonts w:ascii="Courier New" w:hAnsi="Courier New"/>
-                <w:sz w:val="18"/>
-                <w:szCs w:val="18"/>
-                <w:shd w:val="clear" w:color="auto" w:fill="EBEBEB"/>
-              </w:rPr>
-              <w:t xml:space="preserve">errorlog:txt|csv|json</w:t>
-            </w:r>
-          </w:p>
-        </w:tc>
-        <w:tc>
-          <w:tcPr>
-            <w:tcW w:w="6300" w:type="dxa"/>
-            <w:shd w:val="clear" w:color="auto" w:fill="F5F5F5"/>
-          </w:tcPr>
-          <w:p>
-            <w:r>
-              <w:t xml:space="preserve">When one or more files fail, write the detailed per-file error messages to an </w:t>
-            </w:r>
-            <w:r>
-              <w:rPr>
-                <w:rFonts w:ascii="Courier New" w:hAnsi="Courier New"/>
-                <w:sz w:val="18"/>
-                <w:szCs w:val="18"/>
-                <w:shd w:val="clear" w:color="auto" w:fill="EBEBEB"/>
-              </w:rPr>
-              <w:t xml:space="preserve">ERROR.&lt;ext&gt;</w:t>
-            </w:r>
-            <w:r>
-              <w:t xml:space="preserve"> file in the root of the output directory instead of the console, in the chosen format. Without this parameter, the details print to the console. See the Error Handling subsection.</w:t>
-            </w:r>
-          </w:p>
-        </w:tc>
-      </w:tr>
-      <w:tr>
-        <w:tc>
-          <w:tcPr>
-            <w:tcW w:w="2700" w:type="dxa"/>
-          </w:tcPr>
-          <w:p>
-            <w:r>
-              <w:rPr>
-                <w:rFonts w:ascii="Courier New" w:hAnsi="Courier New"/>
-                <w:sz w:val="18"/>
-                <w:szCs w:val="18"/>
-                <w:shd w:val="clear" w:color="auto" w:fill="EBEBEB"/>
-              </w:rPr>
-              <w:t xml:space="preserve">verbose:true</w:t>
-            </w:r>
-          </w:p>
-        </w:tc>
-        <w:tc>
-          <w:tcPr>
-            <w:tcW w:w="6300" w:type="dxa"/>
           </w:tcPr>
           <w:p>
             <w:r>
@@ -2478,7 +2406,128 @@
         <w:pStyle w:val="ListBullet"/>
       </w:pPr>
       <w:r>
-        <w:t xml:space="preserve">9. Apply UID suffix (if </w:t>
+        <w:t xml:space="preserve">9. Remap UIDs (if </w:t>
+      </w:r>
+      <w:r>
+        <w:rPr>
+          <w:rFonts w:ascii="Courier New" w:hAnsi="Courier New"/>
+          <w:sz w:val="18"/>
+          <w:szCs w:val="18"/>
+          <w:shd w:val="clear" w:color="auto" w:fill="EBEBEB"/>
+        </w:rPr>
+        <w:t xml:space="preserve">remapuids:true</w:t>
+      </w:r>
+      <w:r>
+        <w:t xml:space="preserve">)</w:t>
+      </w:r>
+    </w:p>
+    <w:p>
+      <w:pPr>
+        <w:pStyle w:val="ListBullet"/>
+      </w:pPr>
+      <w:r>
+        <w:t xml:space="preserve">10. Apply row mask (if </w:t>
+      </w:r>
+      <w:r>
+        <w:rPr>
+          <w:rFonts w:ascii="Courier New" w:hAnsi="Courier New"/>
+          <w:sz w:val="18"/>
+          <w:szCs w:val="18"/>
+          <w:shd w:val="clear" w:color="auto" w:fill="EBEBEB"/>
+        </w:rPr>
+        <w:t xml:space="preserve">maskrows:</w:t>
+      </w:r>
+      <w:r>
+        <w:t xml:space="preserve"> supplied)</w:t>
+      </w:r>
+    </w:p>
+    <w:p>
+      <w:pPr>
+        <w:pStyle w:val="ListBullet"/>
+      </w:pPr>
+      <w:r>
+        <w:t xml:space="preserve">11. Apply all </w:t>
+      </w:r>
+      <w:r>
+        <w:rPr>
+          <w:rFonts w:ascii="Courier New" w:hAnsi="Courier New"/>
+          <w:sz w:val="18"/>
+          <w:szCs w:val="18"/>
+          <w:shd w:val="clear" w:color="auto" w:fill="EBEBEB"/>
+        </w:rPr>
+        <w:t xml:space="preserve">set:</w:t>
+      </w:r>
+      <w:r>
+        <w:t xml:space="preserve"> edits</w:t>
+      </w:r>
+    </w:p>
+    <w:p>
+      <w:pPr>
+        <w:pStyle w:val="ListBullet"/>
+      </w:pPr>
+      <w:r>
+        <w:t xml:space="preserve">12. Write output file to directory, or to the ZIP archive if </w:t>
+      </w:r>
+      <w:r>
+        <w:rPr>
+          <w:rFonts w:ascii="Courier New" w:hAnsi="Courier New"/>
+          <w:sz w:val="18"/>
+          <w:szCs w:val="18"/>
+          <w:shd w:val="clear" w:color="auto" w:fill="EBEBEB"/>
+        </w:rPr>
+        <w:t xml:space="preserve">zip:true</w:t>
+      </w:r>
+      <w:r>
+        <w:t xml:space="preserve"> (under a path carrying the remapped UIDs, if </w:t>
+      </w:r>
+      <w:r>
+        <w:rPr>
+          <w:rFonts w:ascii="Courier New" w:hAnsi="Courier New"/>
+          <w:sz w:val="18"/>
+          <w:szCs w:val="18"/>
+          <w:shd w:val="clear" w:color="auto" w:fill="EBEBEB"/>
+        </w:rPr>
+        <w:t xml:space="preserve">remapuids:true</w:t>
+      </w:r>
+      <w:r>
+        <w:t xml:space="preserve">)</w:t>
+      </w:r>
+    </w:p>
+    <w:p>
+      <w:pPr>
+        <w:pStyle w:val="Heading3"/>
+      </w:pPr>
+      <w:r>
+        <w:t>Removed: uid:&lt;suffix&gt;</w:t>
+      </w:r>
+    </w:p>
+    <w:p>
+      <w:r>
+        <w:t xml:space="preserve">The </w:t>
+      </w:r>
+      <w:r>
+        <w:rPr>
+          <w:rFonts w:ascii="Courier New" w:hAnsi="Courier New"/>
+          <w:sz w:val="18"/>
+          <w:szCs w:val="18"/>
+          <w:shd w:val="clear" w:color="auto" w:fill="EBEBEB"/>
+        </w:rPr>
+        <w:t xml:space="preserve">uid:&lt;suffix&gt;</w:t>
+      </w:r>
+      <w:r>
+        <w:t xml:space="preserve"> parameter was removed in version 2.0.0. It appended a suffix to each UID, which left the original UID readable inside the result; </w:t>
+      </w:r>
+      <w:r>
+        <w:rPr>
+          <w:rFonts w:ascii="Courier New" w:hAnsi="Courier New"/>
+          <w:sz w:val="18"/>
+          <w:szCs w:val="18"/>
+          <w:shd w:val="clear" w:color="auto" w:fill="EBEBEB"/>
+        </w:rPr>
+        <w:t xml:space="preserve">remapuids:true</w:t>
+      </w:r>
+      <w:r>
+        <w:t xml:space="preserve"> replaces it. A run that still supplies </w:t>
       </w:r>
       <w:r>
         <w:rPr>
@@ -2490,7 +2539,19 @@
         <w:t xml:space="preserve">uid:</w:t>
       </w:r>
       <w:r>
-        <w:t xml:space="preserve"> supplied) or remap UIDs (if </w:t>
+        <w:t xml:space="preserve"> — on the command line, in the applied profile or a base profile it inherits from, or in a per-modality entry — is refused with an error before any output is written, rather than silently run without it. Delete the </w:t>
+      </w:r>
+      <w:r>
+        <w:rPr>
+          <w:rFonts w:ascii="Courier New" w:hAnsi="Courier New"/>
+          <w:sz w:val="18"/>
+          <w:szCs w:val="18"/>
+          <w:shd w:val="clear" w:color="auto" w:fill="EBEBEB"/>
+        </w:rPr>
+        <w:t xml:space="preserve">uid</w:t>
+      </w:r>
+      <w:r>
+        <w:t xml:space="preserve"> entry from the profile and use </w:t>
       </w:r>
       <w:r>
         <w:rPr>
@@ -2502,7 +2563,91 @@
         <w:t xml:space="preserve">remapuids:true</w:t>
       </w:r>
       <w:r>
-        <w:t xml:space="preserve">)</w:t>
+        <w:t xml:space="preserve"> instead.</w:t>
+      </w:r>
+    </w:p>
+    <w:p>
+      <w:pPr>
+        <w:pStyle w:val="Heading3"/>
+      </w:pPr>
+      <w:r>
+        <w:t>Non-DICOM Files</w:t>
+      </w:r>
+    </w:p>
+    <w:p>
+      <w:r>
+        <w:t xml:space="preserve">Files that do not carry the DICOM magic bytes (</w:t>
+      </w:r>
+      <w:r>
+        <w:rPr>
+          <w:rFonts w:ascii="Courier New" w:hAnsi="Courier New"/>
+          <w:sz w:val="18"/>
+          <w:szCs w:val="18"/>
+          <w:shd w:val="clear" w:color="auto" w:fill="EBEBEB"/>
+        </w:rPr>
+        <w:t xml:space="preserve">DICM</w:t>
+      </w:r>
+      <w:r>
+        <w:t xml:space="preserve"> at byte offset 128) are silently skipped regardless of file name or extension.</w:t>
+      </w:r>
+    </w:p>
+    <w:p>
+      <w:pPr>
+        <w:pStyle w:val="Heading3"/>
+      </w:pPr>
+      <w:r>
+        <w:t>Error Handling</w:t>
+      </w:r>
+    </w:p>
+    <w:p>
+      <w:r>
+        <w:t xml:space="preserve">Processing is resilient: a file that cannot be read, parsed, or written is recorded as a failure and skipped, and the run continues with the remaining files. One bad file never aborts an entire batch.</w:t>
+      </w:r>
+    </w:p>
+    <w:p>
+      <w:r>
+        <w:t xml:space="preserve">On completion a summary is always printed in the form </w:t>
+      </w:r>
+      <w:r>
+        <w:rPr>
+          <w:rFonts w:ascii="Courier New" w:hAnsi="Courier New"/>
+          <w:sz w:val="18"/>
+          <w:szCs w:val="18"/>
+          <w:shd w:val="clear" w:color="auto" w:fill="EBEBEB"/>
+        </w:rPr>
+        <w:t xml:space="preserve">N file(s) processed, M file(s) failed</w:t>
+      </w:r>
+      <w:r>
+        <w:t xml:space="preserve"> (the failed clause appears only when at least one file failed). When any file fails, the command exits with a non-zero status so scripts and pipelines can detect partial failures.</w:t>
+      </w:r>
+    </w:p>
+    <w:p>
+      <w:r>
+        <w:t xml:space="preserve">The detailed per-file error messages are, by default, printed to the console after the summary. Supplying </w:t>
+      </w:r>
+      <w:r>
+        <w:rPr>
+          <w:rFonts w:ascii="Courier New" w:hAnsi="Courier New"/>
+          <w:sz w:val="18"/>
+          <w:szCs w:val="18"/>
+          <w:shd w:val="clear" w:color="auto" w:fill="EBEBEB"/>
+        </w:rPr>
+        <w:t xml:space="preserve">errorlog:&lt;format&gt;</w:t>
+      </w:r>
+      <w:r>
+        <w:t xml:space="preserve"> instead redirects them into a file named </w:t>
+      </w:r>
+      <w:r>
+        <w:rPr>
+          <w:rFonts w:ascii="Courier New" w:hAnsi="Courier New"/>
+          <w:sz w:val="18"/>
+          <w:szCs w:val="18"/>
+          <w:shd w:val="clear" w:color="auto" w:fill="EBEBEB"/>
+        </w:rPr>
+        <w:t xml:space="preserve">ERROR.&lt;ext&gt;</w:t>
+      </w:r>
+      <w:r>
+        <w:t xml:space="preserve"> written in the root of the output directory (for ZIP output, alongside the archive). The file is created only when at least one file failed. Three formats are supported:</w:t>
       </w:r>
     </w:p>
     <w:p>
@@ -2510,19 +2655,52 @@
         <w:pStyle w:val="ListBullet"/>
       </w:pPr>
       <w:r>
-        <w:t xml:space="preserve">10. Apply row mask (if </w:t>
-      </w:r>
-      <w:r>
-        <w:rPr>
-          <w:rFonts w:ascii="Courier New" w:hAnsi="Courier New"/>
-          <w:sz w:val="18"/>
-          <w:szCs w:val="18"/>
-          <w:shd w:val="clear" w:color="auto" w:fill="EBEBEB"/>
-        </w:rPr>
-        <w:t xml:space="preserve">maskrows:</w:t>
-      </w:r>
-      <w:r>
-        <w:t xml:space="preserve"> supplied)</w:t>
+        <w:rPr>
+          <w:rFonts w:ascii="Courier New" w:hAnsi="Courier New"/>
+          <w:sz w:val="18"/>
+          <w:szCs w:val="18"/>
+          <w:shd w:val="clear" w:color="auto" w:fill="EBEBEB"/>
+        </w:rPr>
+        <w:t xml:space="preserve">errorlog:txt</w:t>
+      </w:r>
+      <w:r>
+        <w:t xml:space="preserve"> — plain text: a </w:t>
+      </w:r>
+      <w:r>
+        <w:rPr>
+          <w:rFonts w:ascii="Courier New" w:hAnsi="Courier New"/>
+          <w:sz w:val="18"/>
+          <w:szCs w:val="18"/>
+          <w:shd w:val="clear" w:color="auto" w:fill="EBEBEB"/>
+        </w:rPr>
+        <w:t xml:space="preserve">processed</w:t>
+      </w:r>
+      <w:r>
+        <w:t xml:space="preserve">/</w:t>
+      </w:r>
+      <w:r>
+        <w:rPr>
+          <w:rFonts w:ascii="Courier New" w:hAnsi="Courier New"/>
+          <w:sz w:val="18"/>
+          <w:szCs w:val="18"/>
+          <w:shd w:val="clear" w:color="auto" w:fill="EBEBEB"/>
+        </w:rPr>
+        <w:t xml:space="preserve">failed</w:t>
+      </w:r>
+      <w:r>
+        <w:t xml:space="preserve"> header followed by one </w:t>
+      </w:r>
+      <w:r>
+        <w:rPr>
+          <w:rFonts w:ascii="Courier New" w:hAnsi="Courier New"/>
+          <w:sz w:val="18"/>
+          <w:szCs w:val="18"/>
+          <w:shd w:val="clear" w:color="auto" w:fill="EBEBEB"/>
+        </w:rPr>
+        <w:t xml:space="preserve">file: error</w:t>
+      </w:r>
+      <w:r>
+        <w:t xml:space="preserve"> line per failure.</w:t>
       </w:r>
     </w:p>
     <w:p>
@@ -2530,19 +2708,28 @@
         <w:pStyle w:val="ListBullet"/>
       </w:pPr>
       <w:r>
-        <w:t xml:space="preserve">11. Apply all </w:t>
-      </w:r>
-      <w:r>
-        <w:rPr>
-          <w:rFonts w:ascii="Courier New" w:hAnsi="Courier New"/>
-          <w:sz w:val="18"/>
-          <w:szCs w:val="18"/>
-          <w:shd w:val="clear" w:color="auto" w:fill="EBEBEB"/>
-        </w:rPr>
-        <w:t xml:space="preserve">set:</w:t>
-      </w:r>
-      <w:r>
-        <w:t xml:space="preserve"> edits</w:t>
+        <w:rPr>
+          <w:rFonts w:ascii="Courier New" w:hAnsi="Courier New"/>
+          <w:sz w:val="18"/>
+          <w:szCs w:val="18"/>
+          <w:shd w:val="clear" w:color="auto" w:fill="EBEBEB"/>
+        </w:rPr>
+        <w:t xml:space="preserve">errorlog:csv</w:t>
+      </w:r>
+      <w:r>
+        <w:t xml:space="preserve"> — comma-separated values with a </w:t>
+      </w:r>
+      <w:r>
+        <w:rPr>
+          <w:rFonts w:ascii="Courier New" w:hAnsi="Courier New"/>
+          <w:sz w:val="18"/>
+          <w:szCs w:val="18"/>
+          <w:shd w:val="clear" w:color="auto" w:fill="EBEBEB"/>
+        </w:rPr>
+        <w:t xml:space="preserve">file,error</w:t>
+      </w:r>
+      <w:r>
+        <w:t xml:space="preserve"> header row, suitable for spreadsheets.</w:t>
       </w:r>
     </w:p>
     <w:p>
@@ -2550,16 +2737,64 @@
         <w:pStyle w:val="ListBullet"/>
       </w:pPr>
       <w:r>
-        <w:t xml:space="preserve">12. Write output file to directory, or to the ZIP archive if </w:t>
-      </w:r>
-      <w:r>
-        <w:rPr>
-          <w:rFonts w:ascii="Courier New" w:hAnsi="Courier New"/>
-          <w:sz w:val="18"/>
-          <w:szCs w:val="18"/>
-          <w:shd w:val="clear" w:color="auto" w:fill="EBEBEB"/>
-        </w:rPr>
-        <w:t xml:space="preserve">zip:true</w:t>
+        <w:rPr>
+          <w:rFonts w:ascii="Courier New" w:hAnsi="Courier New"/>
+          <w:sz w:val="18"/>
+          <w:szCs w:val="18"/>
+          <w:shd w:val="clear" w:color="auto" w:fill="EBEBEB"/>
+        </w:rPr>
+        <w:t xml:space="preserve">errorlog:json</w:t>
+      </w:r>
+      <w:r>
+        <w:t xml:space="preserve"> — a machine-readable object with </w:t>
+      </w:r>
+      <w:r>
+        <w:rPr>
+          <w:rFonts w:ascii="Courier New" w:hAnsi="Courier New"/>
+          <w:sz w:val="18"/>
+          <w:szCs w:val="18"/>
+          <w:shd w:val="clear" w:color="auto" w:fill="EBEBEB"/>
+        </w:rPr>
+        <w:t xml:space="preserve">processed</w:t>
+      </w:r>
+      <w:r>
+        <w:t xml:space="preserve"> and </w:t>
+      </w:r>
+      <w:r>
+        <w:rPr>
+          <w:rFonts w:ascii="Courier New" w:hAnsi="Courier New"/>
+          <w:sz w:val="18"/>
+          <w:szCs w:val="18"/>
+          <w:shd w:val="clear" w:color="auto" w:fill="EBEBEB"/>
+        </w:rPr>
+        <w:t xml:space="preserve">failed</w:t>
+      </w:r>
+      <w:r>
+        <w:t xml:space="preserve"> counts and an </w:t>
+      </w:r>
+      <w:r>
+        <w:rPr>
+          <w:rFonts w:ascii="Courier New" w:hAnsi="Courier New"/>
+          <w:sz w:val="18"/>
+          <w:szCs w:val="18"/>
+          <w:shd w:val="clear" w:color="auto" w:fill="EBEBEB"/>
+        </w:rPr>
+        <w:t xml:space="preserve">errors</w:t>
+      </w:r>
+      <w:r>
+        <w:t xml:space="preserve"> array of </w:t>
+      </w:r>
+      <w:r>
+        <w:rPr>
+          <w:rFonts w:ascii="Courier New" w:hAnsi="Courier New"/>
+          <w:sz w:val="18"/>
+          <w:szCs w:val="18"/>
+          <w:shd w:val="clear" w:color="auto" w:fill="EBEBEB"/>
+        </w:rPr>
+        <w:t xml:space="preserve">{file, error}</w:t>
+      </w:r>
+      <w:r>
+        <w:t xml:space="preserve"> entries.</w:t>
       </w:r>
     </w:p>
     <w:p>
@@ -2567,24 +2802,204 @@
         <w:pStyle w:val="Heading3"/>
       </w:pPr>
       <w:r>
-        <w:t>Non-DICOM Files</w:t>
-      </w:r>
-    </w:p>
-    <w:p>
-      <w:r>
-        <w:t xml:space="preserve">Files that do not carry the DICOM magic bytes (</w:t>
-      </w:r>
-      <w:r>
-        <w:rPr>
-          <w:rFonts w:ascii="Courier New" w:hAnsi="Courier New"/>
-          <w:sz w:val="18"/>
-          <w:szCs w:val="18"/>
-          <w:shd w:val="clear" w:color="auto" w:fill="EBEBEB"/>
-        </w:rPr>
-        <w:t xml:space="preserve">DICM</w:t>
-      </w:r>
-      <w:r>
-        <w:t xml:space="preserve"> at byte offset 128) are silently skipped regardless of file name or extension.</w:t>
+        <w:t>Examples</w:t>
+      </w:r>
+    </w:p>
+    <w:p>
+      <w:pPr>
+        <w:pStyle w:val="Code"/>
+      </w:pPr>
+      <w:r>
+        <w:t xml:space="preserve">dicomtool modify input:C:\original output:C:\deidentified</w:t>
+      </w:r>
+    </w:p>
+    <w:p>
+      <w:pPr>
+        <w:pStyle w:val="Code"/>
+      </w:pPr>
+      <w:r>
+        <w:t xml:space="preserve">    set:0010,0010=ANONYMOUS set:0010,0020=ID001</w:t>
+      </w:r>
+    </w:p>
+    <w:p>
+      <w:pPr>
+        <w:pStyle w:val="Code"/>
+      </w:pPr>
+      <w:r>
+        <w:t xml:space="preserve">    remove:0008,0080 noprivate:true verbose:true</w:t>
+      </w:r>
+    </w:p>
+    <w:p>
+      <w:pPr>
+        <w:pStyle w:val="Code"/>
+      </w:pPr>
+      <w:r>
+        <w:t xml:space="preserve">dicomtool modify input:C:\study output:converted</w:t>
+      </w:r>
+    </w:p>
+    <w:p>
+      <w:pPr>
+        <w:pStyle w:val="Code"/>
+      </w:pPr>
+      <w:r>
+        <w:t xml:space="preserve">    profile:anonymize dicomdir:true</w:t>
+      </w:r>
+    </w:p>
+    <w:p>
+      <w:pPr>
+        <w:pStyle w:val="Code"/>
+      </w:pPr>
+      <w:r>
+        <w:t xml:space="preserve">dicomtool modify input:C:\study output:C:\out</w:t>
+      </w:r>
+    </w:p>
+    <w:p>
+      <w:pPr>
+        <w:pStyle w:val="Code"/>
+      </w:pPr>
+      <w:r>
+        <w:t xml:space="preserve">    set:PatientName=ANON ignoremodality:SC maskrows:10</w:t>
+      </w:r>
+    </w:p>
+    <w:p>
+      <w:pPr>
+        <w:pStyle w:val="Code"/>
+      </w:pPr>
+      <w:r>
+        <w:t xml:space="preserve">dicomtool modify input:C:\study output:C:\deidentified</w:t>
+      </w:r>
+    </w:p>
+    <w:p>
+      <w:pPr>
+        <w:pStyle w:val="Code"/>
+      </w:pPr>
+      <w:r>
+        <w:t xml:space="preserve">    set:PatientName=ANON set:PatientID=ANON</w:t>
+      </w:r>
+    </w:p>
+    <w:p>
+      <w:pPr>
+        <w:pStyle w:val="Code"/>
+      </w:pPr>
+      <w:r>
+        <w:t xml:space="preserve">    noprivate:true remapuids:true</w:t>
+      </w:r>
+    </w:p>
+    <w:p>
+      <w:pPr>
+        <w:pStyle w:val="Code"/>
+      </w:pPr>
+      <w:r>
+        <w:t xml:space="preserve">dicomtool modify input:C:\study output:C:\out\study.zip zip:true</w:t>
+      </w:r>
+    </w:p>
+    <w:p>
+      <w:pPr>
+        <w:pStyle w:val="Code"/>
+      </w:pPr>
+      <w:r>
+        <w:t xml:space="preserve">    set:PatientName=ANON noprivate:true</w:t>
+      </w:r>
+    </w:p>
+    <w:p>
+      <w:pPr>
+        <w:pStyle w:val="Code"/>
+      </w:pPr>
+      <w:r>
+        <w:t xml:space="preserve">dicomtool modify input:C:\study output:C:\out fixvr:correct</w:t>
+      </w:r>
+    </w:p>
+    <w:p>
+      <w:pPr>
+        <w:pStyle w:val="Code"/>
+      </w:pPr>
+      <w:r>
+        <w:t xml:space="preserve">    set:PatientName=ANON noprivate:true</w:t>
+      </w:r>
+    </w:p>
+    <w:p>
+      <w:pPr>
+        <w:pStyle w:val="Code"/>
+      </w:pPr>
+      <w:r>
+        <w:t xml:space="preserve">dicomtool modify input:C:\study output:C:\out workers:8</w:t>
+      </w:r>
+    </w:p>
+    <w:p>
+      <w:pPr>
+        <w:pStyle w:val="Code"/>
+      </w:pPr>
+      <w:r>
+        <w:t xml:space="preserve">    set:PatientName=ANON noprivate:true</w:t>
+      </w:r>
+    </w:p>
+    <w:p>
+      <w:pPr>
+        <w:pStyle w:val="Code"/>
+      </w:pPr>
+      <w:r>
+        <w:t xml:space="preserve">dicomtool modify input:C:\study output:C:\deidentified</w:t>
+      </w:r>
+    </w:p>
+    <w:p>
+      <w:pPr>
+        <w:pStyle w:val="Code"/>
+      </w:pPr>
+      <w:r>
+        <w:t xml:space="preserve">    profile:base-deident errorlog:json</w:t>
+      </w:r>
+    </w:p>
+    <w:p>
+      <w:pPr>
+        <w:pStyle w:val="Code"/>
+      </w:pPr>
+      <w:r>
+        <w:t xml:space="preserve">dicomtool modify input:C:\study output:C:\deidentified</w:t>
+      </w:r>
+    </w:p>
+    <w:p>
+      <w:pPr>
+        <w:pStyle w:val="Code"/>
+      </w:pPr>
+      <w:r>
+        <w:t xml:space="preserve">    shiftdays:-45 noprivate:true</w:t>
+      </w:r>
+    </w:p>
+    <w:p>
+      <w:pPr>
+        <w:pStyle w:val="Heading2"/>
+      </w:pPr>
+      <w:r>
+        <w:t>4.3  tags</w:t>
+      </w:r>
+    </w:p>
+    <w:p>
+      <w:r>
+        <w:t xml:space="preserve">Manages the tag alias mappings stored in </w:t>
+      </w:r>
+      <w:r>
+        <w:rPr>
+          <w:rFonts w:ascii="Courier New" w:hAnsi="Courier New"/>
+          <w:sz w:val="18"/>
+          <w:szCs w:val="18"/>
+          <w:shd w:val="clear" w:color="auto" w:fill="EBEBEB"/>
+        </w:rPr>
+        <w:t xml:space="preserve">~/.dicomtool/tags.json</w:t>
+      </w:r>
+      <w:r>
+        <w:t xml:space="preserve">. Aliases let you use a short readable name wherever a </w:t>
+      </w:r>
+      <w:r>
+        <w:rPr>
+          <w:rFonts w:ascii="Courier New" w:hAnsi="Courier New"/>
+          <w:sz w:val="18"/>
+          <w:szCs w:val="18"/>
+          <w:shd w:val="clear" w:color="auto" w:fill="EBEBEB"/>
+        </w:rPr>
+        <w:t xml:space="preserve">GGGG,EEEE</w:t>
+      </w:r>
+      <w:r>
+        <w:t xml:space="preserve"> tag identifier is required.</w:t>
       </w:r>
     </w:p>
     <w:p>
@@ -2592,205 +3007,20 @@
         <w:pStyle w:val="Heading3"/>
       </w:pPr>
       <w:r>
-        <w:t>Error Handling</w:t>
-      </w:r>
-    </w:p>
-    <w:p>
-      <w:r>
-        <w:t xml:space="preserve">Processing is resilient: a file that cannot be read, parsed, or written is recorded as a failure and skipped, and the run continues with the remaining files. One bad file never aborts an entire batch.</w:t>
-      </w:r>
-    </w:p>
-    <w:p>
-      <w:r>
-        <w:t xml:space="preserve">On completion a summary is always printed in the form </w:t>
-      </w:r>
-      <w:r>
-        <w:rPr>
-          <w:rFonts w:ascii="Courier New" w:hAnsi="Courier New"/>
-          <w:sz w:val="18"/>
-          <w:szCs w:val="18"/>
-          <w:shd w:val="clear" w:color="auto" w:fill="EBEBEB"/>
-        </w:rPr>
-        <w:t xml:space="preserve">N file(s) processed, M file(s) failed</w:t>
-      </w:r>
-      <w:r>
-        <w:t xml:space="preserve"> (the failed clause appears only when at least one file failed). When any file fails, the command exits with a non-zero status so scripts and pipelines can detect partial failures.</w:t>
-      </w:r>
-    </w:p>
-    <w:p>
-      <w:r>
-        <w:t xml:space="preserve">The detailed per-file error messages are, by default, printed to the console after the summary. Supplying </w:t>
-      </w:r>
-      <w:r>
-        <w:rPr>
-          <w:rFonts w:ascii="Courier New" w:hAnsi="Courier New"/>
-          <w:sz w:val="18"/>
-          <w:szCs w:val="18"/>
-          <w:shd w:val="clear" w:color="auto" w:fill="EBEBEB"/>
-        </w:rPr>
-        <w:t xml:space="preserve">errorlog:&lt;format&gt;</w:t>
-      </w:r>
-      <w:r>
-        <w:t xml:space="preserve"> instead redirects them into a file named </w:t>
-      </w:r>
-      <w:r>
-        <w:rPr>
-          <w:rFonts w:ascii="Courier New" w:hAnsi="Courier New"/>
-          <w:sz w:val="18"/>
-          <w:szCs w:val="18"/>
-          <w:shd w:val="clear" w:color="auto" w:fill="EBEBEB"/>
-        </w:rPr>
-        <w:t xml:space="preserve">ERROR.&lt;ext&gt;</w:t>
-      </w:r>
-      <w:r>
-        <w:t xml:space="preserve"> written in the root of the output directory (for ZIP output, alongside the archive). The file is created only when at least one file failed. Three formats are supported:</w:t>
-      </w:r>
-    </w:p>
-    <w:p>
-      <w:pPr>
-        <w:pStyle w:val="ListBullet"/>
-      </w:pPr>
-      <w:r>
-        <w:rPr>
-          <w:rFonts w:ascii="Courier New" w:hAnsi="Courier New"/>
-          <w:sz w:val="18"/>
-          <w:szCs w:val="18"/>
-          <w:shd w:val="clear" w:color="auto" w:fill="EBEBEB"/>
-        </w:rPr>
-        <w:t xml:space="preserve">errorlog:txt</w:t>
-      </w:r>
-      <w:r>
-        <w:t xml:space="preserve"> — plain text: a </w:t>
-      </w:r>
-      <w:r>
-        <w:rPr>
-          <w:rFonts w:ascii="Courier New" w:hAnsi="Courier New"/>
-          <w:sz w:val="18"/>
-          <w:szCs w:val="18"/>
-          <w:shd w:val="clear" w:color="auto" w:fill="EBEBEB"/>
-        </w:rPr>
-        <w:t xml:space="preserve">processed</w:t>
-      </w:r>
-      <w:r>
-        <w:t xml:space="preserve">/</w:t>
-      </w:r>
-      <w:r>
-        <w:rPr>
-          <w:rFonts w:ascii="Courier New" w:hAnsi="Courier New"/>
-          <w:sz w:val="18"/>
-          <w:szCs w:val="18"/>
-          <w:shd w:val="clear" w:color="auto" w:fill="EBEBEB"/>
-        </w:rPr>
-        <w:t xml:space="preserve">failed</w:t>
-      </w:r>
-      <w:r>
-        <w:t xml:space="preserve"> header followed by one </w:t>
-      </w:r>
-      <w:r>
-        <w:rPr>
-          <w:rFonts w:ascii="Courier New" w:hAnsi="Courier New"/>
-          <w:sz w:val="18"/>
-          <w:szCs w:val="18"/>
-          <w:shd w:val="clear" w:color="auto" w:fill="EBEBEB"/>
-        </w:rPr>
-        <w:t xml:space="preserve">file: error</w:t>
-      </w:r>
-      <w:r>
-        <w:t xml:space="preserve"> line per failure.</w:t>
-      </w:r>
-    </w:p>
-    <w:p>
-      <w:pPr>
-        <w:pStyle w:val="ListBullet"/>
-      </w:pPr>
-      <w:r>
-        <w:rPr>
-          <w:rFonts w:ascii="Courier New" w:hAnsi="Courier New"/>
-          <w:sz w:val="18"/>
-          <w:szCs w:val="18"/>
-          <w:shd w:val="clear" w:color="auto" w:fill="EBEBEB"/>
-        </w:rPr>
-        <w:t xml:space="preserve">errorlog:csv</w:t>
-      </w:r>
-      <w:r>
-        <w:t xml:space="preserve"> — comma-separated values with a </w:t>
-      </w:r>
-      <w:r>
-        <w:rPr>
-          <w:rFonts w:ascii="Courier New" w:hAnsi="Courier New"/>
-          <w:sz w:val="18"/>
-          <w:szCs w:val="18"/>
-          <w:shd w:val="clear" w:color="auto" w:fill="EBEBEB"/>
-        </w:rPr>
-        <w:t xml:space="preserve">file,error</w:t>
-      </w:r>
-      <w:r>
-        <w:t xml:space="preserve"> header row, suitable for spreadsheets.</w:t>
-      </w:r>
-    </w:p>
-    <w:p>
-      <w:pPr>
-        <w:pStyle w:val="ListBullet"/>
-      </w:pPr>
-      <w:r>
-        <w:rPr>
-          <w:rFonts w:ascii="Courier New" w:hAnsi="Courier New"/>
-          <w:sz w:val="18"/>
-          <w:szCs w:val="18"/>
-          <w:shd w:val="clear" w:color="auto" w:fill="EBEBEB"/>
-        </w:rPr>
-        <w:t xml:space="preserve">errorlog:json</w:t>
-      </w:r>
-      <w:r>
-        <w:t xml:space="preserve"> — a machine-readable object with </w:t>
-      </w:r>
-      <w:r>
-        <w:rPr>
-          <w:rFonts w:ascii="Courier New" w:hAnsi="Courier New"/>
-          <w:sz w:val="18"/>
-          <w:szCs w:val="18"/>
-          <w:shd w:val="clear" w:color="auto" w:fill="EBEBEB"/>
-        </w:rPr>
-        <w:t xml:space="preserve">processed</w:t>
-      </w:r>
-      <w:r>
-        <w:t xml:space="preserve"> and </w:t>
-      </w:r>
-      <w:r>
-        <w:rPr>
-          <w:rFonts w:ascii="Courier New" w:hAnsi="Courier New"/>
-          <w:sz w:val="18"/>
-          <w:szCs w:val="18"/>
-          <w:shd w:val="clear" w:color="auto" w:fill="EBEBEB"/>
-        </w:rPr>
-        <w:t xml:space="preserve">failed</w:t>
-      </w:r>
-      <w:r>
-        <w:t xml:space="preserve"> counts and an </w:t>
-      </w:r>
-      <w:r>
-        <w:rPr>
-          <w:rFonts w:ascii="Courier New" w:hAnsi="Courier New"/>
-          <w:sz w:val="18"/>
-          <w:szCs w:val="18"/>
-          <w:shd w:val="clear" w:color="auto" w:fill="EBEBEB"/>
-        </w:rPr>
-        <w:t xml:space="preserve">errors</w:t>
-      </w:r>
-      <w:r>
-        <w:t xml:space="preserve"> array of </w:t>
-      </w:r>
-      <w:r>
-        <w:rPr>
-          <w:rFonts w:ascii="Courier New" w:hAnsi="Courier New"/>
-          <w:sz w:val="18"/>
-          <w:szCs w:val="18"/>
-          <w:shd w:val="clear" w:color="auto" w:fill="EBEBEB"/>
-        </w:rPr>
-        <w:t xml:space="preserve">{file, error}</w:t>
-      </w:r>
-      <w:r>
-        <w:t xml:space="preserve"> entries.</w:t>
+        <w:t>tags list</w:t>
+      </w:r>
+    </w:p>
+    <w:p>
+      <w:r>
+        <w:t xml:space="preserve">Lists all defined aliases.</w:t>
+      </w:r>
+    </w:p>
+    <w:p>
+      <w:pPr>
+        <w:pStyle w:val="Code"/>
+      </w:pPr>
+      <w:r>
+        <w:t xml:space="preserve">dicomtool tags list</w:t>
       </w:r>
     </w:p>
     <w:p>
@@ -2798,167 +3028,109 @@
         <w:pStyle w:val="Heading3"/>
       </w:pPr>
       <w:r>
-        <w:t>Examples</w:t>
-      </w:r>
-    </w:p>
-    <w:p>
-      <w:pPr>
-        <w:pStyle w:val="Code"/>
-      </w:pPr>
-      <w:r>
-        <w:t xml:space="preserve">dicomtool modify input:C:\original output:C:\deidentified</w:t>
-      </w:r>
-    </w:p>
-    <w:p>
-      <w:pPr>
-        <w:pStyle w:val="Code"/>
-      </w:pPr>
-      <w:r>
-        <w:t xml:space="preserve">    set:0010,0010=ANONYMOUS set:0010,0020=ID001</w:t>
-      </w:r>
-    </w:p>
-    <w:p>
-      <w:pPr>
-        <w:pStyle w:val="Code"/>
-      </w:pPr>
-      <w:r>
-        <w:t xml:space="preserve">    remove:0008,0080 noprivate:true verbose:true</w:t>
-      </w:r>
-    </w:p>
-    <w:p>
-      <w:pPr>
-        <w:pStyle w:val="Code"/>
-      </w:pPr>
-      <w:r>
-        <w:t xml:space="preserve">dicomtool modify input:C:\study output:converted</w:t>
-      </w:r>
-    </w:p>
-    <w:p>
-      <w:pPr>
-        <w:pStyle w:val="Code"/>
-      </w:pPr>
-      <w:r>
-        <w:t xml:space="preserve">    profile:anonymize dicomdir:true</w:t>
-      </w:r>
-    </w:p>
-    <w:p>
-      <w:pPr>
-        <w:pStyle w:val="Code"/>
-      </w:pPr>
-      <w:r>
-        <w:t xml:space="preserve">dicomtool modify input:C:\study output:C:\out</w:t>
-      </w:r>
-    </w:p>
-    <w:p>
-      <w:pPr>
-        <w:pStyle w:val="Code"/>
-      </w:pPr>
-      <w:r>
-        <w:t xml:space="preserve">    set:PatientName=ANON ignoremodality:SC maskrows:10</w:t>
-      </w:r>
-    </w:p>
-    <w:p>
-      <w:pPr>
-        <w:pStyle w:val="Code"/>
-      </w:pPr>
-      <w:r>
-        <w:t xml:space="preserve">dicomtool modify input:C:\study output:C:\deidentified</w:t>
-      </w:r>
-    </w:p>
-    <w:p>
-      <w:pPr>
-        <w:pStyle w:val="Code"/>
-      </w:pPr>
-      <w:r>
-        <w:t xml:space="preserve">    set:PatientName=ANON set:PatientID=ANON</w:t>
-      </w:r>
-    </w:p>
-    <w:p>
-      <w:pPr>
-        <w:pStyle w:val="Code"/>
-      </w:pPr>
-      <w:r>
-        <w:t xml:space="preserve">    noprivate:true remapuids:true</w:t>
-      </w:r>
-    </w:p>
-    <w:p>
-      <w:pPr>
-        <w:pStyle w:val="Code"/>
-      </w:pPr>
-      <w:r>
-        <w:t xml:space="preserve">dicomtool modify input:C:\study output:C:\out\study.zip zip:true</w:t>
-      </w:r>
-    </w:p>
-    <w:p>
-      <w:pPr>
-        <w:pStyle w:val="Code"/>
-      </w:pPr>
-      <w:r>
-        <w:t xml:space="preserve">    set:PatientName=ANON noprivate:true</w:t>
-      </w:r>
-    </w:p>
-    <w:p>
-      <w:pPr>
-        <w:pStyle w:val="Code"/>
-      </w:pPr>
-      <w:r>
-        <w:t xml:space="preserve">dicomtool modify input:C:\study output:C:\out fixvr:correct</w:t>
-      </w:r>
-    </w:p>
-    <w:p>
-      <w:pPr>
-        <w:pStyle w:val="Code"/>
-      </w:pPr>
-      <w:r>
-        <w:t xml:space="preserve">    set:PatientName=ANON noprivate:true</w:t>
-      </w:r>
-    </w:p>
-    <w:p>
-      <w:pPr>
-        <w:pStyle w:val="Code"/>
-      </w:pPr>
-      <w:r>
-        <w:t xml:space="preserve">dicomtool modify input:C:\study output:C:\out workers:8</w:t>
-      </w:r>
-    </w:p>
-    <w:p>
-      <w:pPr>
-        <w:pStyle w:val="Code"/>
-      </w:pPr>
-      <w:r>
-        <w:t xml:space="preserve">    set:PatientName=ANON noprivate:true</w:t>
-      </w:r>
-    </w:p>
-    <w:p>
-      <w:pPr>
-        <w:pStyle w:val="Code"/>
-      </w:pPr>
-      <w:r>
-        <w:t xml:space="preserve">dicomtool modify input:C:\study output:C:\deidentified</w:t>
-      </w:r>
-    </w:p>
-    <w:p>
-      <w:pPr>
-        <w:pStyle w:val="Code"/>
-      </w:pPr>
-      <w:r>
-        <w:t xml:space="preserve">    profile:base-deident errorlog:json</w:t>
-      </w:r>
-    </w:p>
-    <w:p>
-      <w:pPr>
-        <w:pStyle w:val="Code"/>
-      </w:pPr>
-      <w:r>
-        <w:t xml:space="preserve">dicomtool modify input:C:\study output:C:\deidentified</w:t>
-      </w:r>
-    </w:p>
-    <w:p>
-      <w:pPr>
-        <w:pStyle w:val="Code"/>
-      </w:pPr>
-      <w:r>
-        <w:t xml:space="preserve">    shiftdays:-45 noprivate:true</w:t>
+        <w:t>tags add</w:t>
+      </w:r>
+    </w:p>
+    <w:p>
+      <w:r>
+        <w:t xml:space="preserve">Adds or updates an alias. </w:t>
+      </w:r>
+      <w:r>
+        <w:rPr>
+          <w:rFonts w:ascii="Courier New" w:hAnsi="Courier New"/>
+          <w:sz w:val="18"/>
+          <w:szCs w:val="18"/>
+          <w:shd w:val="clear" w:color="auto" w:fill="EBEBEB"/>
+        </w:rPr>
+        <w:t xml:space="preserve">&lt;phrase&gt;</w:t>
+      </w:r>
+      <w:r>
+        <w:t xml:space="preserve"> is the alias name; </w:t>
+      </w:r>
+      <w:r>
+        <w:rPr>
+          <w:rFonts w:ascii="Courier New" w:hAnsi="Courier New"/>
+          <w:sz w:val="18"/>
+          <w:szCs w:val="18"/>
+          <w:shd w:val="clear" w:color="auto" w:fill="EBEBEB"/>
+        </w:rPr>
+        <w:t xml:space="preserve">&lt;tag&gt;</w:t>
+      </w:r>
+      <w:r>
+        <w:t xml:space="preserve"> must be a valid </w:t>
+      </w:r>
+      <w:r>
+        <w:rPr>
+          <w:rFonts w:ascii="Courier New" w:hAnsi="Courier New"/>
+          <w:sz w:val="18"/>
+          <w:szCs w:val="18"/>
+          <w:shd w:val="clear" w:color="auto" w:fill="EBEBEB"/>
+        </w:rPr>
+        <w:t xml:space="preserve">GGGG,EEEE</w:t>
+      </w:r>
+      <w:r>
+        <w:t xml:space="preserve"> identifier.</w:t>
+      </w:r>
+    </w:p>
+    <w:p>
+      <w:pPr>
+        <w:pStyle w:val="Code"/>
+      </w:pPr>
+      <w:r>
+        <w:t xml:space="preserve">dicomtool tags add &lt;phrase&gt; &lt;tag&gt;</w:t>
+      </w:r>
+    </w:p>
+    <w:p>
+      <w:pPr>
+        <w:pStyle w:val="Code"/>
+      </w:pPr>
+      <w:r>
+        <w:t xml:space="preserve">dicomtool tags add PatientName 0010,0010</w:t>
+      </w:r>
+    </w:p>
+    <w:p>
+      <w:pPr>
+        <w:pStyle w:val="Code"/>
+      </w:pPr>
+      <w:r>
+        <w:t xml:space="preserve">dicomtool tags add AccessionNumber 0008,0050</w:t>
+      </w:r>
+    </w:p>
+    <w:p>
+      <w:pPr>
+        <w:pStyle w:val="Code"/>
+      </w:pPr>
+      <w:r>
+        <w:t xml:space="preserve">dicomtool tags add InstitutionName 0008,0080</w:t>
+      </w:r>
+    </w:p>
+    <w:p>
+      <w:pPr>
+        <w:pStyle w:val="Heading3"/>
+      </w:pPr>
+      <w:r>
+        <w:t>tags remove</w:t>
+      </w:r>
+    </w:p>
+    <w:p>
+      <w:r>
+        <w:t xml:space="preserve">Removes an existing alias.</w:t>
+      </w:r>
+    </w:p>
+    <w:p>
+      <w:pPr>
+        <w:pStyle w:val="Code"/>
+      </w:pPr>
+      <w:r>
+        <w:t xml:space="preserve">dicomtool tags remove &lt;phrase&gt;</w:t>
+      </w:r>
+    </w:p>
+    <w:p>
+      <w:pPr>
+        <w:pStyle w:val="Code"/>
+      </w:pPr>
+      <w:r>
+        <w:t xml:space="preserve">dicomtool tags remove PatientName</w:t>
       </w:r>
     </w:p>
     <w:p>
@@ -2966,36 +3138,48 @@
         <w:pStyle w:val="Heading2"/>
       </w:pPr>
       <w:r>
-        <w:t>4.3  tags</w:t>
-      </w:r>
-    </w:p>
-    <w:p>
-      <w:r>
-        <w:t xml:space="preserve">Manages the tag alias mappings stored in </w:t>
-      </w:r>
-      <w:r>
-        <w:rPr>
-          <w:rFonts w:ascii="Courier New" w:hAnsi="Courier New"/>
-          <w:sz w:val="18"/>
-          <w:szCs w:val="18"/>
-          <w:shd w:val="clear" w:color="auto" w:fill="EBEBEB"/>
-        </w:rPr>
-        <w:t xml:space="preserve">~/.dicomtool/tags.json</w:t>
-      </w:r>
-      <w:r>
-        <w:t xml:space="preserve">. Aliases let you use a short readable name wherever a </w:t>
-      </w:r>
-      <w:r>
-        <w:rPr>
-          <w:rFonts w:ascii="Courier New" w:hAnsi="Courier New"/>
-          <w:sz w:val="18"/>
-          <w:szCs w:val="18"/>
-          <w:shd w:val="clear" w:color="auto" w:fill="EBEBEB"/>
-        </w:rPr>
-        <w:t xml:space="preserve">GGGG,EEEE</w:t>
-      </w:r>
-      <w:r>
-        <w:t xml:space="preserve"> tag identifier is required.</w:t>
+        <w:t>4.4  profiles</w:t>
+      </w:r>
+    </w:p>
+    <w:p>
+      <w:r>
+        <w:t xml:space="preserve">Manages named processing profiles stored in </w:t>
+      </w:r>
+      <w:r>
+        <w:rPr>
+          <w:rFonts w:ascii="Courier New" w:hAnsi="Courier New"/>
+          <w:sz w:val="18"/>
+          <w:szCs w:val="18"/>
+          <w:shd w:val="clear" w:color="auto" w:fill="EBEBEB"/>
+        </w:rPr>
+        <w:t xml:space="preserve">~/.dicomtool/profiles.json</w:t>
+      </w:r>
+      <w:r>
+        <w:t xml:space="preserve">. A profile bundles a set of </w:t>
+      </w:r>
+      <w:r>
+        <w:rPr>
+          <w:rFonts w:ascii="Courier New" w:hAnsi="Courier New"/>
+          <w:sz w:val="18"/>
+          <w:szCs w:val="18"/>
+          <w:shd w:val="clear" w:color="auto" w:fill="EBEBEB"/>
+        </w:rPr>
+        <w:t xml:space="preserve">modify</w:t>
+      </w:r>
+      <w:r>
+        <w:t xml:space="preserve"> parameters under a single name that can be applied with </w:t>
+      </w:r>
+      <w:r>
+        <w:rPr>
+          <w:rFonts w:ascii="Courier New" w:hAnsi="Courier New"/>
+          <w:sz w:val="18"/>
+          <w:szCs w:val="18"/>
+          <w:shd w:val="clear" w:color="auto" w:fill="EBEBEB"/>
+        </w:rPr>
+        <w:t xml:space="preserve">profile:&lt;name&gt;</w:t>
+      </w:r>
+      <w:r>
+        <w:t xml:space="preserve">.</w:t>
       </w:r>
     </w:p>
     <w:p>
@@ -3003,20 +3187,20 @@
         <w:pStyle w:val="Heading3"/>
       </w:pPr>
       <w:r>
-        <w:t>tags list</w:t>
-      </w:r>
-    </w:p>
-    <w:p>
-      <w:r>
-        <w:t xml:space="preserve">Lists all defined aliases.</w:t>
-      </w:r>
-    </w:p>
-    <w:p>
-      <w:pPr>
-        <w:pStyle w:val="Code"/>
-      </w:pPr>
-      <w:r>
-        <w:t xml:space="preserve">dicomtool tags list</w:t>
+        <w:t>profiles list</w:t>
+      </w:r>
+    </w:p>
+    <w:p>
+      <w:r>
+        <w:t xml:space="preserve">Lists the names of all defined profiles.</w:t>
+      </w:r>
+    </w:p>
+    <w:p>
+      <w:pPr>
+        <w:pStyle w:val="Code"/>
+      </w:pPr>
+      <w:r>
+        <w:t xml:space="preserve">dicomtool profiles list</w:t>
       </w:r>
     </w:p>
     <w:p>
@@ -3024,80 +3208,28 @@
         <w:pStyle w:val="Heading3"/>
       </w:pPr>
       <w:r>
-        <w:t>tags add</w:t>
-      </w:r>
-    </w:p>
-    <w:p>
-      <w:r>
-        <w:t xml:space="preserve">Adds or updates an alias. </w:t>
-      </w:r>
-      <w:r>
-        <w:rPr>
-          <w:rFonts w:ascii="Courier New" w:hAnsi="Courier New"/>
-          <w:sz w:val="18"/>
-          <w:szCs w:val="18"/>
-          <w:shd w:val="clear" w:color="auto" w:fill="EBEBEB"/>
-        </w:rPr>
-        <w:t xml:space="preserve">&lt;phrase&gt;</w:t>
-      </w:r>
-      <w:r>
-        <w:t xml:space="preserve"> is the alias name; </w:t>
-      </w:r>
-      <w:r>
-        <w:rPr>
-          <w:rFonts w:ascii="Courier New" w:hAnsi="Courier New"/>
-          <w:sz w:val="18"/>
-          <w:szCs w:val="18"/>
-          <w:shd w:val="clear" w:color="auto" w:fill="EBEBEB"/>
-        </w:rPr>
-        <w:t xml:space="preserve">&lt;tag&gt;</w:t>
-      </w:r>
-      <w:r>
-        <w:t xml:space="preserve"> must be a valid </w:t>
-      </w:r>
-      <w:r>
-        <w:rPr>
-          <w:rFonts w:ascii="Courier New" w:hAnsi="Courier New"/>
-          <w:sz w:val="18"/>
-          <w:szCs w:val="18"/>
-          <w:shd w:val="clear" w:color="auto" w:fill="EBEBEB"/>
-        </w:rPr>
-        <w:t xml:space="preserve">GGGG,EEEE</w:t>
-      </w:r>
-      <w:r>
-        <w:t xml:space="preserve"> identifier.</w:t>
-      </w:r>
-    </w:p>
-    <w:p>
-      <w:pPr>
-        <w:pStyle w:val="Code"/>
-      </w:pPr>
-      <w:r>
-        <w:t xml:space="preserve">dicomtool tags add &lt;phrase&gt; &lt;tag&gt;</w:t>
-      </w:r>
-    </w:p>
-    <w:p>
-      <w:pPr>
-        <w:pStyle w:val="Code"/>
-      </w:pPr>
-      <w:r>
-        <w:t xml:space="preserve">dicomtool tags add PatientName 0010,0010</w:t>
-      </w:r>
-    </w:p>
-    <w:p>
-      <w:pPr>
-        <w:pStyle w:val="Code"/>
-      </w:pPr>
-      <w:r>
-        <w:t xml:space="preserve">dicomtool tags add AccessionNumber 0008,0050</w:t>
-      </w:r>
-    </w:p>
-    <w:p>
-      <w:pPr>
-        <w:pStyle w:val="Code"/>
-      </w:pPr>
-      <w:r>
-        <w:t xml:space="preserve">dicomtool tags add InstitutionName 0008,0080</w:t>
+        <w:t>profiles show</w:t>
+      </w:r>
+    </w:p>
+    <w:p>
+      <w:r>
+        <w:t xml:space="preserve">Prints the JSON definition of a named profile.</w:t>
+      </w:r>
+    </w:p>
+    <w:p>
+      <w:pPr>
+        <w:pStyle w:val="Code"/>
+      </w:pPr>
+      <w:r>
+        <w:t xml:space="preserve">dicomtool profiles show &lt;name&gt;</w:t>
+      </w:r>
+    </w:p>
+    <w:p>
+      <w:pPr>
+        <w:pStyle w:val="Code"/>
+      </w:pPr>
+      <w:r>
+        <w:t xml:space="preserve">dicomtool profiles show anonymize</w:t>
       </w:r>
     </w:p>
     <w:p>
@@ -3105,53 +3237,12 @@
         <w:pStyle w:val="Heading3"/>
       </w:pPr>
       <w:r>
-        <w:t>tags remove</w:t>
-      </w:r>
-    </w:p>
-    <w:p>
-      <w:r>
-        <w:t xml:space="preserve">Removes an existing alias.</w:t>
-      </w:r>
-    </w:p>
-    <w:p>
-      <w:pPr>
-        <w:pStyle w:val="Code"/>
-      </w:pPr>
-      <w:r>
-        <w:t xml:space="preserve">dicomtool tags remove &lt;phrase&gt;</w:t>
-      </w:r>
-    </w:p>
-    <w:p>
-      <w:pPr>
-        <w:pStyle w:val="Code"/>
-      </w:pPr>
-      <w:r>
-        <w:t xml:space="preserve">dicomtool tags remove PatientName</w:t>
-      </w:r>
-    </w:p>
-    <w:p>
-      <w:pPr>
-        <w:pStyle w:val="Heading2"/>
-      </w:pPr>
-      <w:r>
-        <w:t>4.4  profiles</w:t>
-      </w:r>
-    </w:p>
-    <w:p>
-      <w:r>
-        <w:t xml:space="preserve">Manages named processing profiles stored in </w:t>
-      </w:r>
-      <w:r>
-        <w:rPr>
-          <w:rFonts w:ascii="Courier New" w:hAnsi="Courier New"/>
-          <w:sz w:val="18"/>
-          <w:szCs w:val="18"/>
-          <w:shd w:val="clear" w:color="auto" w:fill="EBEBEB"/>
-        </w:rPr>
-        <w:t xml:space="preserve">~/.dicomtool/profiles.json</w:t>
-      </w:r>
-      <w:r>
-        <w:t xml:space="preserve">. A profile bundles a set of </w:t>
+        <w:t>profiles add</w:t>
+      </w:r>
+    </w:p>
+    <w:p>
+      <w:r>
+        <w:t xml:space="preserve">Creates or completely replaces a profile. Parameters are the same key:value pairs accepted by the </w:t>
       </w:r>
       <w:r>
         <w:rPr>
@@ -3163,93 +3254,6 @@
         <w:t xml:space="preserve">modify</w:t>
       </w:r>
       <w:r>
-        <w:t xml:space="preserve"> parameters under a single name that can be applied with </w:t>
-      </w:r>
-      <w:r>
-        <w:rPr>
-          <w:rFonts w:ascii="Courier New" w:hAnsi="Courier New"/>
-          <w:sz w:val="18"/>
-          <w:szCs w:val="18"/>
-          <w:shd w:val="clear" w:color="auto" w:fill="EBEBEB"/>
-        </w:rPr>
-        <w:t xml:space="preserve">profile:&lt;name&gt;</w:t>
-      </w:r>
-      <w:r>
-        <w:t xml:space="preserve">.</w:t>
-      </w:r>
-    </w:p>
-    <w:p>
-      <w:pPr>
-        <w:pStyle w:val="Heading3"/>
-      </w:pPr>
-      <w:r>
-        <w:t>profiles list</w:t>
-      </w:r>
-    </w:p>
-    <w:p>
-      <w:r>
-        <w:t xml:space="preserve">Lists the names of all defined profiles.</w:t>
-      </w:r>
-    </w:p>
-    <w:p>
-      <w:pPr>
-        <w:pStyle w:val="Code"/>
-      </w:pPr>
-      <w:r>
-        <w:t xml:space="preserve">dicomtool profiles list</w:t>
-      </w:r>
-    </w:p>
-    <w:p>
-      <w:pPr>
-        <w:pStyle w:val="Heading3"/>
-      </w:pPr>
-      <w:r>
-        <w:t>profiles show</w:t>
-      </w:r>
-    </w:p>
-    <w:p>
-      <w:r>
-        <w:t xml:space="preserve">Prints the JSON definition of a named profile.</w:t>
-      </w:r>
-    </w:p>
-    <w:p>
-      <w:pPr>
-        <w:pStyle w:val="Code"/>
-      </w:pPr>
-      <w:r>
-        <w:t xml:space="preserve">dicomtool profiles show &lt;name&gt;</w:t>
-      </w:r>
-    </w:p>
-    <w:p>
-      <w:pPr>
-        <w:pStyle w:val="Code"/>
-      </w:pPr>
-      <w:r>
-        <w:t xml:space="preserve">dicomtool profiles show anonymize</w:t>
-      </w:r>
-    </w:p>
-    <w:p>
-      <w:pPr>
-        <w:pStyle w:val="Heading3"/>
-      </w:pPr>
-      <w:r>
-        <w:t>profiles add</w:t>
-      </w:r>
-    </w:p>
-    <w:p>
-      <w:r>
-        <w:t xml:space="preserve">Creates or completely replaces a profile. Parameters are the same key:value pairs accepted by the </w:t>
-      </w:r>
-      <w:r>
-        <w:rPr>
-          <w:rFonts w:ascii="Courier New" w:hAnsi="Courier New"/>
-          <w:sz w:val="18"/>
-          <w:szCs w:val="18"/>
-          <w:shd w:val="clear" w:color="auto" w:fill="EBEBEB"/>
-        </w:rPr>
-        <w:t xml:space="preserve">modify</w:t>
-      </w:r>
-      <w:r>
         <w:t xml:space="preserve"> command, excluding </w:t>
       </w:r>
       <w:r>
@@ -3330,7 +3334,7 @@
         <w:pStyle w:val="Code"/>
       </w:pPr>
       <w:r>
-        <w:t xml:space="preserve">    [dob:&lt;mask&gt;] [uid:&lt;suffix&gt;] [remapuids:true]</w:t>
+        <w:t xml:space="preserve">    [dob:&lt;mask&gt;] [remapuids:true]</w:t>
       </w:r>
     </w:p>
     <w:p>
@@ -3339,6 +3343,14 @@
       </w:pPr>
       <w:r>
         <w:t xml:space="preserve">    [noprivate:true] [maskrows:&lt;n&gt;]</w:t>
+      </w:r>
+    </w:p>
+    <w:p>
+      <w:pPr>
+        <w:pStyle w:val="Code"/>
+      </w:pPr>
+      <w:r>
+        <w:t xml:space="preserve">    [fixvr:correct|skip|passthrough]</w:t>
       </w:r>
     </w:p>
     <w:p>
@@ -4740,15 +4752,7 @@
         <w:pStyle w:val="Code"/>
       </w:pPr>
       <w:r>
-        <w:t xml:space="preserve">    "uid":            "9999",</w:t>
-      </w:r>
-    </w:p>
-    <w:p>
-      <w:pPr>
-        <w:pStyle w:val="Code"/>
-      </w:pPr>
-      <w:r>
-        <w:t xml:space="preserve">    "remapuids":      false,</w:t>
+        <w:t xml:space="preserve">    "remapuids":      true,</w:t>
       </w:r>
     </w:p>
     <w:p>
@@ -5000,18 +5004,6 @@
               </w:rPr>
               <w:t xml:space="preserve">dob</w:t>
             </w:r>
-            <w:r>
-              <w:t xml:space="preserve">, </w:t>
-            </w:r>
-            <w:r>
-              <w:rPr>
-                <w:rFonts w:ascii="Courier New" w:hAnsi="Courier New"/>
-                <w:sz w:val="18"/>
-                <w:szCs w:val="18"/>
-                <w:shd w:val="clear" w:color="auto" w:fill="EBEBEB"/>
-              </w:rPr>
-              <w:t xml:space="preserve">uid</w:t>
-            </w:r>
           </w:p>
         </w:tc>
         <w:tc>
@@ -5476,9 +5468,26 @@
               </w:rPr>
               <w:t xml:space="preserve">dob</w:t>
             </w:r>
-            <w:r>
-              <w:t xml:space="preserve">, </w:t>
-            </w:r>
+          </w:p>
+        </w:tc>
+        <w:tc>
+          <w:tcPr>
+            <w:tcW w:w="6300" w:type="dxa"/>
+          </w:tcPr>
+          <w:p>
+            <w:r>
+              <w:t xml:space="preserve">Derived value wins if non-empty; otherwise base value is used.</w:t>
+            </w:r>
+          </w:p>
+        </w:tc>
+      </w:tr>
+      <w:tr>
+        <w:tc>
+          <w:tcPr>
+            <w:tcW w:w="2700" w:type="dxa"/>
+            <w:shd w:val="clear" w:color="auto" w:fill="F5F5F5"/>
+          </w:tcPr>
+          <w:p>
             <w:r>
               <w:rPr>
                 <w:rFonts w:ascii="Courier New" w:hAnsi="Courier New"/>
@@ -5486,26 +5495,26 @@
                 <w:szCs w:val="18"/>
                 <w:shd w:val="clear" w:color="auto" w:fill="EBEBEB"/>
               </w:rPr>
-              <w:t xml:space="preserve">uid</w:t>
-            </w:r>
-          </w:p>
-        </w:tc>
-        <w:tc>
-          <w:tcPr>
-            <w:tcW w:w="6300" w:type="dxa"/>
-          </w:tcPr>
-          <w:p>
-            <w:r>
-              <w:t xml:space="preserve">Derived value wins if non-empty; otherwise base value is used.</w:t>
-            </w:r>
-          </w:p>
-        </w:tc>
-      </w:tr>
-      <w:tr>
-        <w:tc>
-          <w:tcPr>
-            <w:tcW w:w="2700" w:type="dxa"/>
+              <w:t xml:space="preserve">maskrows</w:t>
+            </w:r>
+          </w:p>
+        </w:tc>
+        <w:tc>
+          <w:tcPr>
+            <w:tcW w:w="6300" w:type="dxa"/>
             <w:shd w:val="clear" w:color="auto" w:fill="F5F5F5"/>
+          </w:tcPr>
+          <w:p>
+            <w:r>
+              <w:t xml:space="preserve">Derived value wins if greater than zero; otherwise base value is used.</w:t>
+            </w:r>
+          </w:p>
+        </w:tc>
+      </w:tr>
+      <w:tr>
+        <w:tc>
+          <w:tcPr>
+            <w:tcW w:w="2700" w:type="dxa"/>
           </w:tcPr>
           <w:p>
             <w:r>
@@ -5515,28 +5524,11 @@
                 <w:szCs w:val="18"/>
                 <w:shd w:val="clear" w:color="auto" w:fill="EBEBEB"/>
               </w:rPr>
-              <w:t xml:space="preserve">maskrows</w:t>
-            </w:r>
-          </w:p>
-        </w:tc>
-        <w:tc>
-          <w:tcPr>
-            <w:tcW w:w="6300" w:type="dxa"/>
-            <w:shd w:val="clear" w:color="auto" w:fill="F5F5F5"/>
-          </w:tcPr>
-          <w:p>
-            <w:r>
-              <w:t xml:space="preserve">Derived value wins if greater than zero; otherwise base value is used.</w:t>
-            </w:r>
-          </w:p>
-        </w:tc>
-      </w:tr>
-      <w:tr>
-        <w:tc>
-          <w:tcPr>
-            <w:tcW w:w="2700" w:type="dxa"/>
-          </w:tcPr>
-          <w:p>
+              <w:t xml:space="preserve">noprivate</w:t>
+            </w:r>
+            <w:r>
+              <w:t xml:space="preserve">, </w:t>
+            </w:r>
             <w:r>
               <w:rPr>
                 <w:rFonts w:ascii="Courier New" w:hAnsi="Courier New"/>
@@ -5544,7 +5536,7 @@
                 <w:szCs w:val="18"/>
                 <w:shd w:val="clear" w:color="auto" w:fill="EBEBEB"/>
               </w:rPr>
-              <w:t xml:space="preserve">noprivate</w:t>
+              <w:t xml:space="preserve">dicomdir</w:t>
             </w:r>
             <w:r>
               <w:t xml:space="preserve">, </w:t>
@@ -5556,7 +5548,7 @@
                 <w:szCs w:val="18"/>
                 <w:shd w:val="clear" w:color="auto" w:fill="EBEBEB"/>
               </w:rPr>
-              <w:t xml:space="preserve">dicomdir</w:t>
+              <w:t xml:space="preserve">verbose</w:t>
             </w:r>
             <w:r>
               <w:t xml:space="preserve">, </w:t>
@@ -5568,11 +5560,28 @@
                 <w:szCs w:val="18"/>
                 <w:shd w:val="clear" w:color="auto" w:fill="EBEBEB"/>
               </w:rPr>
-              <w:t xml:space="preserve">verbose</w:t>
-            </w:r>
-            <w:r>
-              <w:t xml:space="preserve">, </w:t>
-            </w:r>
+              <w:t xml:space="preserve">keepprivate</w:t>
+            </w:r>
+          </w:p>
+        </w:tc>
+        <w:tc>
+          <w:tcPr>
+            <w:tcW w:w="6300" w:type="dxa"/>
+          </w:tcPr>
+          <w:p>
+            <w:r>
+              <w:t xml:space="preserve">OR'd: either base or derived being true activates the flag.</w:t>
+            </w:r>
+          </w:p>
+        </w:tc>
+      </w:tr>
+      <w:tr>
+        <w:tc>
+          <w:tcPr>
+            <w:tcW w:w="2700" w:type="dxa"/>
+            <w:shd w:val="clear" w:color="auto" w:fill="F5F5F5"/>
+          </w:tcPr>
+          <w:p>
             <w:r>
               <w:rPr>
                 <w:rFonts w:ascii="Courier New" w:hAnsi="Courier New"/>
@@ -5580,26 +5589,26 @@
                 <w:szCs w:val="18"/>
                 <w:shd w:val="clear" w:color="auto" w:fill="EBEBEB"/>
               </w:rPr>
-              <w:t xml:space="preserve">keepprivate</w:t>
-            </w:r>
-          </w:p>
-        </w:tc>
-        <w:tc>
-          <w:tcPr>
-            <w:tcW w:w="6300" w:type="dxa"/>
-          </w:tcPr>
-          <w:p>
-            <w:r>
-              <w:t xml:space="preserve">OR'd: either base or derived being true activates the flag.</w:t>
-            </w:r>
-          </w:p>
-        </w:tc>
-      </w:tr>
-      <w:tr>
-        <w:tc>
-          <w:tcPr>
-            <w:tcW w:w="2700" w:type="dxa"/>
+              <w:t xml:space="preserve">set</w:t>
+            </w:r>
+          </w:p>
+        </w:tc>
+        <w:tc>
+          <w:tcPr>
+            <w:tcW w:w="6300" w:type="dxa"/>
             <w:shd w:val="clear" w:color="auto" w:fill="F5F5F5"/>
+          </w:tcPr>
+          <w:p>
+            <w:r>
+              <w:t xml:space="preserve">Per-tag precedence. Derived profile wins for any tag it defines; base contributes remaining tags.</w:t>
+            </w:r>
+          </w:p>
+        </w:tc>
+      </w:tr>
+      <w:tr>
+        <w:tc>
+          <w:tcPr>
+            <w:tcW w:w="2700" w:type="dxa"/>
           </w:tcPr>
           <w:p>
             <w:r>
@@ -5609,26 +5618,26 @@
                 <w:szCs w:val="18"/>
                 <w:shd w:val="clear" w:color="auto" w:fill="EBEBEB"/>
               </w:rPr>
-              <w:t xml:space="preserve">set</w:t>
-            </w:r>
-          </w:p>
-        </w:tc>
-        <w:tc>
-          <w:tcPr>
-            <w:tcW w:w="6300" w:type="dxa"/>
+              <w:t xml:space="preserve">remove</w:t>
+            </w:r>
+          </w:p>
+        </w:tc>
+        <w:tc>
+          <w:tcPr>
+            <w:tcW w:w="6300" w:type="dxa"/>
+          </w:tcPr>
+          <w:p>
+            <w:r>
+              <w:t xml:space="preserve">Union of both lists, deduplicated.</w:t>
+            </w:r>
+          </w:p>
+        </w:tc>
+      </w:tr>
+      <w:tr>
+        <w:tc>
+          <w:tcPr>
+            <w:tcW w:w="2700" w:type="dxa"/>
             <w:shd w:val="clear" w:color="auto" w:fill="F5F5F5"/>
-          </w:tcPr>
-          <w:p>
-            <w:r>
-              <w:t xml:space="preserve">Per-tag precedence. Derived profile wins for any tag it defines; base contributes remaining tags.</w:t>
-            </w:r>
-          </w:p>
-        </w:tc>
-      </w:tr>
-      <w:tr>
-        <w:tc>
-          <w:tcPr>
-            <w:tcW w:w="2700" w:type="dxa"/>
           </w:tcPr>
           <w:p>
             <w:r>
@@ -5638,28 +5647,19 @@
                 <w:szCs w:val="18"/>
                 <w:shd w:val="clear" w:color="auto" w:fill="EBEBEB"/>
               </w:rPr>
-              <w:t xml:space="preserve">remove</w:t>
-            </w:r>
-          </w:p>
-        </w:tc>
-        <w:tc>
-          <w:tcPr>
-            <w:tcW w:w="6300" w:type="dxa"/>
-          </w:tcPr>
-          <w:p>
-            <w:r>
-              <w:t xml:space="preserve">Union of both lists, deduplicated.</w:t>
-            </w:r>
-          </w:p>
-        </w:tc>
-      </w:tr>
-      <w:tr>
-        <w:tc>
-          <w:tcPr>
-            <w:tcW w:w="2700" w:type="dxa"/>
+              <w:t xml:space="preserve">keep</w:t>
+            </w:r>
+          </w:p>
+        </w:tc>
+        <w:tc>
+          <w:tcPr>
+            <w:tcW w:w="6300" w:type="dxa"/>
             <w:shd w:val="clear" w:color="auto" w:fill="F5F5F5"/>
           </w:tcPr>
           <w:p>
+            <w:r>
+              <w:t xml:space="preserve">Tags listed in the derived profile's </w:t>
+            </w:r>
             <w:r>
               <w:rPr>
                 <w:rFonts w:ascii="Courier New" w:hAnsi="Courier New"/>
@@ -5669,16 +5669,8 @@
               </w:rPr>
               <w:t xml:space="preserve">keep</w:t>
             </w:r>
-          </w:p>
-        </w:tc>
-        <w:tc>
-          <w:tcPr>
-            <w:tcW w:w="6300" w:type="dxa"/>
-            <w:shd w:val="clear" w:color="auto" w:fill="F5F5F5"/>
-          </w:tcPr>
-          <w:p>
-            <w:r>
-              <w:t xml:space="preserve">Tags listed in the derived profile's </w:t>
+            <w:r>
+              <w:t xml:space="preserve"> list are removed from the merged </w:t>
             </w:r>
             <w:r>
               <w:rPr>
@@ -5687,11 +5679,20 @@
                 <w:szCs w:val="18"/>
                 <w:shd w:val="clear" w:color="auto" w:fill="EBEBEB"/>
               </w:rPr>
-              <w:t xml:space="preserve">keep</w:t>
-            </w:r>
-            <w:r>
-              <w:t xml:space="preserve"> list are removed from the merged </w:t>
-            </w:r>
+              <w:t xml:space="preserve">remove</w:t>
+            </w:r>
+            <w:r>
+              <w:t xml:space="preserve"> list. A derived profile can restore tags that a parent removes.</w:t>
+            </w:r>
+          </w:p>
+        </w:tc>
+      </w:tr>
+      <w:tr>
+        <w:tc>
+          <w:tcPr>
+            <w:tcW w:w="2700" w:type="dxa"/>
+          </w:tcPr>
+          <w:p>
             <w:r>
               <w:rPr>
                 <w:rFonts w:ascii="Courier New" w:hAnsi="Courier New"/>
@@ -5699,20 +5700,11 @@
                 <w:szCs w:val="18"/>
                 <w:shd w:val="clear" w:color="auto" w:fill="EBEBEB"/>
               </w:rPr>
-              <w:t xml:space="preserve">remove</w:t>
-            </w:r>
-            <w:r>
-              <w:t xml:space="preserve"> list. A derived profile can restore tags that a parent removes.</w:t>
-            </w:r>
-          </w:p>
-        </w:tc>
-      </w:tr>
-      <w:tr>
-        <w:tc>
-          <w:tcPr>
-            <w:tcW w:w="2700" w:type="dxa"/>
-          </w:tcPr>
-          <w:p>
+              <w:t xml:space="preserve">ignoretype</w:t>
+            </w:r>
+            <w:r>
+              <w:t xml:space="preserve">, </w:t>
+            </w:r>
             <w:r>
               <w:rPr>
                 <w:rFonts w:ascii="Courier New" w:hAnsi="Courier New"/>
@@ -5720,11 +5712,28 @@
                 <w:szCs w:val="18"/>
                 <w:shd w:val="clear" w:color="auto" w:fill="EBEBEB"/>
               </w:rPr>
-              <w:t xml:space="preserve">ignoretype</w:t>
-            </w:r>
-            <w:r>
-              <w:t xml:space="preserve">, </w:t>
-            </w:r>
+              <w:t xml:space="preserve">ignoremodality</w:t>
+            </w:r>
+          </w:p>
+        </w:tc>
+        <w:tc>
+          <w:tcPr>
+            <w:tcW w:w="6300" w:type="dxa"/>
+          </w:tcPr>
+          <w:p>
+            <w:r>
+              <w:t xml:space="preserve">Union of both lists, deduplicated (case-insensitive).</w:t>
+            </w:r>
+          </w:p>
+        </w:tc>
+      </w:tr>
+      <w:tr>
+        <w:tc>
+          <w:tcPr>
+            <w:tcW w:w="2700" w:type="dxa"/>
+            <w:shd w:val="clear" w:color="auto" w:fill="F5F5F5"/>
+          </w:tcPr>
+          <w:p>
             <w:r>
               <w:rPr>
                 <w:rFonts w:ascii="Courier New" w:hAnsi="Courier New"/>
@@ -5732,26 +5741,26 @@
                 <w:szCs w:val="18"/>
                 <w:shd w:val="clear" w:color="auto" w:fill="EBEBEB"/>
               </w:rPr>
-              <w:t xml:space="preserve">ignoremodality</w:t>
-            </w:r>
-          </w:p>
-        </w:tc>
-        <w:tc>
-          <w:tcPr>
-            <w:tcW w:w="6300" w:type="dxa"/>
-          </w:tcPr>
-          <w:p>
-            <w:r>
-              <w:t xml:space="preserve">Union of both lists, deduplicated (case-insensitive).</w:t>
-            </w:r>
-          </w:p>
-        </w:tc>
-      </w:tr>
-      <w:tr>
-        <w:tc>
-          <w:tcPr>
-            <w:tcW w:w="2700" w:type="dxa"/>
+              <w:t xml:space="preserve">fixvr</w:t>
+            </w:r>
+          </w:p>
+        </w:tc>
+        <w:tc>
+          <w:tcPr>
+            <w:tcW w:w="6300" w:type="dxa"/>
             <w:shd w:val="clear" w:color="auto" w:fill="F5F5F5"/>
+          </w:tcPr>
+          <w:p>
+            <w:r>
+              <w:t xml:space="preserve">Derived value wins if non-empty; otherwise base value is used.</w:t>
+            </w:r>
+          </w:p>
+        </w:tc>
+      </w:tr>
+      <w:tr>
+        <w:tc>
+          <w:tcPr>
+            <w:tcW w:w="2700" w:type="dxa"/>
           </w:tcPr>
           <w:p>
             <w:r>
@@ -5761,35 +5770,6 @@
                 <w:szCs w:val="18"/>
                 <w:shd w:val="clear" w:color="auto" w:fill="EBEBEB"/>
               </w:rPr>
-              <w:t xml:space="preserve">fixvr</w:t>
-            </w:r>
-          </w:p>
-        </w:tc>
-        <w:tc>
-          <w:tcPr>
-            <w:tcW w:w="6300" w:type="dxa"/>
-            <w:shd w:val="clear" w:color="auto" w:fill="F5F5F5"/>
-          </w:tcPr>
-          <w:p>
-            <w:r>
-              <w:t xml:space="preserve">Derived value wins if non-empty; otherwise base value is used.</w:t>
-            </w:r>
-          </w:p>
-        </w:tc>
-      </w:tr>
-      <w:tr>
-        <w:tc>
-          <w:tcPr>
-            <w:tcW w:w="2700" w:type="dxa"/>
-          </w:tcPr>
-          <w:p>
-            <w:r>
-              <w:rPr>
-                <w:rFonts w:ascii="Courier New" w:hAnsi="Courier New"/>
-                <w:sz w:val="18"/>
-                <w:szCs w:val="18"/>
-                <w:shd w:val="clear" w:color="auto" w:fill="EBEBEB"/>
-              </w:rPr>
               <w:t xml:space="preserve">per-modality</w:t>
             </w:r>
           </w:p>
@@ -6018,18 +5998,6 @@
           <w:shd w:val="clear" w:color="auto" w:fill="EBEBEB"/>
         </w:rPr>
         <w:t xml:space="preserve">dob</w:t>
-      </w:r>
-      <w:r>
-        <w:t xml:space="preserve">, </w:t>
-      </w:r>
-      <w:r>
-        <w:rPr>
-          <w:rFonts w:ascii="Courier New" w:hAnsi="Courier New"/>
-          <w:sz w:val="18"/>
-          <w:szCs w:val="18"/>
-          <w:shd w:val="clear" w:color="auto" w:fill="EBEBEB"/>
-        </w:rPr>
-        <w:t xml:space="preserve">uid</w:t>
       </w:r>
       <w:r>
         <w:t xml:space="preserve">, </w:t>
@@ -6345,11 +6313,28 @@
                 <w:szCs w:val="18"/>
                 <w:shd w:val="clear" w:color="auto" w:fill="EBEBEB"/>
               </w:rPr>
-              <w:t xml:space="preserve">uid</w:t>
-            </w:r>
-            <w:r>
-              <w:t xml:space="preserve">, </w:t>
-            </w:r>
+              <w:t xml:space="preserve">fixvr</w:t>
+            </w:r>
+          </w:p>
+        </w:tc>
+        <w:tc>
+          <w:tcPr>
+            <w:tcW w:w="6300" w:type="dxa"/>
+            <w:shd w:val="clear" w:color="auto" w:fill="F5F5F5"/>
+          </w:tcPr>
+          <w:p>
+            <w:r>
+              <w:t xml:space="preserve">Replaces the base value when non-empty.</w:t>
+            </w:r>
+          </w:p>
+        </w:tc>
+      </w:tr>
+      <w:tr>
+        <w:tc>
+          <w:tcPr>
+            <w:tcW w:w="2700" w:type="dxa"/>
+          </w:tcPr>
+          <w:p>
             <w:r>
               <w:rPr>
                 <w:rFonts w:ascii="Courier New" w:hAnsi="Courier New"/>
@@ -6357,35 +6342,6 @@
                 <w:szCs w:val="18"/>
                 <w:shd w:val="clear" w:color="auto" w:fill="EBEBEB"/>
               </w:rPr>
-              <w:t xml:space="preserve">fixvr</w:t>
-            </w:r>
-          </w:p>
-        </w:tc>
-        <w:tc>
-          <w:tcPr>
-            <w:tcW w:w="6300" w:type="dxa"/>
-            <w:shd w:val="clear" w:color="auto" w:fill="F5F5F5"/>
-          </w:tcPr>
-          <w:p>
-            <w:r>
-              <w:t xml:space="preserve">Replaces the base value when non-empty.</w:t>
-            </w:r>
-          </w:p>
-        </w:tc>
-      </w:tr>
-      <w:tr>
-        <w:tc>
-          <w:tcPr>
-            <w:tcW w:w="2700" w:type="dxa"/>
-          </w:tcPr>
-          <w:p>
-            <w:r>
-              <w:rPr>
-                <w:rFonts w:ascii="Courier New" w:hAnsi="Courier New"/>
-                <w:sz w:val="18"/>
-                <w:szCs w:val="18"/>
-                <w:shd w:val="clear" w:color="auto" w:fill="EBEBEB"/>
-              </w:rPr>
               <w:t xml:space="preserve">maskrows</w:t>
             </w:r>
           </w:p>
@@ -6437,7 +6393,7 @@
         <w:pStyle w:val="Code"/>
       </w:pPr>
       <w:r>
-        <w:t xml:space="preserve">    "remove":    ["8,8"],</w:t>
+        <w:t xml:space="preserve">    "remove":    ["0008,0008"],</w:t>
       </w:r>
     </w:p>
     <w:p>
@@ -6477,7 +6433,7 @@
         <w:pStyle w:val="Code"/>
       </w:pPr>
       <w:r>
-        <w:t xml:space="preserve">        "keep": ["8,8"]</w:t>
+        <w:t xml:space="preserve">        "keep": ["0008,0008"]</w:t>
       </w:r>
     </w:p>
     <w:p>
@@ -6525,7 +6481,7 @@
         <w:pStyle w:val="Code"/>
       </w:pPr>
       <w:r>
-        <w:t xml:space="preserve">        "remove": ["18,1400", "18,1401"],</w:t>
+        <w:t xml:space="preserve">        "remove": ["0018,1400", "0018,1401"],</w:t>
       </w:r>
     </w:p>
     <w:p>
@@ -6833,7 +6789,19 @@
         <w:t xml:space="preserve">verbose:</w:t>
       </w:r>
       <w:r>
-        <w:t xml:space="preserve"> setting. If a configuration file exists but contains invalid JSON, an error is printed and the file is treated as empty. Processing continues with no aliases or profiles loaded.</w:t>
+        <w:t xml:space="preserve"> setting. If </w:t>
+      </w:r>
+      <w:r>
+        <w:rPr>
+          <w:rFonts w:ascii="Courier New" w:hAnsi="Courier New"/>
+          <w:sz w:val="18"/>
+          <w:szCs w:val="18"/>
+          <w:shd w:val="clear" w:color="auto" w:fill="EBEBEB"/>
+        </w:rPr>
+        <w:t xml:space="preserve">tags.json</w:t>
+      </w:r>
+      <w:r>
+        <w:t xml:space="preserve"> exists but contains invalid JSON, an error is printed, the file is treated as empty, and processing continues with no aliases loaded:</w:t>
       </w:r>
     </w:p>
     <w:p>
@@ -6845,19 +6813,104 @@
       </w:r>
     </w:p>
     <w:p>
-      <w:pPr>
-        <w:pStyle w:val="Code"/>
-      </w:pPr>
-      <w:r>
-        <w:t xml:space="preserve">error: could not load profiles from "...": invalid character ...</w:t>
-      </w:r>
-    </w:p>
-    <w:p>
-      <w:pPr>
-        <w:pStyle w:val="Code"/>
-      </w:pPr>
-      <w:r>
-        <w:t xml:space="preserve">error: profile "name": profile "name" not found</w:t>
+      <w:r>
+        <w:t xml:space="preserve">A profile requested with </w:t>
+      </w:r>
+      <w:r>
+        <w:rPr>
+          <w:rFonts w:ascii="Courier New" w:hAnsi="Courier New"/>
+          <w:sz w:val="18"/>
+          <w:szCs w:val="18"/>
+          <w:shd w:val="clear" w:color="auto" w:fill="EBEBEB"/>
+        </w:rPr>
+        <w:t xml:space="preserve">profile:</w:t>
+      </w:r>
+      <w:r>
+        <w:t xml:space="preserve"> is different: if it cannot be applied, the command stops with an error and a non-zero exit status before any file is processed. Running on without the profile would silently skip every step it asks for — for a de-identification profile, writing output that is not de-identified. This covers a profile that does not exist, a missing or circular base profile, a </w:t>
+      </w:r>
+      <w:r>
+        <w:rPr>
+          <w:rFonts w:ascii="Courier New" w:hAnsi="Courier New"/>
+          <w:sz w:val="18"/>
+          <w:szCs w:val="18"/>
+          <w:shd w:val="clear" w:color="auto" w:fill="EBEBEB"/>
+        </w:rPr>
+        <w:t xml:space="preserve">profiles.json</w:t>
+      </w:r>
+      <w:r>
+        <w:t xml:space="preserve"> that cannot be read or parsed, an empty </w:t>
+      </w:r>
+      <w:r>
+        <w:rPr>
+          <w:rFonts w:ascii="Courier New" w:hAnsi="Courier New"/>
+          <w:sz w:val="18"/>
+          <w:szCs w:val="18"/>
+          <w:shd w:val="clear" w:color="auto" w:fill="EBEBEB"/>
+        </w:rPr>
+        <w:t xml:space="preserve">profile:</w:t>
+      </w:r>
+      <w:r>
+        <w:t xml:space="preserve"> value, and more than one </w:t>
+      </w:r>
+      <w:r>
+        <w:rPr>
+          <w:rFonts w:ascii="Courier New" w:hAnsi="Courier New"/>
+          <w:sz w:val="18"/>
+          <w:szCs w:val="18"/>
+          <w:shd w:val="clear" w:color="auto" w:fill="EBEBEB"/>
+        </w:rPr>
+        <w:t xml:space="preserve">profile:</w:t>
+      </w:r>
+      <w:r>
+        <w:t xml:space="preserve"> parameter:</w:t>
+      </w:r>
+    </w:p>
+    <w:p>
+      <w:pPr>
+        <w:pStyle w:val="Code"/>
+      </w:pPr>
+      <w:r>
+        <w:t xml:space="preserve">Error: profile "name" not found in C:\Users\username\.dicomtool\profiles.json — run "dicomtool profiles list" to see the profiles defined there</w:t>
+      </w:r>
+    </w:p>
+    <w:p>
+      <w:pPr>
+        <w:pStyle w:val="Code"/>
+      </w:pPr>
+      <w:r>
+        <w:t xml:space="preserve">Error: profile "name": profile "base-name" not found</w:t>
+      </w:r>
+    </w:p>
+    <w:p>
+      <w:pPr>
+        <w:pStyle w:val="Code"/>
+      </w:pPr>
+      <w:r>
+        <w:t xml:space="preserve">Error: profile "name": circular base reference in profile "name"</w:t>
+      </w:r>
+    </w:p>
+    <w:p>
+      <w:pPr>
+        <w:pStyle w:val="Code"/>
+      </w:pPr>
+      <w:r>
+        <w:t xml:space="preserve">Error: profile "name": could not load C:\Users\username\.dicomtool\profiles.json: invalid character ...</w:t>
+      </w:r>
+    </w:p>
+    <w:p>
+      <w:pPr>
+        <w:pStyle w:val="Code"/>
+      </w:pPr>
+      <w:r>
+        <w:t xml:space="preserve">Error: profile: requires a profile name</w:t>
+      </w:r>
+    </w:p>
+    <w:p>
+      <w:pPr>
+        <w:pStyle w:val="Code"/>
+      </w:pPr>
+      <w:r>
+        <w:t xml:space="preserve">Error: only one profile: may be given, got 2 (first, second)</w:t>
       </w:r>
     </w:p>
     <w:p>
@@ -7269,37 +7322,54 @@
         <w:pStyle w:val="Heading2"/>
       </w:pPr>
       <w:r>
-        <w:t>8.8  Appending a UID Suffix</w:t>
-      </w:r>
-    </w:p>
-    <w:p>
-      <w:r>
-        <w:t xml:space="preserve">Append </w:t>
-      </w:r>
-      <w:r>
-        <w:rPr>
-          <w:rFonts w:ascii="Courier New" w:hAnsi="Courier New"/>
-          <w:sz w:val="18"/>
-          <w:szCs w:val="18"/>
-          <w:shd w:val="clear" w:color="auto" w:fill="EBEBEB"/>
-        </w:rPr>
-        <w:t xml:space="preserve">.9999</w:t>
-      </w:r>
-      <w:r>
-        <w:t xml:space="preserve"> to all UID fields. If a UID would exceed 64 characters, the last dot-delimited component is replaced instead of appended:</w:t>
-      </w:r>
-    </w:p>
-    <w:p>
-      <w:pPr>
-        <w:pStyle w:val="Code"/>
-      </w:pPr>
-      <w:r>
-        <w:t xml:space="preserve">dicomtool modify input:C:\study output:C:\out uid:9999</w:t>
-      </w:r>
-    </w:p>
-    <w:p>
-      <w:r>
-        <w:t xml:space="preserve">Transfer Syntax UIDs (0002,0010) and Referenced Transfer Syntax UIDs (0004,1512) are excluded from modification as they describe the file encoding.</w:t>
+        <w:t>8.8  Remapping UIDs</w:t>
+      </w:r>
+    </w:p>
+    <w:p>
+      <w:r>
+        <w:t xml:space="preserve">Replace every study, series, and instance UID with a freshly generated one, consistently across the whole run:</w:t>
+      </w:r>
+    </w:p>
+    <w:p>
+      <w:pPr>
+        <w:pStyle w:val="Code"/>
+      </w:pPr>
+      <w:r>
+        <w:t xml:space="preserve">dicomtool modify input:C:\study output:C:\out remapuids:true</w:t>
+      </w:r>
+    </w:p>
+    <w:p>
+      <w:r>
+        <w:t xml:space="preserve">Where the input tree is named after its UIDs, the output tree is named after the new ones, so the original UIDs do not survive in file or folder names:</w:t>
+      </w:r>
+    </w:p>
+    <w:p>
+      <w:pPr>
+        <w:pStyle w:val="Code"/>
+      </w:pPr>
+      <w:r>
+        <w:t xml:space="preserve">C:\study\1.2.840.113619.2.55.3.1\1.2.840.113619.2.55.3.1.7\1.2.840.113619.2.55.3.1.7.12.dcm</w:t>
+      </w:r>
+    </w:p>
+    <w:p>
+      <w:pPr>
+        <w:pStyle w:val="Code"/>
+      </w:pPr>
+      <w:r>
+        <w:t xml:space="preserve">    becomes</w:t>
+      </w:r>
+    </w:p>
+    <w:p>
+      <w:pPr>
+        <w:pStyle w:val="Code"/>
+      </w:pPr>
+      <w:r>
+        <w:t xml:space="preserve">C:\out\2.25.1406...\2.25.2977...\2.25.8813....dcm</w:t>
+      </w:r>
+    </w:p>
+    <w:p>
+      <w:r>
+        <w:t xml:space="preserve">Transfer Syntax UIDs, SOP Class UIDs, and other standard UIDs are never remapped. See Section 9.4 for the full rules.</w:t>
       </w:r>
     </w:p>
     <w:p>
@@ -7616,7 +7686,7 @@
         <w:pStyle w:val="Code"/>
       </w:pPr>
       <w:r>
-        <w:t xml:space="preserve">    uid:9999</w:t>
+        <w:t xml:space="preserve">    remapuids:true</w:t>
       </w:r>
     </w:p>
     <w:p>
@@ -8370,7 +8440,19 @@
         <w:pStyle w:val="ListBullet"/>
       </w:pPr>
       <w:r>
-        <w:t xml:space="preserve">The internal file paths within the ZIP use forward slashes and are relative to the input directory root.</w:t>
+        <w:t xml:space="preserve">The internal file paths within the ZIP use forward slashes and are relative to the input directory root. With </w:t>
+      </w:r>
+      <w:r>
+        <w:rPr>
+          <w:rFonts w:ascii="Courier New" w:hAnsi="Courier New"/>
+          <w:sz w:val="18"/>
+          <w:szCs w:val="18"/>
+          <w:shd w:val="clear" w:color="auto" w:fill="EBEBEB"/>
+        </w:rPr>
+        <w:t xml:space="preserve">remapuids:true</w:t>
+      </w:r>
+      <w:r>
+        <w:t xml:space="preserve">, UIDs in those paths are replaced with their new values (see Section 9.4).</w:t>
       </w:r>
     </w:p>
     <w:p>
@@ -9037,7 +9119,19 @@
         <w:t xml:space="preserve">GGGG,EEEE</w:t>
       </w:r>
       <w:r>
-        <w:t xml:space="preserve">. Leading zeros may be omitted but both components are required.</w:t>
+        <w:t xml:space="preserve">: four hex digits each, with leading zeros, such as </w:t>
+      </w:r>
+      <w:r>
+        <w:rPr>
+          <w:rFonts w:ascii="Courier New" w:hAnsi="Courier New"/>
+          <w:sz w:val="18"/>
+          <w:szCs w:val="18"/>
+          <w:shd w:val="clear" w:color="auto" w:fill="EBEBEB"/>
+        </w:rPr>
+        <w:t xml:space="preserve">0008,0080</w:t>
+      </w:r>
+      <w:r>
+        <w:t xml:space="preserve">. This is the form used throughout this manual and the built-in configuration files, and the recommended form for command lines and profiles. Both components are required; for compatibility with older profiles, dicomtool also accepts a component written with its leading zeros omitted.</w:t>
       </w:r>
     </w:p>
     <w:p>
@@ -9700,24 +9794,62 @@
         <w:pStyle w:val="Heading2"/>
       </w:pPr>
       <w:r>
-        <w:t>9.4  Transfer Syntax and UID Exclusions</w:t>
-      </w:r>
-    </w:p>
-    <w:p>
-      <w:r>
-        <w:t xml:space="preserve">The following UID tags are excluded from the </w:t>
-      </w:r>
-      <w:r>
-        <w:rPr>
-          <w:rFonts w:ascii="Courier New" w:hAnsi="Courier New"/>
-          <w:sz w:val="18"/>
-          <w:szCs w:val="18"/>
-          <w:shd w:val="clear" w:color="auto" w:fill="EBEBEB"/>
-        </w:rPr>
-        <w:t xml:space="preserve">uid:&lt;suffix&gt;</w:t>
-      </w:r>
-      <w:r>
-        <w:t xml:space="preserve"> operation because they describe the encoding of the file itself and must remain valid, recognised values:</w:t>
+        <w:t>9.4  UID Remapping</w:t>
+      </w:r>
+    </w:p>
+    <w:p>
+      <w:r>
+        <w:rPr>
+          <w:rFonts w:ascii="Courier New" w:hAnsi="Courier New"/>
+          <w:sz w:val="18"/>
+          <w:szCs w:val="18"/>
+          <w:shd w:val="clear" w:color="auto" w:fill="EBEBEB"/>
+        </w:rPr>
+        <w:t xml:space="preserve">remapuids:true</w:t>
+      </w:r>
+      <w:r>
+        <w:t xml:space="preserve"> replaces each UID with a freshly generated value. Remapping uses a single shared table for the entire run, so the same source UID always maps to the same new UID in every file. This preserves the study/series/instance hierarchy and every internal reference (for example </w:t>
+      </w:r>
+      <w:r>
+        <w:rPr>
+          <w:rFonts w:ascii="Courier New" w:hAnsi="Courier New"/>
+          <w:sz w:val="18"/>
+          <w:szCs w:val="18"/>
+          <w:shd w:val="clear" w:color="auto" w:fill="EBEBEB"/>
+        </w:rPr>
+        <w:t xml:space="preserve">ReferencedSOPInstanceUID</w:t>
+      </w:r>
+      <w:r>
+        <w:t xml:space="preserve"> values nested inside sequences continue to point at the correct, remapped instances) while severing any link back to the originating system. New UIDs use the ISO </w:t>
+      </w:r>
+      <w:r>
+        <w:rPr>
+          <w:rFonts w:ascii="Courier New" w:hAnsi="Courier New"/>
+          <w:sz w:val="18"/>
+          <w:szCs w:val="18"/>
+          <w:shd w:val="clear" w:color="auto" w:fill="EBEBEB"/>
+        </w:rPr>
+        <w:t xml:space="preserve">2.25</w:t>
+      </w:r>
+      <w:r>
+        <w:t xml:space="preserve"> UUID-derived root and are unique per run; re-running the command produces a different set of UIDs.</w:t>
+      </w:r>
+    </w:p>
+    <w:p>
+      <w:r>
+        <w:t xml:space="preserve">UIDs beginning with the DICOM standard root </w:t>
+      </w:r>
+      <w:r>
+        <w:rPr>
+          <w:rFonts w:ascii="Courier New" w:hAnsi="Courier New"/>
+          <w:sz w:val="18"/>
+          <w:szCs w:val="18"/>
+          <w:shd w:val="clear" w:color="auto" w:fill="EBEBEB"/>
+        </w:rPr>
+        <w:t xml:space="preserve">1.2.840.10008.</w:t>
+      </w:r>
+      <w:r>
+        <w:t xml:space="preserve"> (SOP Class UIDs, Transfer Syntax UIDs, and other well-known values), together with the Implementation Class UID (0002,0012), are never remapped because they identify the object type, encoding, and creating software rather than the patient or study. The following UID tags are excluded by tag as well, whatever their value:</w:t>
       </w:r>
     </w:p>
     <w:tbl>
@@ -9808,6 +9940,29 @@
           </w:tcPr>
           <w:p>
             <w:r>
+              <w:t xml:space="preserve">0002,0012</w:t>
+            </w:r>
+          </w:p>
+        </w:tc>
+        <w:tc>
+          <w:tcPr>
+            <w:tcW w:w="6300" w:type="dxa"/>
+            <w:shd w:val="clear" w:color="auto" w:fill="F5F5F5"/>
+          </w:tcPr>
+          <w:p>
+            <w:r>
+              <w:t xml:space="preserve">Implementation Class UID</w:t>
+            </w:r>
+          </w:p>
+        </w:tc>
+      </w:tr>
+      <w:tr>
+        <w:tc>
+          <w:tcPr>
+            <w:tcW w:w="2700" w:type="dxa"/>
+          </w:tcPr>
+          <w:p>
+            <w:r>
               <w:t xml:space="preserve">0004,1512</w:t>
             </w:r>
           </w:p>
@@ -9815,7 +9970,6 @@
         <w:tc>
           <w:tcPr>
             <w:tcW w:w="6300" w:type="dxa"/>
-            <w:shd w:val="clear" w:color="auto" w:fill="F5F5F5"/>
           </w:tcPr>
           <w:p>
             <w:r>
@@ -9827,6 +9981,139 @@
     </w:tbl>
     <w:p/>
     <w:p>
+      <w:pPr>
+        <w:pStyle w:val="Heading3"/>
+      </w:pPr>
+      <w:r>
+        <w:t>Output File and Folder Names</w:t>
+      </w:r>
+    </w:p>
+    <w:p>
+      <w:r>
+        <w:t xml:space="preserve">Source trees are often named after their UIDs — a folder per Study Instance UID, a subfolder per Series Instance UID, and a file per SOP Instance UID. Remapping the values inside each file would leave those names behind, so the output path of every file is rewritten as well: each UID in a file or folder name that the file itself carried, and that was remapped, is replaced with its new value. The rewritten path is used for the output directory, for ZIP entry names, and for the DICOMDIR's referenced file IDs.</w:t>
+      </w:r>
+    </w:p>
+    <w:p>
+      <w:pPr>
+        <w:pStyle w:val="ListBullet"/>
+      </w:pPr>
+      <w:r>
+        <w:t xml:space="preserve">A UID is matched only as whole dot-separated components, wherever it appears in a name: </w:t>
+      </w:r>
+      <w:r>
+        <w:rPr>
+          <w:rFonts w:ascii="Courier New" w:hAnsi="Courier New"/>
+          <w:sz w:val="18"/>
+          <w:szCs w:val="18"/>
+          <w:shd w:val="clear" w:color="auto" w:fill="EBEBEB"/>
+        </w:rPr>
+        <w:t xml:space="preserve">1.2.3.dcm</w:t>
+      </w:r>
+      <w:r>
+        <w:t xml:space="preserve">, an extensionless </w:t>
+      </w:r>
+      <w:r>
+        <w:rPr>
+          <w:rFonts w:ascii="Courier New" w:hAnsi="Courier New"/>
+          <w:sz w:val="18"/>
+          <w:szCs w:val="18"/>
+          <w:shd w:val="clear" w:color="auto" w:fill="EBEBEB"/>
+        </w:rPr>
+        <w:t xml:space="preserve">1.2.3</w:t>
+      </w:r>
+      <w:r>
+        <w:t xml:space="preserve">, </w:t>
+      </w:r>
+      <w:r>
+        <w:rPr>
+          <w:rFonts w:ascii="Courier New" w:hAnsi="Courier New"/>
+          <w:sz w:val="18"/>
+          <w:szCs w:val="18"/>
+          <w:shd w:val="clear" w:color="auto" w:fill="EBEBEB"/>
+        </w:rPr>
+        <w:t xml:space="preserve">CT.1.2.3.dcm</w:t>
+      </w:r>
+      <w:r>
+        <w:t xml:space="preserve">, and </w:t>
+      </w:r>
+      <w:r>
+        <w:rPr>
+          <w:rFonts w:ascii="Courier New" w:hAnsi="Courier New"/>
+          <w:sz w:val="18"/>
+          <w:szCs w:val="18"/>
+          <w:shd w:val="clear" w:color="auto" w:fill="EBEBEB"/>
+        </w:rPr>
+        <w:t xml:space="preserve">1.2.3.12.dcm</w:t>
+      </w:r>
+      <w:r>
+        <w:t xml:space="preserve"> all have </w:t>
+      </w:r>
+      <w:r>
+        <w:rPr>
+          <w:rFonts w:ascii="Courier New" w:hAnsi="Courier New"/>
+          <w:sz w:val="18"/>
+          <w:szCs w:val="18"/>
+          <w:shd w:val="clear" w:color="auto" w:fill="EBEBEB"/>
+        </w:rPr>
+        <w:t xml:space="preserve">1.2.3</w:t>
+      </w:r>
+      <w:r>
+        <w:t xml:space="preserve"> replaced, while </w:t>
+      </w:r>
+      <w:r>
+        <w:rPr>
+          <w:rFonts w:ascii="Courier New" w:hAnsi="Courier New"/>
+          <w:sz w:val="18"/>
+          <w:szCs w:val="18"/>
+          <w:shd w:val="clear" w:color="auto" w:fill="EBEBEB"/>
+        </w:rPr>
+        <w:t xml:space="preserve">1.2.34.dcm</w:t>
+      </w:r>
+      <w:r>
+        <w:t xml:space="preserve"> is left alone. Where one UID prefixes another, the longer match wins.</w:t>
+      </w:r>
+    </w:p>
+    <w:p>
+      <w:pPr>
+        <w:pStyle w:val="ListBullet"/>
+      </w:pPr>
+      <w:r>
+        <w:t xml:space="preserve">Names that contain no remapped UID, such as </w:t>
+      </w:r>
+      <w:r>
+        <w:rPr>
+          <w:rFonts w:ascii="Courier New" w:hAnsi="Courier New"/>
+          <w:sz w:val="18"/>
+          <w:szCs w:val="18"/>
+          <w:shd w:val="clear" w:color="auto" w:fill="EBEBEB"/>
+        </w:rPr>
+        <w:t xml:space="preserve">IM0001</w:t>
+      </w:r>
+      <w:r>
+        <w:t xml:space="preserve"> or </w:t>
+      </w:r>
+      <w:r>
+        <w:rPr>
+          <w:rFonts w:ascii="Courier New" w:hAnsi="Courier New"/>
+          <w:sz w:val="18"/>
+          <w:szCs w:val="18"/>
+          <w:shd w:val="clear" w:color="auto" w:fill="EBEBEB"/>
+        </w:rPr>
+        <w:t xml:space="preserve">Series 2</w:t>
+      </w:r>
+      <w:r>
+        <w:t xml:space="preserve">, are kept unchanged.</w:t>
+      </w:r>
+    </w:p>
+    <w:p>
+      <w:pPr>
+        <w:pStyle w:val="ListBullet"/>
+      </w:pPr>
+      <w:r>
+        <w:t xml:space="preserve">Only the UIDs a file itself holds are used for its path. Every file in a study folder carries that study's UID, so they all land in the same renamed folder. A file that lacks the UID its folder is named after — for example, a damaged file with no Study Instance UID — keeps that folder's original name.</w:t>
+      </w:r>
+    </w:p>
+    <w:p>
       <w:r>
         <w:t xml:space="preserve">The </w:t>
       </w:r>
@@ -9840,89 +10127,7 @@
         <w:t xml:space="preserve">uid:&lt;suffix&gt;</w:t>
       </w:r>
       <w:r>
-        <w:t xml:space="preserve"> operation appends a numeric suffix to UIDs, leaving the original value embedded in the result. This is suitable for lightweight namespacing but is reversible and does not break linkage to the source.</w:t>
-      </w:r>
-    </w:p>
-    <w:p>
-      <w:r>
-        <w:t xml:space="preserve">For de-identification, </w:t>
-      </w:r>
-      <w:r>
-        <w:rPr>
-          <w:rFonts w:ascii="Courier New" w:hAnsi="Courier New"/>
-          <w:sz w:val="18"/>
-          <w:szCs w:val="18"/>
-          <w:shd w:val="clear" w:color="auto" w:fill="EBEBEB"/>
-        </w:rPr>
-        <w:t xml:space="preserve">remapuids:true</w:t>
-      </w:r>
-      <w:r>
-        <w:t xml:space="preserve"> instead replaces each UID with a freshly generated value. Remapping uses a single shared table for the entire run, so the same source UID always maps to the same new UID in every file. This preserves the study/series/instance hierarchy and every internal reference (for example </w:t>
-      </w:r>
-      <w:r>
-        <w:rPr>
-          <w:rFonts w:ascii="Courier New" w:hAnsi="Courier New"/>
-          <w:sz w:val="18"/>
-          <w:szCs w:val="18"/>
-          <w:shd w:val="clear" w:color="auto" w:fill="EBEBEB"/>
-        </w:rPr>
-        <w:t xml:space="preserve">ReferencedSOPInstanceUID</w:t>
-      </w:r>
-      <w:r>
-        <w:t xml:space="preserve"> values nested inside sequences continue to point at the correct, remapped instances) while severing any link back to the originating system. New UIDs use the ISO </w:t>
-      </w:r>
-      <w:r>
-        <w:rPr>
-          <w:rFonts w:ascii="Courier New" w:hAnsi="Courier New"/>
-          <w:sz w:val="18"/>
-          <w:szCs w:val="18"/>
-          <w:shd w:val="clear" w:color="auto" w:fill="EBEBEB"/>
-        </w:rPr>
-        <w:t xml:space="preserve">2.25</w:t>
-      </w:r>
-      <w:r>
-        <w:t xml:space="preserve"> UUID-derived root and are unique per run; re-running the command produces a different set of UIDs.</w:t>
-      </w:r>
-    </w:p>
-    <w:p>
-      <w:r>
-        <w:t xml:space="preserve">UIDs beginning with the DICOM standard root </w:t>
-      </w:r>
-      <w:r>
-        <w:rPr>
-          <w:rFonts w:ascii="Courier New" w:hAnsi="Courier New"/>
-          <w:sz w:val="18"/>
-          <w:szCs w:val="18"/>
-          <w:shd w:val="clear" w:color="auto" w:fill="EBEBEB"/>
-        </w:rPr>
-        <w:t xml:space="preserve">1.2.840.10008.</w:t>
-      </w:r>
-      <w:r>
-        <w:t xml:space="preserve"> (SOP Class UIDs, Transfer Syntax UIDs, and other well-known values), together with the Implementation Class UID (0002,0012), are never remapped because they identify the object type, encoding, and creating software rather than the patient or study. </w:t>
-      </w:r>
-      <w:r>
-        <w:rPr>
-          <w:rFonts w:ascii="Courier New" w:hAnsi="Courier New"/>
-          <w:sz w:val="18"/>
-          <w:szCs w:val="18"/>
-          <w:shd w:val="clear" w:color="auto" w:fill="EBEBEB"/>
-        </w:rPr>
-        <w:t xml:space="preserve">remapuids:true</w:t>
-      </w:r>
-      <w:r>
-        <w:t xml:space="preserve"> and </w:t>
-      </w:r>
-      <w:r>
-        <w:rPr>
-          <w:rFonts w:ascii="Courier New" w:hAnsi="Courier New"/>
-          <w:sz w:val="18"/>
-          <w:szCs w:val="18"/>
-          <w:shd w:val="clear" w:color="auto" w:fill="EBEBEB"/>
-        </w:rPr>
-        <w:t xml:space="preserve">uid:&lt;suffix&gt;</w:t>
-      </w:r>
-      <w:r>
-        <w:t xml:space="preserve"> cannot be used together.</w:t>
+        <w:t xml:space="preserve"> parameter, which appended a suffix to every UID and left the original readable inside the result, was removed in version 2.0.0. A run or profile that still uses it is refused; see the modify command's "Removed: uid:&lt;suffix&gt;" note in Section 4.2.</w:t>
       </w:r>
     </w:p>
     <w:p>
@@ -10484,97 +10689,8 @@
               <w:t xml:space="preserve">profiles.json</w:t>
             </w:r>
             <w:r>
-              <w:t xml:space="preserve"> has invalid JSON</w:t>
-            </w:r>
-          </w:p>
-        </w:tc>
-        <w:tc>
-          <w:tcPr>
-            <w:tcW w:w="6300" w:type="dxa"/>
-          </w:tcPr>
-          <w:p>
-            <w:r>
-              <w:t xml:space="preserve">Error printed to stderr; profiles treated as empty</w:t>
-            </w:r>
-          </w:p>
-        </w:tc>
-      </w:tr>
-      <w:tr>
-        <w:tc>
-          <w:tcPr>
-            <w:tcW w:w="2700" w:type="dxa"/>
-            <w:shd w:val="clear" w:color="auto" w:fill="F5F5F5"/>
-          </w:tcPr>
-          <w:p>
-            <w:r>
-              <w:t xml:space="preserve">Named profile not found</w:t>
-            </w:r>
-          </w:p>
-        </w:tc>
-        <w:tc>
-          <w:tcPr>
-            <w:tcW w:w="6300" w:type="dxa"/>
-            <w:shd w:val="clear" w:color="auto" w:fill="F5F5F5"/>
-          </w:tcPr>
-          <w:p>
-            <w:r>
-              <w:t xml:space="preserve">Error printed to stderr; profile is not applied</w:t>
-            </w:r>
-          </w:p>
-        </w:tc>
-      </w:tr>
-      <w:tr>
-        <w:tc>
-          <w:tcPr>
-            <w:tcW w:w="2700" w:type="dxa"/>
-          </w:tcPr>
-          <w:p>
-            <w:r>
-              <w:t xml:space="preserve">Base profile not found during inheritance resolution</w:t>
-            </w:r>
-          </w:p>
-        </w:tc>
-        <w:tc>
-          <w:tcPr>
-            <w:tcW w:w="6300" w:type="dxa"/>
-          </w:tcPr>
-          <w:p>
-            <w:r>
-              <w:t xml:space="preserve">Error printed to stderr; profile is not applied</w:t>
-            </w:r>
-          </w:p>
-        </w:tc>
-      </w:tr>
-      <w:tr>
-        <w:tc>
-          <w:tcPr>
-            <w:tcW w:w="2700" w:type="dxa"/>
-            <w:shd w:val="clear" w:color="auto" w:fill="F5F5F5"/>
-          </w:tcPr>
-          <w:p>
-            <w:r>
-              <w:t xml:space="preserve">Circular base reference in profile chain</w:t>
-            </w:r>
-          </w:p>
-        </w:tc>
-        <w:tc>
-          <w:tcPr>
-            <w:tcW w:w="6300" w:type="dxa"/>
-            <w:shd w:val="clear" w:color="auto" w:fill="F5F5F5"/>
-          </w:tcPr>
-          <w:p>
-            <w:r>
-              <w:t xml:space="preserve">Error printed to stderr; profile is not applied</w:t>
-            </w:r>
-          </w:p>
-        </w:tc>
-      </w:tr>
-      <w:tr>
-        <w:tc>
-          <w:tcPr>
-            <w:tcW w:w="2700" w:type="dxa"/>
-          </w:tcPr>
-          <w:p>
+              <w:t xml:space="preserve"> has invalid JSON and </w:t>
+            </w:r>
             <w:r>
               <w:rPr>
                 <w:rFonts w:ascii="Courier New" w:hAnsi="Courier New"/>
@@ -10582,20 +10698,102 @@
                 <w:szCs w:val="18"/>
                 <w:shd w:val="clear" w:color="auto" w:fill="EBEBEB"/>
               </w:rPr>
-              <w:t xml:space="preserve">maskrows:</w:t>
-            </w:r>
-            <w:r>
-              <w:t xml:space="preserve"> on compressed pixel data</w:t>
-            </w:r>
-          </w:p>
-        </w:tc>
-        <w:tc>
-          <w:tcPr>
-            <w:tcW w:w="6300" w:type="dxa"/>
-          </w:tcPr>
-          <w:p>
-            <w:r>
-              <w:t xml:space="preserve">Frame skipped; warning printed when </w:t>
+              <w:t xml:space="preserve">profile:</w:t>
+            </w:r>
+            <w:r>
+              <w:t xml:space="preserve"> is given</w:t>
+            </w:r>
+          </w:p>
+        </w:tc>
+        <w:tc>
+          <w:tcPr>
+            <w:tcW w:w="6300" w:type="dxa"/>
+          </w:tcPr>
+          <w:p>
+            <w:r>
+              <w:t xml:space="preserve">Error returned; the command stops before any file is processed</w:t>
+            </w:r>
+          </w:p>
+        </w:tc>
+      </w:tr>
+      <w:tr>
+        <w:tc>
+          <w:tcPr>
+            <w:tcW w:w="2700" w:type="dxa"/>
+            <w:shd w:val="clear" w:color="auto" w:fill="F5F5F5"/>
+          </w:tcPr>
+          <w:p>
+            <w:r>
+              <w:t xml:space="preserve">Named profile not found</w:t>
+            </w:r>
+          </w:p>
+        </w:tc>
+        <w:tc>
+          <w:tcPr>
+            <w:tcW w:w="6300" w:type="dxa"/>
+            <w:shd w:val="clear" w:color="auto" w:fill="F5F5F5"/>
+          </w:tcPr>
+          <w:p>
+            <w:r>
+              <w:t xml:space="preserve">Error returned; the command stops before any file is processed</w:t>
+            </w:r>
+          </w:p>
+        </w:tc>
+      </w:tr>
+      <w:tr>
+        <w:tc>
+          <w:tcPr>
+            <w:tcW w:w="2700" w:type="dxa"/>
+          </w:tcPr>
+          <w:p>
+            <w:r>
+              <w:t xml:space="preserve">Base profile not found during inheritance resolution</w:t>
+            </w:r>
+          </w:p>
+        </w:tc>
+        <w:tc>
+          <w:tcPr>
+            <w:tcW w:w="6300" w:type="dxa"/>
+          </w:tcPr>
+          <w:p>
+            <w:r>
+              <w:t xml:space="preserve">Error returned; the command stops before any file is processed</w:t>
+            </w:r>
+          </w:p>
+        </w:tc>
+      </w:tr>
+      <w:tr>
+        <w:tc>
+          <w:tcPr>
+            <w:tcW w:w="2700" w:type="dxa"/>
+            <w:shd w:val="clear" w:color="auto" w:fill="F5F5F5"/>
+          </w:tcPr>
+          <w:p>
+            <w:r>
+              <w:t xml:space="preserve">Circular base reference in profile chain</w:t>
+            </w:r>
+          </w:p>
+        </w:tc>
+        <w:tc>
+          <w:tcPr>
+            <w:tcW w:w="6300" w:type="dxa"/>
+            <w:shd w:val="clear" w:color="auto" w:fill="F5F5F5"/>
+          </w:tcPr>
+          <w:p>
+            <w:r>
+              <w:t xml:space="preserve">Error returned; the command stops before any file is processed</w:t>
+            </w:r>
+          </w:p>
+        </w:tc>
+      </w:tr>
+      <w:tr>
+        <w:tc>
+          <w:tcPr>
+            <w:tcW w:w="2700" w:type="dxa"/>
+          </w:tcPr>
+          <w:p>
+            <w:r>
+              <w:t xml:space="preserve">Empty </w:t>
             </w:r>
             <w:r>
               <w:rPr>
@@ -10604,18 +10802,11 @@
                 <w:szCs w:val="18"/>
                 <w:shd w:val="clear" w:color="auto" w:fill="EBEBEB"/>
               </w:rPr>
-              <w:t xml:space="preserve">verbose:true</w:t>
-            </w:r>
-          </w:p>
-        </w:tc>
-      </w:tr>
-      <w:tr>
-        <w:tc>
-          <w:tcPr>
-            <w:tcW w:w="2700" w:type="dxa"/>
-            <w:shd w:val="clear" w:color="auto" w:fill="F5F5F5"/>
-          </w:tcPr>
-          <w:p>
+              <w:t xml:space="preserve">profile:</w:t>
+            </w:r>
+            <w:r>
+              <w:t xml:space="preserve"> value, or more than one </w:t>
+            </w:r>
             <w:r>
               <w:rPr>
                 <w:rFonts w:ascii="Courier New" w:hAnsi="Courier New"/>
@@ -10623,29 +10814,26 @@
                 <w:szCs w:val="18"/>
                 <w:shd w:val="clear" w:color="auto" w:fill="EBEBEB"/>
               </w:rPr>
-              <w:t xml:space="preserve">inspect</w:t>
-            </w:r>
-            <w:r>
-              <w:t xml:space="preserve"> file parse error</w:t>
-            </w:r>
-          </w:p>
-        </w:tc>
-        <w:tc>
-          <w:tcPr>
-            <w:tcW w:w="6300" w:type="dxa"/>
+              <w:t xml:space="preserve">profile:</w:t>
+            </w:r>
+          </w:p>
+        </w:tc>
+        <w:tc>
+          <w:tcPr>
+            <w:tcW w:w="6300" w:type="dxa"/>
+          </w:tcPr>
+          <w:p>
+            <w:r>
+              <w:t xml:space="preserve">Error returned; the command stops before any file is processed</w:t>
+            </w:r>
+          </w:p>
+        </w:tc>
+      </w:tr>
+      <w:tr>
+        <w:tc>
+          <w:tcPr>
+            <w:tcW w:w="2700" w:type="dxa"/>
             <w:shd w:val="clear" w:color="auto" w:fill="F5F5F5"/>
-          </w:tcPr>
-          <w:p>
-            <w:r>
-              <w:t xml:space="preserve">Error printed per file; remaining files continue to be processed</w:t>
-            </w:r>
-          </w:p>
-        </w:tc>
-      </w:tr>
-      <w:tr>
-        <w:tc>
-          <w:tcPr>
-            <w:tcW w:w="2700" w:type="dxa"/>
           </w:tcPr>
           <w:p>
             <w:r>
@@ -10655,18 +10843,22 @@
                 <w:szCs w:val="18"/>
                 <w:shd w:val="clear" w:color="auto" w:fill="EBEBEB"/>
               </w:rPr>
-              <w:t xml:space="preserve">inspect</w:t>
-            </w:r>
-            <w:r>
-              <w:t xml:space="preserve"> tag not found in file</w:t>
-            </w:r>
-          </w:p>
-        </w:tc>
-        <w:tc>
-          <w:tcPr>
-            <w:tcW w:w="6300" w:type="dxa"/>
-          </w:tcPr>
-          <w:p>
+              <w:t xml:space="preserve">maskrows:</w:t>
+            </w:r>
+            <w:r>
+              <w:t xml:space="preserve"> on compressed pixel data</w:t>
+            </w:r>
+          </w:p>
+        </w:tc>
+        <w:tc>
+          <w:tcPr>
+            <w:tcW w:w="6300" w:type="dxa"/>
+            <w:shd w:val="clear" w:color="auto" w:fill="F5F5F5"/>
+          </w:tcPr>
+          <w:p>
+            <w:r>
+              <w:t xml:space="preserve">Frame skipped; warning printed when </w:t>
+            </w:r>
             <w:r>
               <w:rPr>
                 <w:rFonts w:ascii="Courier New" w:hAnsi="Courier New"/>
@@ -10674,19 +10866,15 @@
                 <w:szCs w:val="18"/>
                 <w:shd w:val="clear" w:color="auto" w:fill="EBEBEB"/>
               </w:rPr>
-              <w:t xml:space="preserve">not found</w:t>
-            </w:r>
-            <w:r>
-              <w:t xml:space="preserve"> printed for that tag; remaining tags continue</w:t>
-            </w:r>
-          </w:p>
-        </w:tc>
-      </w:tr>
-      <w:tr>
-        <w:tc>
-          <w:tcPr>
-            <w:tcW w:w="2700" w:type="dxa"/>
-            <w:shd w:val="clear" w:color="auto" w:fill="F5F5F5"/>
+              <w:t xml:space="preserve">verbose:true</w:t>
+            </w:r>
+          </w:p>
+        </w:tc>
+      </w:tr>
+      <w:tr>
+        <w:tc>
+          <w:tcPr>
+            <w:tcW w:w="2700" w:type="dxa"/>
           </w:tcPr>
           <w:p>
             <w:r>
@@ -10696,29 +10884,29 @@
                 <w:szCs w:val="18"/>
                 <w:shd w:val="clear" w:color="auto" w:fill="EBEBEB"/>
               </w:rPr>
-              <w:t xml:space="preserve">install</w:t>
-            </w:r>
-            <w:r>
-              <w:t xml:space="preserve"> config directory does not exist</w:t>
-            </w:r>
-          </w:p>
-        </w:tc>
-        <w:tc>
-          <w:tcPr>
-            <w:tcW w:w="6300" w:type="dxa"/>
+              <w:t xml:space="preserve">inspect</w:t>
+            </w:r>
+            <w:r>
+              <w:t xml:space="preserve"> file parse error</w:t>
+            </w:r>
+          </w:p>
+        </w:tc>
+        <w:tc>
+          <w:tcPr>
+            <w:tcW w:w="6300" w:type="dxa"/>
+          </w:tcPr>
+          <w:p>
+            <w:r>
+              <w:t xml:space="preserve">Error printed per file; remaining files continue to be processed</w:t>
+            </w:r>
+          </w:p>
+        </w:tc>
+      </w:tr>
+      <w:tr>
+        <w:tc>
+          <w:tcPr>
+            <w:tcW w:w="2700" w:type="dxa"/>
             <w:shd w:val="clear" w:color="auto" w:fill="F5F5F5"/>
-          </w:tcPr>
-          <w:p>
-            <w:r>
-              <w:t xml:space="preserve">Directory created automatically before writing files</w:t>
-            </w:r>
-          </w:p>
-        </w:tc>
-      </w:tr>
-      <w:tr>
-        <w:tc>
-          <w:tcPr>
-            <w:tcW w:w="2700" w:type="dxa"/>
           </w:tcPr>
           <w:p>
             <w:r>
@@ -10728,11 +10916,19 @@
                 <w:szCs w:val="18"/>
                 <w:shd w:val="clear" w:color="auto" w:fill="EBEBEB"/>
               </w:rPr>
-              <w:t xml:space="preserve">zip:true</w:t>
-            </w:r>
-            <w:r>
-              <w:t xml:space="preserve"> with </w:t>
-            </w:r>
+              <w:t xml:space="preserve">inspect</w:t>
+            </w:r>
+            <w:r>
+              <w:t xml:space="preserve"> tag not found in file</w:t>
+            </w:r>
+          </w:p>
+        </w:tc>
+        <w:tc>
+          <w:tcPr>
+            <w:tcW w:w="6300" w:type="dxa"/>
+            <w:shd w:val="clear" w:color="auto" w:fill="F5F5F5"/>
+          </w:tcPr>
+          <w:p>
             <w:r>
               <w:rPr>
                 <w:rFonts w:ascii="Courier New" w:hAnsi="Courier New"/>
@@ -10740,26 +10936,18 @@
                 <w:szCs w:val="18"/>
                 <w:shd w:val="clear" w:color="auto" w:fill="EBEBEB"/>
               </w:rPr>
-              <w:t xml:space="preserve">dicomdir:true</w:t>
-            </w:r>
-          </w:p>
-        </w:tc>
-        <w:tc>
-          <w:tcPr>
-            <w:tcW w:w="6300" w:type="dxa"/>
-          </w:tcPr>
-          <w:p>
-            <w:r>
-              <w:t xml:space="preserve">Error returned; the two options cannot be combined</w:t>
-            </w:r>
-          </w:p>
-        </w:tc>
-      </w:tr>
-      <w:tr>
-        <w:tc>
-          <w:tcPr>
-            <w:tcW w:w="2700" w:type="dxa"/>
-            <w:shd w:val="clear" w:color="auto" w:fill="F5F5F5"/>
+              <w:t xml:space="preserve">not found</w:t>
+            </w:r>
+            <w:r>
+              <w:t xml:space="preserve"> printed for that tag; remaining tags continue</w:t>
+            </w:r>
+          </w:p>
+        </w:tc>
+      </w:tr>
+      <w:tr>
+        <w:tc>
+          <w:tcPr>
+            <w:tcW w:w="2700" w:type="dxa"/>
           </w:tcPr>
           <w:p>
             <w:r>
@@ -10769,11 +10957,31 @@
                 <w:szCs w:val="18"/>
                 <w:shd w:val="clear" w:color="auto" w:fill="EBEBEB"/>
               </w:rPr>
-              <w:t xml:space="preserve">zip:true</w:t>
-            </w:r>
-            <w:r>
-              <w:t xml:space="preserve"> output path has no </w:t>
-            </w:r>
+              <w:t xml:space="preserve">install</w:t>
+            </w:r>
+            <w:r>
+              <w:t xml:space="preserve"> config directory does not exist</w:t>
+            </w:r>
+          </w:p>
+        </w:tc>
+        <w:tc>
+          <w:tcPr>
+            <w:tcW w:w="6300" w:type="dxa"/>
+          </w:tcPr>
+          <w:p>
+            <w:r>
+              <w:t xml:space="preserve">Directory created automatically before writing files</w:t>
+            </w:r>
+          </w:p>
+        </w:tc>
+      </w:tr>
+      <w:tr>
+        <w:tc>
+          <w:tcPr>
+            <w:tcW w:w="2700" w:type="dxa"/>
+            <w:shd w:val="clear" w:color="auto" w:fill="F5F5F5"/>
+          </w:tcPr>
+          <w:p>
             <w:r>
               <w:rPr>
                 <w:rFonts w:ascii="Courier New" w:hAnsi="Courier New"/>
@@ -10781,19 +10989,11 @@
                 <w:szCs w:val="18"/>
                 <w:shd w:val="clear" w:color="auto" w:fill="EBEBEB"/>
               </w:rPr>
-              <w:t xml:space="preserve">.zip</w:t>
-            </w:r>
-            <w:r>
-              <w:t xml:space="preserve"> extension</w:t>
-            </w:r>
-          </w:p>
-        </w:tc>
-        <w:tc>
-          <w:tcPr>
-            <w:tcW w:w="6300" w:type="dxa"/>
-            <w:shd w:val="clear" w:color="auto" w:fill="F5F5F5"/>
-          </w:tcPr>
-          <w:p>
+              <w:t xml:space="preserve">zip:true</w:t>
+            </w:r>
+            <w:r>
+              <w:t xml:space="preserve"> with </w:t>
+            </w:r>
             <w:r>
               <w:rPr>
                 <w:rFonts w:ascii="Courier New" w:hAnsi="Courier New"/>
@@ -10801,10 +11001,155 @@
                 <w:szCs w:val="18"/>
                 <w:shd w:val="clear" w:color="auto" w:fill="EBEBEB"/>
               </w:rPr>
+              <w:t xml:space="preserve">dicomdir:true</w:t>
+            </w:r>
+          </w:p>
+        </w:tc>
+        <w:tc>
+          <w:tcPr>
+            <w:tcW w:w="6300" w:type="dxa"/>
+            <w:shd w:val="clear" w:color="auto" w:fill="F5F5F5"/>
+          </w:tcPr>
+          <w:p>
+            <w:r>
+              <w:t xml:space="preserve">Error returned; the two options cannot be combined</w:t>
+            </w:r>
+          </w:p>
+        </w:tc>
+      </w:tr>
+      <w:tr>
+        <w:tc>
+          <w:tcPr>
+            <w:tcW w:w="2700" w:type="dxa"/>
+          </w:tcPr>
+          <w:p>
+            <w:r>
+              <w:rPr>
+                <w:rFonts w:ascii="Courier New" w:hAnsi="Courier New"/>
+                <w:sz w:val="18"/>
+                <w:szCs w:val="18"/>
+                <w:shd w:val="clear" w:color="auto" w:fill="EBEBEB"/>
+              </w:rPr>
+              <w:t xml:space="preserve">zip:true</w:t>
+            </w:r>
+            <w:r>
+              <w:t xml:space="preserve"> output path has no </w:t>
+            </w:r>
+            <w:r>
+              <w:rPr>
+                <w:rFonts w:ascii="Courier New" w:hAnsi="Courier New"/>
+                <w:sz w:val="18"/>
+                <w:szCs w:val="18"/>
+                <w:shd w:val="clear" w:color="auto" w:fill="EBEBEB"/>
+              </w:rPr>
               <w:t xml:space="preserve">.zip</w:t>
             </w:r>
             <w:r>
+              <w:t xml:space="preserve"> extension</w:t>
+            </w:r>
+          </w:p>
+        </w:tc>
+        <w:tc>
+          <w:tcPr>
+            <w:tcW w:w="6300" w:type="dxa"/>
+          </w:tcPr>
+          <w:p>
+            <w:r>
+              <w:rPr>
+                <w:rFonts w:ascii="Courier New" w:hAnsi="Courier New"/>
+                <w:sz w:val="18"/>
+                <w:szCs w:val="18"/>
+                <w:shd w:val="clear" w:color="auto" w:fill="EBEBEB"/>
+              </w:rPr>
+              <w:t xml:space="preserve">.zip</w:t>
+            </w:r>
+            <w:r>
               <w:t xml:space="preserve"> is appended automatically</w:t>
+            </w:r>
+          </w:p>
+        </w:tc>
+      </w:tr>
+      <w:tr>
+        <w:tc>
+          <w:tcPr>
+            <w:tcW w:w="2700" w:type="dxa"/>
+            <w:shd w:val="clear" w:color="auto" w:fill="F5F5F5"/>
+          </w:tcPr>
+          <w:p>
+            <w:r>
+              <w:rPr>
+                <w:rFonts w:ascii="Courier New" w:hAnsi="Courier New"/>
+                <w:sz w:val="18"/>
+                <w:szCs w:val="18"/>
+                <w:shd w:val="clear" w:color="auto" w:fill="EBEBEB"/>
+              </w:rPr>
+              <w:t xml:space="preserve">remapuids:true</w:t>
+            </w:r>
+            <w:r>
+              <w:t xml:space="preserve"> and a file or folder name contains a remapped UID</w:t>
+            </w:r>
+          </w:p>
+        </w:tc>
+        <w:tc>
+          <w:tcPr>
+            <w:tcW w:w="6300" w:type="dxa"/>
+            <w:shd w:val="clear" w:color="auto" w:fill="F5F5F5"/>
+          </w:tcPr>
+          <w:p>
+            <w:r>
+              <w:t xml:space="preserve">The name is rewritten with the new UID in the output directory, ZIP entry, and DICOMDIR</w:t>
+            </w:r>
+          </w:p>
+        </w:tc>
+      </w:tr>
+      <w:tr>
+        <w:tc>
+          <w:tcPr>
+            <w:tcW w:w="2700" w:type="dxa"/>
+          </w:tcPr>
+          <w:p>
+            <w:r>
+              <w:rPr>
+                <w:rFonts w:ascii="Courier New" w:hAnsi="Courier New"/>
+                <w:sz w:val="18"/>
+                <w:szCs w:val="18"/>
+                <w:shd w:val="clear" w:color="auto" w:fill="EBEBEB"/>
+              </w:rPr>
+              <w:t xml:space="preserve">uid:</w:t>
+            </w:r>
+            <w:r>
+              <w:t xml:space="preserve"> supplied, or the profile (or a base or per-modality entry) carries </w:t>
+            </w:r>
+            <w:r>
+              <w:rPr>
+                <w:rFonts w:ascii="Courier New" w:hAnsi="Courier New"/>
+                <w:sz w:val="18"/>
+                <w:szCs w:val="18"/>
+                <w:shd w:val="clear" w:color="auto" w:fill="EBEBEB"/>
+              </w:rPr>
+              <w:t xml:space="preserve">uid</w:t>
+            </w:r>
+          </w:p>
+        </w:tc>
+        <w:tc>
+          <w:tcPr>
+            <w:tcW w:w="6300" w:type="dxa"/>
+          </w:tcPr>
+          <w:p>
+            <w:r>
+              <w:t xml:space="preserve">Error returned before any output is written; use </w:t>
+            </w:r>
+            <w:r>
+              <w:rPr>
+                <w:rFonts w:ascii="Courier New" w:hAnsi="Courier New"/>
+                <w:sz w:val="18"/>
+                <w:szCs w:val="18"/>
+                <w:shd w:val="clear" w:color="auto" w:fill="EBEBEB"/>
+              </w:rPr>
+              <w:t xml:space="preserve">remapuids:true</w:t>
+            </w:r>
+            <w:r>
+              <w:t xml:space="preserve"> instead</w:t>
             </w:r>
           </w:p>
         </w:tc>
@@ -11108,7 +11453,7 @@
     </w:p>
     <w:p>
       <w:r>
-        <w:t xml:space="preserve">Defines two built-in profiles. </w:t>
+        <w:t xml:space="preserve">Defines the built-in profiles, reproduced below from the file shipped with this version, with tag lists shown several to a line. </w:t>
       </w:r>
       <w:r>
         <w:rPr>
@@ -11120,7 +11465,7 @@
         <w:t xml:space="preserve">base-deident</w:t>
       </w:r>
       <w:r>
-        <w:t xml:space="preserve"> is a comprehensive de-identification baseline: it sets patient identity fields to anonymous values, masks the date of birth to year only, removes all private tags, corrects non-standard Value Representations, remaps every study/series/instance UID consistently, and removes over 130 tags commonly associated with identifying information.</w:t>
+        <w:t xml:space="preserve"> is a comprehensive de-identification baseline: it sets patient identity fields to anonymous values, masks the date of birth to year only, removes all private tags, corrects non-standard Value Representations, remaps every study/series/instance UID consistently, and removes 132 tags commonly associated with identifying information.</w:t>
       </w:r>
     </w:p>
     <w:p>
@@ -11200,271 +11545,271 @@
         <w:pStyle w:val="Code"/>
       </w:pPr>
       <w:r>
-        <w:t xml:space="preserve">      "8,80",   "8,81",   "8,90",   "8,92",   "8,94",</w:t>
-      </w:r>
-    </w:p>
-    <w:p>
-      <w:pPr>
-        <w:pStyle w:val="Code"/>
-      </w:pPr>
-      <w:r>
-        <w:t xml:space="preserve">      "8,1010", "8,1032", "8,1040", "8,1048", "8,1050",</w:t>
-      </w:r>
-    </w:p>
-    <w:p>
-      <w:pPr>
-        <w:pStyle w:val="Code"/>
-      </w:pPr>
-      <w:r>
-        <w:t xml:space="preserve">      "8,1060", "8,1070", "8,1080", "8,1100", "8,1110",</w:t>
-      </w:r>
-    </w:p>
-    <w:p>
-      <w:pPr>
-        <w:pStyle w:val="Code"/>
-      </w:pPr>
-      <w:r>
-        <w:t xml:space="preserve">      "10,21",  "10,22",  "10,24",</w:t>
-      </w:r>
-    </w:p>
-    <w:p>
-      <w:pPr>
-        <w:pStyle w:val="Code"/>
-      </w:pPr>
-      <w:r>
-        <w:t xml:space="preserve">      "10,1000","10,1001","10,1002","10,1005","10,1010",</w:t>
-      </w:r>
-    </w:p>
-    <w:p>
-      <w:pPr>
-        <w:pStyle w:val="Code"/>
-      </w:pPr>
-      <w:r>
-        <w:t xml:space="preserve">      "10,1040","10,1050","10,1060","10,1080","10,1090",</w:t>
-      </w:r>
-    </w:p>
-    <w:p>
-      <w:pPr>
-        <w:pStyle w:val="Code"/>
-      </w:pPr>
-      <w:r>
-        <w:t xml:space="preserve">      "10,2000","10,2110","10,2150","10,2152","10,2154",</w:t>
-      </w:r>
-    </w:p>
-    <w:p>
-      <w:pPr>
-        <w:pStyle w:val="Code"/>
-      </w:pPr>
-      <w:r>
-        <w:t xml:space="preserve">      "10,2155","10,2297","10,2298","10,2299",</w:t>
-      </w:r>
-    </w:p>
-    <w:p>
-      <w:pPr>
-        <w:pStyle w:val="Code"/>
-      </w:pPr>
-      <w:r>
-        <w:t xml:space="preserve">      "10,3020","10,4000","10,21B0","10,21F0",</w:t>
-      </w:r>
-    </w:p>
-    <w:p>
-      <w:pPr>
-        <w:pStyle w:val="Code"/>
-      </w:pPr>
-      <w:r>
-        <w:t xml:space="preserve">      "18,1400","18,1401",</w:t>
-      </w:r>
-    </w:p>
-    <w:p>
-      <w:pPr>
-        <w:pStyle w:val="Code"/>
-      </w:pPr>
-      <w:r>
-        <w:t xml:space="preserve">      "20,4000",</w:t>
-      </w:r>
-    </w:p>
-    <w:p>
-      <w:pPr>
-        <w:pStyle w:val="Code"/>
-      </w:pPr>
-      <w:r>
-        <w:t xml:space="preserve">      "28,300",</w:t>
-      </w:r>
-    </w:p>
-    <w:p>
-      <w:pPr>
-        <w:pStyle w:val="Code"/>
-      </w:pPr>
-      <w:r>
-        <w:t xml:space="preserve">      "32,1031","32,1032","32,1033",</w:t>
-      </w:r>
-    </w:p>
-    <w:p>
-      <w:pPr>
-        <w:pStyle w:val="Code"/>
-      </w:pPr>
-      <w:r>
-        <w:t xml:space="preserve">      "38,10",  "38,300", "38,400", "38,500", "38,4000",</w:t>
-      </w:r>
-    </w:p>
-    <w:p>
-      <w:pPr>
-        <w:pStyle w:val="Code"/>
-      </w:pPr>
-      <w:r>
-        <w:t xml:space="preserve">      "40,275", "40,1001","40,1002","40,1004","40,1005",</w:t>
-      </w:r>
-    </w:p>
-    <w:p>
-      <w:pPr>
-        <w:pStyle w:val="Code"/>
-      </w:pPr>
-      <w:r>
-        <w:t xml:space="preserve">      "40,2008","40,2009","40,2010","40,2011","40,2016",</w:t>
-      </w:r>
-    </w:p>
-    <w:p>
-      <w:pPr>
-        <w:pStyle w:val="Code"/>
-      </w:pPr>
-      <w:r>
-        <w:t xml:space="preserve">      "40,2017","40,2400","40,4006","40,4009","40,4010",</w:t>
-      </w:r>
-    </w:p>
-    <w:p>
-      <w:pPr>
-        <w:pStyle w:val="Code"/>
-      </w:pPr>
-      <w:r>
-        <w:t xml:space="preserve">      "40,4020","40,4021","40,A057","40,A060","40,A066",</w:t>
-      </w:r>
-    </w:p>
-    <w:p>
-      <w:pPr>
-        <w:pStyle w:val="Code"/>
-      </w:pPr>
-      <w:r>
-        <w:t xml:space="preserve">      "40,A067","40,A068","40,A070","40,A073","40,A075",</w:t>
-      </w:r>
-    </w:p>
-    <w:p>
-      <w:pPr>
-        <w:pStyle w:val="Code"/>
-      </w:pPr>
-      <w:r>
-        <w:t xml:space="preserve">      "40,A078","40,A123","40,A160","40,A730",</w:t>
-      </w:r>
-    </w:p>
-    <w:p>
-      <w:pPr>
-        <w:pStyle w:val="Code"/>
-      </w:pPr>
-      <w:r>
-        <w:t xml:space="preserve">      "50,10",</w:t>
-      </w:r>
-    </w:p>
-    <w:p>
-      <w:pPr>
-        <w:pStyle w:val="Code"/>
-      </w:pPr>
-      <w:r>
-        <w:t xml:space="preserve">      "70,1",   "70,2",   "70,3",   "70,4",   "70,5",</w:t>
-      </w:r>
-    </w:p>
-    <w:p>
-      <w:pPr>
-        <w:pStyle w:val="Code"/>
-      </w:pPr>
-      <w:r>
-        <w:t xml:space="preserve">      "70,6",   "70,8",   "70,9",   "70,10",  "70,11",</w:t>
-      </w:r>
-    </w:p>
-    <w:p>
-      <w:pPr>
-        <w:pStyle w:val="Code"/>
-      </w:pPr>
-      <w:r>
-        <w:t xml:space="preserve">      "70,12",  "70,13",  "70,14",  "70,80",  "70,81",</w:t>
-      </w:r>
-    </w:p>
-    <w:p>
-      <w:pPr>
-        <w:pStyle w:val="Code"/>
-      </w:pPr>
-      <w:r>
-        <w:t xml:space="preserve">      "70,82",  "70,83",  "70,84",  "70,207", "70,208",</w:t>
-      </w:r>
-    </w:p>
-    <w:p>
-      <w:pPr>
-        <w:pStyle w:val="Code"/>
-      </w:pPr>
-      <w:r>
-        <w:t xml:space="preserve">      "70,209", "70,303",</w:t>
-      </w:r>
-    </w:p>
-    <w:p>
-      <w:pPr>
-        <w:pStyle w:val="Code"/>
-      </w:pPr>
-      <w:r>
-        <w:t xml:space="preserve">      "72,2",   "72,4",   "72,6",   "72,8",   "72,A",</w:t>
-      </w:r>
-    </w:p>
-    <w:p>
-      <w:pPr>
-        <w:pStyle w:val="Code"/>
-      </w:pPr>
-      <w:r>
-        <w:t xml:space="preserve">      "72,C",   "72,E",   "72,10",</w:t>
-      </w:r>
-    </w:p>
-    <w:p>
-      <w:pPr>
-        <w:pStyle w:val="Code"/>
-      </w:pPr>
-      <w:r>
-        <w:t xml:space="preserve">      "400,100","400,105","400,110","400,115","400,120",</w:t>
-      </w:r>
-    </w:p>
-    <w:p>
-      <w:pPr>
-        <w:pStyle w:val="Code"/>
-      </w:pPr>
-      <w:r>
-        <w:t xml:space="preserve">      "400,402","400,403","400,404","400,561","400,562",</w:t>
-      </w:r>
-    </w:p>
-    <w:p>
-      <w:pPr>
-        <w:pStyle w:val="Code"/>
-      </w:pPr>
-      <w:r>
-        <w:t xml:space="preserve">      "400,563","400,564","400,565",</w:t>
-      </w:r>
-    </w:p>
-    <w:p>
-      <w:pPr>
-        <w:pStyle w:val="Code"/>
-      </w:pPr>
-      <w:r>
-        <w:t xml:space="preserve">      "2030,20",</w:t>
-      </w:r>
-    </w:p>
-    <w:p>
-      <w:pPr>
-        <w:pStyle w:val="Code"/>
-      </w:pPr>
-      <w:r>
-        <w:t xml:space="preserve">      "2110,10","2110,20","2110,30",</w:t>
-      </w:r>
-    </w:p>
-    <w:p>
-      <w:pPr>
-        <w:pStyle w:val="Code"/>
-      </w:pPr>
-      <w:r>
-        <w:t xml:space="preserve">      "2200,1", "2200,2"</w:t>
+        <w:t xml:space="preserve">      "0008,0080", "0008,0081", "0008,0090", "0008,0092", "0008,0094",</w:t>
+      </w:r>
+    </w:p>
+    <w:p>
+      <w:pPr>
+        <w:pStyle w:val="Code"/>
+      </w:pPr>
+      <w:r>
+        <w:t xml:space="preserve">      "0008,1010", "0008,1032", "0008,1040", "0008,1048", "0008,1050",</w:t>
+      </w:r>
+    </w:p>
+    <w:p>
+      <w:pPr>
+        <w:pStyle w:val="Code"/>
+      </w:pPr>
+      <w:r>
+        <w:t xml:space="preserve">      "0008,1060", "0008,1070", "0008,1080", "0008,1100", "0008,1110",</w:t>
+      </w:r>
+    </w:p>
+    <w:p>
+      <w:pPr>
+        <w:pStyle w:val="Code"/>
+      </w:pPr>
+      <w:r>
+        <w:t xml:space="preserve">      "0010,0021", "0010,0022", "0010,0024", "0010,1000", "0010,1001",</w:t>
+      </w:r>
+    </w:p>
+    <w:p>
+      <w:pPr>
+        <w:pStyle w:val="Code"/>
+      </w:pPr>
+      <w:r>
+        <w:t xml:space="preserve">      "0010,1002", "0010,1005", "0010,1010", "0010,1040", "0010,1050",</w:t>
+      </w:r>
+    </w:p>
+    <w:p>
+      <w:pPr>
+        <w:pStyle w:val="Code"/>
+      </w:pPr>
+      <w:r>
+        <w:t xml:space="preserve">      "0010,1060", "0010,1080", "0010,1090", "0010,2000", "0010,2110",</w:t>
+      </w:r>
+    </w:p>
+    <w:p>
+      <w:pPr>
+        <w:pStyle w:val="Code"/>
+      </w:pPr>
+      <w:r>
+        <w:t xml:space="preserve">      "0010,2150", "0010,2152", "0010,2154", "0010,2155", "0010,2297",</w:t>
+      </w:r>
+    </w:p>
+    <w:p>
+      <w:pPr>
+        <w:pStyle w:val="Code"/>
+      </w:pPr>
+      <w:r>
+        <w:t xml:space="preserve">      "0010,2298", "0010,2299", "0010,3020", "0010,4000", "0010,21B0",</w:t>
+      </w:r>
+    </w:p>
+    <w:p>
+      <w:pPr>
+        <w:pStyle w:val="Code"/>
+      </w:pPr>
+      <w:r>
+        <w:t xml:space="preserve">      "0010,21F0",</w:t>
+      </w:r>
+    </w:p>
+    <w:p>
+      <w:pPr>
+        <w:pStyle w:val="Code"/>
+      </w:pPr>
+      <w:r>
+        <w:t xml:space="preserve">      "0018,1400", "0018,1401",</w:t>
+      </w:r>
+    </w:p>
+    <w:p>
+      <w:pPr>
+        <w:pStyle w:val="Code"/>
+      </w:pPr>
+      <w:r>
+        <w:t xml:space="preserve">      "0020,4000",</w:t>
+      </w:r>
+    </w:p>
+    <w:p>
+      <w:pPr>
+        <w:pStyle w:val="Code"/>
+      </w:pPr>
+      <w:r>
+        <w:t xml:space="preserve">      "0028,0300",</w:t>
+      </w:r>
+    </w:p>
+    <w:p>
+      <w:pPr>
+        <w:pStyle w:val="Code"/>
+      </w:pPr>
+      <w:r>
+        <w:t xml:space="preserve">      "0032,1031", "0032,1032", "0032,1033",</w:t>
+      </w:r>
+    </w:p>
+    <w:p>
+      <w:pPr>
+        <w:pStyle w:val="Code"/>
+      </w:pPr>
+      <w:r>
+        <w:t xml:space="preserve">      "0038,0010", "0038,0300", "0038,0400", "0038,0500", "0038,4000",</w:t>
+      </w:r>
+    </w:p>
+    <w:p>
+      <w:pPr>
+        <w:pStyle w:val="Code"/>
+      </w:pPr>
+      <w:r>
+        <w:t xml:space="preserve">      "0040,0275", "0040,1001", "0040,1002", "0040,1004", "0040,1005",</w:t>
+      </w:r>
+    </w:p>
+    <w:p>
+      <w:pPr>
+        <w:pStyle w:val="Code"/>
+      </w:pPr>
+      <w:r>
+        <w:t xml:space="preserve">      "0040,2008", "0040,2009", "0040,2010", "0040,2011", "0040,2016",</w:t>
+      </w:r>
+    </w:p>
+    <w:p>
+      <w:pPr>
+        <w:pStyle w:val="Code"/>
+      </w:pPr>
+      <w:r>
+        <w:t xml:space="preserve">      "0040,2017", "0040,2400", "0040,4006", "0040,4009", "0040,4010",</w:t>
+      </w:r>
+    </w:p>
+    <w:p>
+      <w:pPr>
+        <w:pStyle w:val="Code"/>
+      </w:pPr>
+      <w:r>
+        <w:t xml:space="preserve">      "0040,4020", "0040,4021", "0040,A057", "0040,A060", "0040,A066",</w:t>
+      </w:r>
+    </w:p>
+    <w:p>
+      <w:pPr>
+        <w:pStyle w:val="Code"/>
+      </w:pPr>
+      <w:r>
+        <w:t xml:space="preserve">      "0040,A067", "0040,A068", "0040,A070", "0040,A073", "0040,A075",</w:t>
+      </w:r>
+    </w:p>
+    <w:p>
+      <w:pPr>
+        <w:pStyle w:val="Code"/>
+      </w:pPr>
+      <w:r>
+        <w:t xml:space="preserve">      "0040,A078", "0040,A123", "0040,A160", "0040,A730",</w:t>
+      </w:r>
+    </w:p>
+    <w:p>
+      <w:pPr>
+        <w:pStyle w:val="Code"/>
+      </w:pPr>
+      <w:r>
+        <w:t xml:space="preserve">      "0050,0010",</w:t>
+      </w:r>
+    </w:p>
+    <w:p>
+      <w:pPr>
+        <w:pStyle w:val="Code"/>
+      </w:pPr>
+      <w:r>
+        <w:t xml:space="preserve">      "0070,0001", "0070,0002", "0070,0003", "0070,0004", "0070,0005",</w:t>
+      </w:r>
+    </w:p>
+    <w:p>
+      <w:pPr>
+        <w:pStyle w:val="Code"/>
+      </w:pPr>
+      <w:r>
+        <w:t xml:space="preserve">      "0070,0006", "0070,0008", "0070,0009", "0070,0010", "0070,0011",</w:t>
+      </w:r>
+    </w:p>
+    <w:p>
+      <w:pPr>
+        <w:pStyle w:val="Code"/>
+      </w:pPr>
+      <w:r>
+        <w:t xml:space="preserve">      "0070,0012", "0070,0013", "0070,0014", "0070,0080", "0070,0081",</w:t>
+      </w:r>
+    </w:p>
+    <w:p>
+      <w:pPr>
+        <w:pStyle w:val="Code"/>
+      </w:pPr>
+      <w:r>
+        <w:t xml:space="preserve">      "0070,0082", "0070,0083", "0070,0084", "0070,0207", "0070,0208",</w:t>
+      </w:r>
+    </w:p>
+    <w:p>
+      <w:pPr>
+        <w:pStyle w:val="Code"/>
+      </w:pPr>
+      <w:r>
+        <w:t xml:space="preserve">      "0070,0209", "0070,0303",</w:t>
+      </w:r>
+    </w:p>
+    <w:p>
+      <w:pPr>
+        <w:pStyle w:val="Code"/>
+      </w:pPr>
+      <w:r>
+        <w:t xml:space="preserve">      "0072,0002", "0072,0004", "0072,0006", "0072,0008", "0072,000A",</w:t>
+      </w:r>
+    </w:p>
+    <w:p>
+      <w:pPr>
+        <w:pStyle w:val="Code"/>
+      </w:pPr>
+      <w:r>
+        <w:t xml:space="preserve">      "0072,000C", "0072,000E", "0072,0010",</w:t>
+      </w:r>
+    </w:p>
+    <w:p>
+      <w:pPr>
+        <w:pStyle w:val="Code"/>
+      </w:pPr>
+      <w:r>
+        <w:t xml:space="preserve">      "0400,0100", "0400,0105", "0400,0110", "0400,0115", "0400,0120",</w:t>
+      </w:r>
+    </w:p>
+    <w:p>
+      <w:pPr>
+        <w:pStyle w:val="Code"/>
+      </w:pPr>
+      <w:r>
+        <w:t xml:space="preserve">      "0400,0402", "0400,0403", "0400,0404", "0400,0561", "0400,0562",</w:t>
+      </w:r>
+    </w:p>
+    <w:p>
+      <w:pPr>
+        <w:pStyle w:val="Code"/>
+      </w:pPr>
+      <w:r>
+        <w:t xml:space="preserve">      "0400,0563", "0400,0564", "0400,0565",</w:t>
+      </w:r>
+    </w:p>
+    <w:p>
+      <w:pPr>
+        <w:pStyle w:val="Code"/>
+      </w:pPr>
+      <w:r>
+        <w:t xml:space="preserve">      "2030,0020",</w:t>
+      </w:r>
+    </w:p>
+    <w:p>
+      <w:pPr>
+        <w:pStyle w:val="Code"/>
+      </w:pPr>
+      <w:r>
+        <w:t xml:space="preserve">      "2110,0010", "2110,0020", "2110,0030",</w:t>
+      </w:r>
+    </w:p>
+    <w:p>
+      <w:pPr>
+        <w:pStyle w:val="Code"/>
+      </w:pPr>
+      <w:r>
+        <w:t xml:space="preserve">      "2200,0001", "2200,0002"</w:t>
       </w:r>
     </w:p>
     <w:p>
@@ -11480,7 +11825,7 @@
         <w:pStyle w:val="Code"/>
       </w:pPr>
       <w:r>
-        <w:t xml:space="preserve">    "dob":       "YYYY0101",</w:t>
+        <w:t xml:space="preserve">    "dob": "YYYY0101",</w:t>
       </w:r>
     </w:p>
     <w:p>
@@ -11496,7 +11841,7 @@
         <w:pStyle w:val="Code"/>
       </w:pPr>
       <w:r>
-        <w:t xml:space="preserve">    "fixvr":     "correct",</w:t>
+        <w:t xml:space="preserve">    "fixvr": "correct",</w:t>
       </w:r>
     </w:p>
     <w:p>
@@ -11525,208 +11870,6 @@
     </w:p>
     <w:p>
       <w:r>
-        <w:rPr>
-          <w:rFonts w:ascii="Courier New" w:hAnsi="Courier New"/>
-          <w:sz w:val="18"/>
-          <w:szCs w:val="18"/>
-          <w:shd w:val="clear" w:color="auto" w:fill="EBEBEB"/>
-        </w:rPr>
-        <w:t xml:space="preserve">base-deident-keep-order</w:t>
-      </w:r>
-      <w:r>
-        <w:t xml:space="preserve"> derives from </w:t>
-      </w:r>
-      <w:r>
-        <w:rPr>
-          <w:rFonts w:ascii="Courier New" w:hAnsi="Courier New"/>
-          <w:sz w:val="18"/>
-          <w:szCs w:val="18"/>
-          <w:shd w:val="clear" w:color="auto" w:fill="EBEBEB"/>
-        </w:rPr>
-        <w:t xml:space="preserve">base-deident</w:t>
-      </w:r>
-      <w:r>
-        <w:t xml:space="preserve"> and uses </w:t>
-      </w:r>
-      <w:r>
-        <w:rPr>
-          <w:rFonts w:ascii="Courier New" w:hAnsi="Courier New"/>
-          <w:sz w:val="18"/>
-          <w:szCs w:val="18"/>
-          <w:shd w:val="clear" w:color="auto" w:fill="EBEBEB"/>
-        </w:rPr>
-        <w:t xml:space="preserve">keep</w:t>
-      </w:r>
-      <w:r>
-        <w:t xml:space="preserve"> to restore the 29 group </w:t>
-      </w:r>
-      <w:r>
-        <w:rPr>
-          <w:rFonts w:ascii="Courier New" w:hAnsi="Courier New"/>
-          <w:sz w:val="18"/>
-          <w:szCs w:val="18"/>
-          <w:shd w:val="clear" w:color="auto" w:fill="EBEBEB"/>
-        </w:rPr>
-        <w:t xml:space="preserve">0040</w:t>
-      </w:r>
-      <w:r>
-        <w:t xml:space="preserve"> order-entry, requested-procedure, and Structured Report content tags (e.g. </w:t>
-      </w:r>
-      <w:r>
-        <w:rPr>
-          <w:rFonts w:ascii="Courier New" w:hAnsi="Courier New"/>
-          <w:sz w:val="18"/>
-          <w:szCs w:val="18"/>
-          <w:shd w:val="clear" w:color="auto" w:fill="EBEBEB"/>
-        </w:rPr>
-        <w:t xml:space="preserve">RequestedProcedureID</w:t>
-      </w:r>
-      <w:r>
-        <w:t xml:space="preserve">, </w:t>
-      </w:r>
-      <w:r>
-        <w:rPr>
-          <w:rFonts w:ascii="Courier New" w:hAnsi="Courier New"/>
-          <w:sz w:val="18"/>
-          <w:szCs w:val="18"/>
-          <w:shd w:val="clear" w:color="auto" w:fill="EBEBEB"/>
-        </w:rPr>
-        <w:t xml:space="preserve">VerifyingObserverName</w:t>
-      </w:r>
-      <w:r>
-        <w:t xml:space="preserve">, SR </w:t>
-      </w:r>
-      <w:r>
-        <w:rPr>
-          <w:rFonts w:ascii="Courier New" w:hAnsi="Courier New"/>
-          <w:sz w:val="18"/>
-          <w:szCs w:val="18"/>
-          <w:shd w:val="clear" w:color="auto" w:fill="EBEBEB"/>
-        </w:rPr>
-        <w:t xml:space="preserve">PersonName</w:t>
-      </w:r>
-      <w:r>
-        <w:t xml:space="preserve">/</w:t>
-      </w:r>
-      <w:r>
-        <w:rPr>
-          <w:rFonts w:ascii="Courier New" w:hAnsi="Courier New"/>
-          <w:sz w:val="18"/>
-          <w:szCs w:val="18"/>
-          <w:shd w:val="clear" w:color="auto" w:fill="EBEBEB"/>
-        </w:rPr>
-        <w:t xml:space="preserve">TextValue</w:t>
-      </w:r>
-      <w:r>
-        <w:t xml:space="preserve">) that the base profile removes. Use it for workflows where that content is needed and is not itself considered identifying.</w:t>
-      </w:r>
-    </w:p>
-    <w:p>
-      <w:pPr>
-        <w:pStyle w:val="Code"/>
-      </w:pPr>
-      <w:r>
-        <w:t xml:space="preserve">{</w:t>
-      </w:r>
-    </w:p>
-    <w:p>
-      <w:pPr>
-        <w:pStyle w:val="Code"/>
-      </w:pPr>
-      <w:r>
-        <w:t xml:space="preserve">  "base-deident-keep-order": {</w:t>
-      </w:r>
-    </w:p>
-    <w:p>
-      <w:pPr>
-        <w:pStyle w:val="Code"/>
-      </w:pPr>
-      <w:r>
-        <w:t xml:space="preserve">    "base": "base-deident",</w:t>
-      </w:r>
-    </w:p>
-    <w:p>
-      <w:pPr>
-        <w:pStyle w:val="Code"/>
-      </w:pPr>
-      <w:r>
-        <w:t xml:space="preserve">    "keep": [</w:t>
-      </w:r>
-    </w:p>
-    <w:p>
-      <w:pPr>
-        <w:pStyle w:val="Code"/>
-      </w:pPr>
-      <w:r>
-        <w:t xml:space="preserve">      "40,275", "40,1001","40,1002","40,1004","40,1005",</w:t>
-      </w:r>
-    </w:p>
-    <w:p>
-      <w:pPr>
-        <w:pStyle w:val="Code"/>
-      </w:pPr>
-      <w:r>
-        <w:t xml:space="preserve">      "40,2008","40,2009","40,2010","40,2011","40,2016",</w:t>
-      </w:r>
-    </w:p>
-    <w:p>
-      <w:pPr>
-        <w:pStyle w:val="Code"/>
-      </w:pPr>
-      <w:r>
-        <w:t xml:space="preserve">      "40,2017","40,2400","40,4006","40,4009","40,4010",</w:t>
-      </w:r>
-    </w:p>
-    <w:p>
-      <w:pPr>
-        <w:pStyle w:val="Code"/>
-      </w:pPr>
-      <w:r>
-        <w:t xml:space="preserve">      "40,4020","40,4021","40,A057","40,A060","40,A066",</w:t>
-      </w:r>
-    </w:p>
-    <w:p>
-      <w:pPr>
-        <w:pStyle w:val="Code"/>
-      </w:pPr>
-      <w:r>
-        <w:t xml:space="preserve">      "40,A067","40,A068","40,A070","40,A073","40,A075",</w:t>
-      </w:r>
-    </w:p>
-    <w:p>
-      <w:pPr>
-        <w:pStyle w:val="Code"/>
-      </w:pPr>
-      <w:r>
-        <w:t xml:space="preserve">      "40,A078","40,A123","40,A160","40,A730"</w:t>
-      </w:r>
-    </w:p>
-    <w:p>
-      <w:pPr>
-        <w:pStyle w:val="Code"/>
-      </w:pPr>
-      <w:r>
-        <w:t xml:space="preserve">    ]</w:t>
-      </w:r>
-    </w:p>
-    <w:p>
-      <w:pPr>
-        <w:pStyle w:val="Code"/>
-      </w:pPr>
-      <w:r>
-        <w:t xml:space="preserve">  }</w:t>
-      </w:r>
-    </w:p>
-    <w:p>
-      <w:pPr>
-        <w:pStyle w:val="Code"/>
-      </w:pPr>
-      <w:r>
-        <w:t xml:space="preserve">}</w:t>
-      </w:r>
-    </w:p>
-    <w:p>
-      <w:r>
         <w:br w:type="page"/>
       </w:r>
     </w:p>
@@ -11739,26 +11882,26 @@
       </w:r>
     </w:p>
     <w:p>
+      <w:r>
+        <w:t xml:space="preserve">dicomtool is a human–AI collaboration. Credit is given by role, reflecting how the work was actually divided.</w:t>
+      </w:r>
+    </w:p>
+    <w:p>
       <w:pPr>
         <w:pStyle w:val="Heading2"/>
       </w:pPr>
       <w:r>
-        <w:t>Developer</w:t>
-      </w:r>
-    </w:p>
-    <w:p>
-      <w:r>
-        <w:t xml:space="preserve">Jeffrey Leal</w:t>
-      </w:r>
-    </w:p>
-    <w:p>
-      <w:r>
-        <w:t xml:space="preserve">Email: jeffrey.leal@gmail.com</w:t>
-      </w:r>
-    </w:p>
-    <w:p>
-      <w:r>
-        <w:t xml:space="preserve">GitHub: https://github.com/jeffrey-leal</w:t>
+        <w:t>Architecture &amp; Design</w:t>
+      </w:r>
+    </w:p>
+    <w:p>
+      <w:r>
+        <w:t xml:space="preserve">Jeffrey Leal &lt;jeffrey.leal@gmail.com&gt;</w:t>
+      </w:r>
+    </w:p>
+    <w:p>
+      <w:r>
+        <w:t xml:space="preserve">https://github.com/jeffrey-leal</w:t>
       </w:r>
     </w:p>
     <w:p>
@@ -11766,73 +11909,17 @@
         <w:pStyle w:val="Heading2"/>
       </w:pPr>
       <w:r>
-        <w:t>AI Assistance</w:t>
-      </w:r>
-    </w:p>
-    <w:p>
-      <w:r>
-        <w:t xml:space="preserve">This application was designed and developed with the assistance of Claude Sonnet 4.6 by Anthropic, accessed through Claude Code (https://claude.ai/code).</w:t>
-      </w:r>
-    </w:p>
-    <w:p>
-      <w:r>
-        <w:t xml:space="preserve">Contributions made with AI assistance include:</w:t>
-      </w:r>
-    </w:p>
-    <w:p>
-      <w:pPr>
-        <w:pStyle w:val="ListBullet"/>
-      </w:pPr>
-      <w:r>
-        <w:t xml:space="preserve">Application architecture and Go source code</w:t>
-      </w:r>
-    </w:p>
-    <w:p>
-      <w:pPr>
-        <w:pStyle w:val="ListBullet"/>
-      </w:pPr>
-      <w:r>
-        <w:t xml:space="preserve">Cobra CLI framework integration and command structure</w:t>
-      </w:r>
-    </w:p>
-    <w:p>
-      <w:pPr>
-        <w:pStyle w:val="ListBullet"/>
-      </w:pPr>
-      <w:r>
-        <w:t xml:space="preserve">DICOM tag inspection, modification, and VR correction logic</w:t>
-      </w:r>
-    </w:p>
-    <w:p>
-      <w:pPr>
-        <w:pStyle w:val="ListBullet"/>
-      </w:pPr>
-      <w:r>
-        <w:t xml:space="preserve">Profile system design and de-identification workflow</w:t>
-      </w:r>
-    </w:p>
-    <w:p>
-      <w:pPr>
-        <w:pStyle w:val="ListBullet"/>
-      </w:pPr>
-      <w:r>
-        <w:t xml:space="preserve">Tag alias and default configuration file content</w:t>
-      </w:r>
-    </w:p>
-    <w:p>
-      <w:pPr>
-        <w:pStyle w:val="ListBullet"/>
-      </w:pPr>
-      <w:r>
-        <w:t xml:space="preserve">Build scripts and cross-compilation configuration</w:t>
-      </w:r>
-    </w:p>
-    <w:p>
-      <w:pPr>
-        <w:pStyle w:val="ListBullet"/>
-      </w:pPr>
-      <w:r>
-        <w:t xml:space="preserve">User manual, changelog, and project documentation</w:t>
+        <w:t>Implementation</w:t>
+      </w:r>
+    </w:p>
+    <w:p>
+      <w:r>
+        <w:t xml:space="preserve">Claude by Anthropic (https://anthropic.com)</w:t>
+      </w:r>
+    </w:p>
+    <w:p>
+      <w:r>
+        <w:t xml:space="preserve">Application code and documentation</w:t>
       </w:r>
     </w:p>
     <w:p>
